--- a/Livres_finaux/Livre_I_MJ.docx
+++ b/Livres_finaux/Livre_I_MJ.docx
@@ -960,10 +960,10 @@
           <w:b/>
           <w:bCs/>
         </w:rPr>
-        <w:t>Léa apporte ses chantages le matin du 6 juin.</w:t>
-      </w:r>
-      <w:r>
-        <w:t xml:space="preserve"> Comme à chaque réception au Domaine, Léa profite de l’arrivée des invités pour leur remettre — discrètement, en mains propres — leurs propres papiers compromettants en « rappel d’échéance ». C’est ce qui explique : la lettre de chantage de Vienne encore dans le manteau de Théodorette (il comptait la brûler après le dîner) ; le mot trouvé au banc dans la poche de Louis ; et la note de rendez-vous dans la mallette de Gautier (Léa la lui avait passée à l’arrivée).</w:t>
+        <w:t xml:space="preserve">Léa apporte TOUS ses chantages le matin du 6 juin. Ce n’est pas une réception comme les autres : Léa a décidé d’en finir. Elle a réservé sa traversée et part s’installer sur un autre continent — une nouvelle vie, loin de l’Europe et de ses victimes. C’est sa dernière tournée. À l’arrivée de chaque chantagé, elle lui remet en mains propres son propre papier compromettant en « rappel d’échéance » : une mise en demeure finale, pour encaisser une dernière fois avant son départ. C’est ce qui explique la présence sur place, le jour du crime, de tous les papiers des chantagés : la lettre de Vienne encore dans le manteau de Théodorette (il comptait la brûler après le dîner) ; le mot trouvé au banc dans la poche de Louis ; la note de rendez-vous dans la mallette de Gautier ; un mot à Lady Cloé Fischer sur ses dettes de jeu ; un mot à Lady Boulet de Myrtilles sur les lettres avec Tatoine ; un mot à Sir Tatoine sur les mêmes lettres ; un mot à Lord Nicolas sur Plumeau. Tous reçoivent leur enveloppe ce matin. C’est précisément cette tournée d’adieu qui scelle le destin de Léa : Amandinette, comprenant que Léa s’apprête à parler à Théodorette avant de fuir, décide qu’aucune somme ne suffira plus.</w:t>
+      </w:r>
+      <w:r>
+        <w:t xml:space="preserve"/>
       </w:r>
     </w:p>
     <w:p>
@@ -1316,7 +1316,7 @@
                 <w:sz w:val="22"/>
                 <w:szCs w:val="22"/>
               </w:rPr>
-              <w:t>16h50 – 16h58</w:t>
+              <w:t>16h50 – 16h55</w:t>
             </w:r>
           </w:p>
         </w:tc>
@@ -3837,7 +3837,7 @@
                 <w:sz w:val="22"/>
                 <w:szCs w:val="22"/>
               </w:rPr>
-              <w:t>16h50 – 16h58</w:t>
+              <w:t>16h50 – 16h55</w:t>
             </w:r>
           </w:p>
         </w:tc>
@@ -6142,7 +6142,7 @@
                 <w:sz w:val="22"/>
                 <w:szCs w:val="22"/>
               </w:rPr>
-              <w:t>Jardin seul puis lisière avec Tatoine dès 17h25</w:t>
+              <w:t>Lisière de forêt seule puis avec Tatoine dès 17h25</w:t>
             </w:r>
           </w:p>
         </w:tc>
@@ -6681,7 +6681,7 @@
                 <w:sz w:val="22"/>
                 <w:szCs w:val="22"/>
               </w:rPr>
-              <w:t>Banc du jardin SEUL 16h55-17h25</w:t>
+              <w:t>Banc du jardin SEUL 16h55-17h20</w:t>
             </w:r>
           </w:p>
         </w:tc>
@@ -6963,7 +6963,7 @@
         <w:t>Foyer dramatique</w:t>
       </w:r>
       <w:r>
-        <w:t xml:space="preserve"> : Lord Louis-Marc. Il a fumé seul au banc entre 16h55 et 17h25. Il a tenté de brûler un mot — qui lui a échappé. Tatoine l’a vu.</w:t>
+        <w:t xml:space="preserve"> : Lord Louis-Marc. Il a fumé seul au banc entre 16h55 et 17h20. Il a tenté de brûler un mot — qui lui a échappé. Tatoine l’a vu.</w:t>
       </w:r>
     </w:p>
     <w:p>
@@ -8771,7 +8771,7 @@
         <w:t>vrai acte de naissance</w:t>
       </w:r>
       <w:r>
-        <w:t xml:space="preserve"> au nom d’« Amandinette de la Grande Leuleu » (papier jauni, en-tête de mairie villageoise, date 1898) + la </w:t>
+        <w:t xml:space="preserve"> au nom d’« Amandinette de la Grande Leuleu » (papier jauni, en-tête de mairie villageoise, date 1893) + la </w:t>
       </w:r>
       <w:r>
         <w:rPr>
@@ -8946,7 +8946,7 @@
 T.P. — Vienne — 1 ✦ 5  (1 500 livres)             en attente
 C.C. — mardi — 1 ✦ 0  (1 000 livres)              en attente
 B.M. — Tatoine — 2 ✦ 0  (200 livres par trim.)    ✓ régulier
-M.R. — potager — non, garder le silence
+(annotation personnelle, en marge : « M.R. — potager — non, garder le silence »)
 Et tout en bas, soulignée et accompagnée d’une étoile :
 A.G.L. — VRAI NOM — coffret ★</w:t>
       </w:r>
@@ -12177,7 +12177,7 @@
                 <w:sz w:val="22"/>
                 <w:szCs w:val="22"/>
               </w:rPr>
-              <w:t>Cuir, fermée. Contenu : 5000 livres en faux billets + plan du Domaine avec dépendance entourée + note « 6 juin, 17h30, dépendance — apporter la totalité. — L. »</w:t>
+              <w:t>Cuir, fermée. Contenu : 5000 livres en liquide + plan du Domaine avec dépendance entourée + note « 6 juin, 17h30, dépendance — apporter la totalité. — L. »</w:t>
             </w:r>
           </w:p>
         </w:tc>
@@ -12742,6 +12742,82 @@
       </w:r>
       <w:r>
         <w:t xml:space="preserve"> pour couvrir le corps (mannequin, oreillers, ou simple silhouette suggérée).</w:t>
+      </w:r>
+    </w:p>
+    <w:p>
+      <w:pPr>
+        <w:spacing w:before="240" w:after="120"/>
+      </w:pPr>
+      <w:r>
+        <w:rPr>
+          <w:b/>
+          <w:sz w:val="24"/>
+        </w:rPr>
+        <w:t xml:space="preserve">Notes de chantage à préparer (rappels d’échéance distribués par Léa à l’arrivée)</w:t>
+      </w:r>
+    </w:p>
+    <w:p>
+      <w:r>
+        <w:rPr>
+          <w:sz w:val="22"/>
+        </w:rPr>
+        <w:t xml:space="preserve">Léa avait l’intention de quitter le continent après cette soirée. Le matin du 6 juin, elle a remis à chaque chantagé un dernier « rappel d’échéance ». Préparez les sept notes ci-dessous (papier crème, encre noire, écriture cursive) et confiez-les la veille aux comédiens concernés, avec consigne de ne les sortir que sur levier précis.</w:t>
+      </w:r>
+    </w:p>
+    <w:p>
+      <w:r>
+        <w:rPr>
+          <w:sz w:val="22"/>
+        </w:rPr>
+        <w:t xml:space="preserve">• Théodorette (Vienne — 1 500 £) : papier plié, en poche intérieure de son manteau au bar. Trouvable par Chloé.</w:t>
+      </w:r>
+    </w:p>
+    <w:p>
+      <w:r>
+        <w:rPr>
+          <w:sz w:val="22"/>
+        </w:rPr>
+        <w:t xml:space="preserve">• Louis (Gautier — 500 £) : papier carbonisé près du banc, partiellement brûlé. Trouvable par Chloé.</w:t>
+      </w:r>
+    </w:p>
+    <w:p>
+      <w:r>
+        <w:rPr>
+          <w:sz w:val="22"/>
+        </w:rPr>
+        <w:t xml:space="preserve">• Gautier (Louis — 5 000 £) : note dans la mallette du placard. Trouvable par Chloé.</w:t>
+      </w:r>
+    </w:p>
+    <w:p>
+      <w:r>
+        <w:rPr>
+          <w:sz w:val="22"/>
+        </w:rPr>
+        <w:t xml:space="preserve">• Clochette (jeu — 1 000 £) : note froissée dans son réticule (« Ma chère Cloé, mille livres avant ce soir. Dernier délai. — L. »). Elle l’avoue si pressée sur ses dettes.</w:t>
+      </w:r>
+    </w:p>
+    <w:p>
+      <w:r>
+        <w:rPr>
+          <w:sz w:val="22"/>
+        </w:rPr>
+        <w:t xml:space="preserve">• Boulet (Tatoine — 200 £/trim.) : mot caché sous la couverture cuir de son livre de lecture. Elle l’avoue si on évoque Tatoine.</w:t>
+      </w:r>
+    </w:p>
+    <w:p>
+      <w:r>
+        <w:rPr>
+          <w:sz w:val="22"/>
+        </w:rPr>
+        <w:t xml:space="preserve">• Tatoine (Boulet — 200 £/trim.) : mot brûlé dans le cendrier du jardin (Tatoine s’en débarrasse avant la tournée des présentations). Pas de prop physique à laisser.</w:t>
+      </w:r>
+    </w:p>
+    <w:p>
+      <w:r>
+        <w:rPr>
+          <w:sz w:val="22"/>
+        </w:rPr>
+        <w:t xml:space="preserve">• Nicolas (Plumeau — 200 £) : mot déchiré et jeté dans les toilettes. Pas de prop physique. Nicolas l’avoue si on a la preuve Plumeau.</w:t>
       </w:r>
     </w:p>
     <w:p>

--- a/Livres_finaux/Livre_I_MJ.docx
+++ b/Livres_finaux/Livre_I_MJ.docx
@@ -8949,6 +8949,15 @@
 (annotation personnelle, en marge : « M.R. — potager — non, garder le silence »)
 Et tout en bas, soulignée et accompagnée d’une étoile :
 A.G.L. — VRAI NOM — coffret ★</w:t>
+      </w:r>
+    </w:p>
+    <w:p>
+      <w:r>
+        <w:rPr>
+          <w:rFonts w:ascii="Courier New" w:hAnsi="Courier New"/>
+          <w:sz w:val="22"/>
+        </w:rPr>
+        <w:t xml:space="preserve">T.C. — Boulet — 2 ✦ 0  (200 livres par trim.)    ✓ régulier</w:t>
       </w:r>
     </w:p>
     <w:p>

--- a/Livres_finaux/Livre_I_MJ.docx
+++ b/Livres_finaux/Livre_I_MJ.docx
@@ -2837,17 +2837,17 @@
         <w:jc w:val="both"/>
       </w:pPr>
       <w:r>
-        <w:t xml:space="preserve">Le code 1-7-3 se déduit d’une </w:t>
-      </w:r>
-      <w:r>
-        <w:rPr>
-          <w:b/>
-          <w:bCs/>
-        </w:rPr>
-        <w:t>énigme à 3 phases</w:t>
-      </w:r>
-      <w:r>
-        <w:t xml:space="preserve"> que Chloé résout dans la dépendance à l’Acte IV (notes de recherche de Léa + carnet codé de Léa). Sir Tatoine peut, sur question, confirmer que la malle est à Léa — elle y rangeait ses affaires de lecture.</w:t>
+        <w:t xml:space="preserve">Le code 1-7-3 se déduit d’une énigme à 3 phases que Chloé résout dans la dépendance à l’Acte IV (carnet de Léa : grille + journal de bord). Léa changeait le code de son coffret tous les jours selon une méthode personnelle ; le 6 juin, sa phrase du jour « Au grand large » donne A-G-L → 1-7-3. Sir Tatoine peut, sur question, confirmer que la malle est à Léa — elle y rangeait ses affaires de lecture.</w:t>
+      </w:r>
+      <w:r>
+        <w:rPr>
+          <w:b/>
+          <w:bCs/>
+        </w:rPr>
+        <w:t/>
+      </w:r>
+      <w:r>
+        <w:t xml:space="preserve"/>
       </w:r>
     </w:p>
     <w:p>
@@ -8286,23 +8286,6 @@
     </w:p>
     <w:p>
       <w:pPr>
-        <w:spacing w:before="60" w:after="60" w:line="300" w:lineRule="auto"/>
-        <w:ind w:left="360"/>
-        <w:jc w:val="both"/>
-      </w:pPr>
-      <w:r>
-        <w:rPr>
-          <w:b/>
-          <w:bCs/>
-        </w:rPr>
-        <w:t>4. Notes de recherche de Léa</w:t>
-      </w:r>
-      <w:r>
-        <w:t>, papier jauni : « Notes — projet de roman "Les Servantes" — 5 juin. A.G.L. : confirmée. Servante chez les Beauchamp de 1907 à 1910. Au service de Mademoiselle Amandinette de Beauchamp — l’héritière, qui partageait son prénom. Cette dernière morte d’une fièvre en mai 1910. La semaine suivante, une « Mademoiselle Amandinette de Beauchamp » se présente au bal des Parisette avec la carte d’invitation et la robe de la défunte. Théodorette de Parisette l’épouse quatre mois plus tard. Doit en parler à Théodorette dans la semaine. — L. »</w:t>
-      </w:r>
-    </w:p>
-    <w:p>
-      <w:pPr>
         <w:pStyle w:val="Titre3"/>
         <w:spacing w:before="200" w:after="100"/>
       </w:pPr>
@@ -8321,27 +8304,27 @@
         <w:jc w:val="both"/>
       </w:pPr>
       <w:r>
-        <w:t xml:space="preserve">Voir le fichier Énigme pour le détail. Chloé déduit que A.G.L. = Amandinette de la Grande Leuleu via les notes de recherche. Elle utilise le carnet codé (grille A=1, G=7, L=12→3) pour obtenir le code </w:t>
-      </w:r>
-      <w:r>
-        <w:rPr>
-          <w:b/>
-          <w:bCs/>
-        </w:rPr>
-        <w:t>1-7-3</w:t>
-      </w:r>
-      <w:r>
-        <w:t xml:space="preserve">. Ce code n’ouvre rien sur place : il ouvre la </w:t>
-      </w:r>
-      <w:r>
-        <w:rPr>
-          <w:b/>
-          <w:bCs/>
-        </w:rPr>
-        <w:t>boîte cadenassée que Chloé a vue dans la malle de rotin du jardin</w:t>
-      </w:r>
-      <w:r>
-        <w:t xml:space="preserve"> depuis l’Acte I.</w:t>
+        <w:t xml:space="preserve">Voir le fichier Énigme pour le détail. Chloé trouve dans le carnet de Léa : la grille A=1…Z=9, la règle « initiales de la phrase du jour », et un journal avec une entrée par jour. L’entrée du samedi 6 juin : « Au grand large ». Application : A=1, G=7, L=12→3 → code 1-7-3. Ce code n’ouvre rien sur place : il ouvre la boîte cadenassée que Chloé a vue dans la malle de rotin du jardin depuis l’Acte I. La coïncidence des initiales A.G.L. avec la vraie identité d’Amandinette (Grande Leuleu) est l’ironie finale de Léa la romancière — à laisser découvrir.</w:t>
+      </w:r>
+      <w:r>
+        <w:rPr>
+          <w:b/>
+          <w:bCs/>
+        </w:rPr>
+        <w:t/>
+      </w:r>
+      <w:r>
+        <w:t xml:space="preserve"/>
+      </w:r>
+      <w:r>
+        <w:rPr>
+          <w:b/>
+          <w:bCs/>
+        </w:rPr>
+        <w:t/>
+      </w:r>
+      <w:r>
+        <w:t xml:space="preserve"/>
       </w:r>
     </w:p>
     <w:p>
@@ -8670,42 +8653,42 @@
           <w:b/>
           <w:bCs/>
         </w:rPr>
-        <w:t>PHASE 1 — Identifier le vrai nom</w:t>
-      </w:r>
-      <w:r>
-        <w:t xml:space="preserve"> : qui est A.G.L. ? Les notes de recherche de Léa donnent la réponse explicitement (Amandinette de la Grande Leuleu). Aucun saut intuitif aveugle.</w:t>
-      </w:r>
-    </w:p>
-    <w:p>
-      <w:pPr>
-        <w:spacing w:before="60" w:after="60" w:line="300" w:lineRule="auto"/>
-        <w:jc w:val="both"/>
-      </w:pPr>
-      <w:r>
-        <w:rPr>
-          <w:b/>
-          <w:bCs/>
-        </w:rPr>
-        <w:t>PHASE 2 — Trouver la méthode</w:t>
-      </w:r>
-      <w:r>
-        <w:t xml:space="preserve"> : comment la grille fonctionne ? Le carnet de Léa contient la grille A=1…Z=9 et l’instruction explicite que cette méthode sert à ses cadenas.</w:t>
-      </w:r>
-    </w:p>
-    <w:p>
-      <w:pPr>
-        <w:spacing w:before="60" w:after="60" w:line="300" w:lineRule="auto"/>
-        <w:jc w:val="both"/>
-      </w:pPr>
-      <w:r>
-        <w:rPr>
-          <w:b/>
-          <w:bCs/>
-        </w:rPr>
-        <w:t>PHASE 3 — Calculer et composer</w:t>
-      </w:r>
-      <w:r>
-        <w:t xml:space="preserve"> : 1-7-3. Application directe. La boîte cadenassée s’ouvre.</w:t>
+        <w:t xml:space="preserve">PHASE 1 — Comprendre la méthode : Léa change le code chaque jour. Son carnet contient sa grille de codage A=1…Z=9 et une règle explicite — « Pour mes coffres, je prends les initiales des trois mots de ma phrase du jour. »</w:t>
+      </w:r>
+      <w:r>
+        <w:t xml:space="preserve"/>
+      </w:r>
+    </w:p>
+    <w:p>
+      <w:pPr>
+        <w:spacing w:before="60" w:after="60" w:line="300" w:lineRule="auto"/>
+        <w:jc w:val="both"/>
+      </w:pPr>
+      <w:r>
+        <w:rPr>
+          <w:b/>
+          <w:bCs/>
+        </w:rPr>
+        <w:t xml:space="preserve">PHASE 2 — Trouver la phrase du jour : le journal de Léa, dans le même carnet, contient une entrée par jour de la semaine écoulée. Chloé identifie l’entrée du samedi 6 juin : « Au grand large ».</w:t>
+      </w:r>
+      <w:r>
+        <w:t xml:space="preserve"/>
+      </w:r>
+    </w:p>
+    <w:p>
+      <w:pPr>
+        <w:spacing w:before="60" w:after="60" w:line="300" w:lineRule="auto"/>
+        <w:jc w:val="both"/>
+      </w:pPr>
+      <w:r>
+        <w:rPr>
+          <w:b/>
+          <w:bCs/>
+        </w:rPr>
+        <w:t xml:space="preserve">PHASE 3 — Calculer et composer : initiales A-G-L via la grille → 1-7-3. La boîte cadenassée s’ouvre.</w:t>
+      </w:r>
+      <w:r>
+        <w:t xml:space="preserve"/>
       </w:r>
     </w:p>
     <w:p>
@@ -8811,16 +8794,16 @@
           <w:bCs/>
           <w:color w:val="795548"/>
         </w:rPr>
-        <w:t>PHASE 1 — Les notes de recherche de Léa</w:t>
-      </w:r>
-    </w:p>
-    <w:p>
-      <w:pPr>
-        <w:spacing w:before="60" w:after="60" w:line="300" w:lineRule="auto"/>
-        <w:jc w:val="both"/>
-      </w:pPr>
-      <w:r>
-        <w:t>Ces notes manuscrites, trouvées dans l’atelier de Léa, donnent l’identification de A.G.L. à elles seules. Aucun saut intuitif.</w:t>
+        <w:t>PHASE 1 — La grille du carnet et la règle quotidienne</w:t>
+      </w:r>
+    </w:p>
+    <w:p>
+      <w:pPr>
+        <w:spacing w:before="60" w:after="60" w:line="300" w:lineRule="auto"/>
+        <w:jc w:val="both"/>
+      </w:pPr>
+      <w:r>
+        <w:t>Léa, romancière intelligente et maître-chanteuse paranoïaque, change le code de son coffret tous les jours. Sa méthode est consignée à la première page de son carnet, trouvé dans l’atelier.</w:t>
       </w:r>
     </w:p>
     <w:p>
@@ -8848,10 +8831,10 @@
           <w:b/>
           <w:bCs/>
         </w:rPr>
-        <w:t>Mécanique de la phase 1</w:t>
-      </w:r>
-      <w:r>
-        <w:t xml:space="preserve"> : Chloé lit les notes. Elles donnent le nom du village (« la Grande Leuleu »), l’initiale (A.G.L.), le statut social (servante chez les Beauchamp), la mort de sa maîtresse, le vol de la carte d’invitation au bal des Parisette. Le fragment du barbecue trouvé en Acte I (« ...la Grande Leu... ») confirme. A.G.L. + duchesse + village = Amandinette de la Grande Leuleu. Explicite, pas intuitif.</w:t>
+        <w:t xml:space="preserve">Mécanique de la phase 1 : Chloé ouvre le carnet à la première page. Elle y trouve la grille A=1…Z=9 (avec réduction des lettres au-delà de neuf : 12 → 1+2 = 3) et l’instruction de Léa elle-même : « Pour mes coffres et mes serrures, je prends les initiales des trois mots de ma phrase du jour, dans mon journal de bord. Je convertis chaque lettre en un chiffre. C’est ma méthode personnelle. — L. » Cette règle est explicite : pas de devinette.</w:t>
+      </w:r>
+      <w:r>
+        <w:t xml:space="preserve"/>
       </w:r>
     </w:p>
     <w:p>
@@ -8865,32 +8848,32 @@
           <w:bCs/>
           <w:color w:val="795548"/>
         </w:rPr>
-        <w:t>PHASE 2 — Le carnet codé de Léa</w:t>
-      </w:r>
-    </w:p>
-    <w:p>
-      <w:pPr>
-        <w:spacing w:before="60" w:after="60" w:line="300" w:lineRule="auto"/>
-        <w:jc w:val="both"/>
-      </w:pPr>
-      <w:r>
-        <w:t>Le carnet, trouvé dans l’atelier, contient deux pages essentielles à reproduire avec soin.</w:t>
-      </w:r>
-    </w:p>
-    <w:p>
-      <w:pPr>
-        <w:spacing w:before="60" w:after="60" w:line="300" w:lineRule="auto"/>
-        <w:jc w:val="both"/>
-      </w:pPr>
-      <w:r>
-        <w:rPr>
-          <w:b/>
-          <w:bCs/>
-        </w:rPr>
-        <w:t>PREMIÈRE PAGE — la grille</w:t>
-      </w:r>
-      <w:r>
-        <w:t xml:space="preserve"> (à reproduire à la plume noire) :</w:t>
+        <w:t>PHASE 2 — Le journal de bord de Léa</w:t>
+      </w:r>
+    </w:p>
+    <w:p>
+      <w:pPr>
+        <w:spacing w:before="60" w:after="60" w:line="300" w:lineRule="auto"/>
+        <w:jc w:val="both"/>
+      </w:pPr>
+      <w:r>
+        <w:t>Quelques pages plus loin dans le même carnet, le « journal de bord » de Léa. Une entrée par jour de la semaine écoulée, en tête de chaque entrée : sa fameuse phrase de trois mots. Chloé cherche l’entrée du jour : samedi 6 juin.</w:t>
+      </w:r>
+    </w:p>
+    <w:p>
+      <w:pPr>
+        <w:spacing w:before="60" w:after="60" w:line="300" w:lineRule="auto"/>
+        <w:jc w:val="both"/>
+      </w:pPr>
+      <w:r>
+        <w:rPr>
+          <w:b/>
+          <w:bCs/>
+        </w:rPr>
+        <w:t xml:space="preserve">PAGE 1 du carnet — la grille (déjà vue en Phase 1, à reproduire à la plume noire) :</w:t>
+      </w:r>
+      <w:r>
+        <w:t xml:space="preserve"/>
       </w:r>
     </w:p>
     <w:p>
@@ -8911,20 +8894,143 @@
 O=15 → 6   P=16 → 7   Q=17 → 8   R=18 → 9   S=19 → 1
 T=20 → 2   U=21 → 3   V=22 → 4   W=23 → 5   X=24 → 6
 Y=25 → 7   Z=26 → 8
-« Pour mes cadenas et mes coffres, j’utilise les initiales du nom et je convertis chaque lettre en un seul chiffre (de 1 à 9). Si la lettre vaut plus de neuf, j’additionne (12 → 1+2 = 3). C’est ma méthode. — L. »</w:t>
-      </w:r>
-    </w:p>
-    <w:p>
-      <w:pPr>
-        <w:spacing w:before="60" w:after="60" w:line="300" w:lineRule="auto"/>
-        <w:jc w:val="both"/>
-      </w:pPr>
-      <w:r>
-        <w:rPr>
-          <w:b/>
-          <w:bCs/>
-        </w:rPr>
-        <w:t>DERNIÈRE PAGE — l’entrée signalée :</w:t>
+« Pour mes coffres et mes serrures, je prends les initiales des trois mots de ma phrase du jour (mon journal de bord, pages suivantes). Je convertis chaque lettre en un chiffre (de 1 à 9). Si la lettre vaut plus de neuf, j’additionne (12 → 1+2 = 3). Le code change ainsi tous les jours. — L. »</w:t>
+      </w:r>
+    </w:p>
+    <w:p>
+      <w:pPr>
+        <w:spacing w:before="60" w:after="60" w:line="300" w:lineRule="auto"/>
+        <w:jc w:val="both"/>
+      </w:pPr>
+      <w:r>
+        <w:rPr>
+          <w:b/>
+          <w:bCs/>
+        </w:rPr>
+        <w:t>PAGES SUIVANTES — Journal de bord (à reproduire) :</w:t>
+      </w:r>
+    </w:p>
+    <w:p>
+      <w:pPr>
+        <w:spacing w:before="120" w:after="80"/>
+        <w:jc w:val="center"/>
+      </w:pPr>
+      <w:r>
+        <w:rPr>
+          <w:b/>
+          <w:sz w:val="22"/>
+        </w:rPr>
+        <w:t xml:space="preserve">JOURNAL DE BORD — Mes phrases du jour</w:t>
+      </w:r>
+    </w:p>
+    <w:p>
+      <w:pPr>
+        <w:spacing w:after="120"/>
+        <w:jc w:val="center"/>
+      </w:pPr>
+      <w:r>
+        <w:rPr>
+          <w:i/>
+          <w:sz w:val="22"/>
+        </w:rPr>
+        <w:t xml:space="preserve">(la première lettre des trois mots, via ma grille, donne le code du jour)</w:t>
+      </w:r>
+    </w:p>
+    <w:p>
+      <w:r>
+        <w:rPr>
+          <w:rFonts w:ascii="Courier New" w:hAnsi="Courier New"/>
+          <w:sz w:val="22"/>
+        </w:rPr>
+        <w:t xml:space="preserve">Mardi 2 juin       —   « Bateau parle anglais »      (B-P-A)</w:t>
+      </w:r>
+    </w:p>
+    <w:p>
+      <w:r>
+        <w:rPr>
+          <w:rFonts w:ascii="Courier New" w:hAnsi="Courier New"/>
+          <w:sz w:val="22"/>
+        </w:rPr>
+        <w:t xml:space="preserve">Mercredi 3 juin    —   « Vendre mes meubles »        (V-M-M)</w:t>
+      </w:r>
+    </w:p>
+    <w:p>
+      <w:r>
+        <w:rPr>
+          <w:rFonts w:ascii="Courier New" w:hAnsi="Courier New"/>
+          <w:sz w:val="22"/>
+        </w:rPr>
+        <w:t xml:space="preserve">Jeudi 4 juin       —   « Quatre jours avant »        (Q-J-A)</w:t>
+      </w:r>
+    </w:p>
+    <w:p>
+      <w:r>
+        <w:rPr>
+          <w:rFonts w:ascii="Courier New" w:hAnsi="Courier New"/>
+          <w:sz w:val="22"/>
+        </w:rPr>
+        <w:t xml:space="preserve">Vendredi 5 juin    —   « Une lettre cachée »         (U-L-C)</w:t>
+      </w:r>
+    </w:p>
+    <w:p>
+      <w:r>
+        <w:rPr>
+          <w:rFonts w:ascii="Courier New" w:hAnsi="Courier New"/>
+          <w:b/>
+          <w:sz w:val="24"/>
+        </w:rPr>
+        <w:t xml:space="preserve">SAMEDI 6 JUIN      —   « Au grand large »            (A-G-L)   ★ AUJOURD’HUI ★</w:t>
+      </w:r>
+    </w:p>
+    <w:p>
+      <w:pPr>
+        <w:spacing w:before="120"/>
+      </w:pPr>
+      <w:r>
+        <w:rPr>
+          <w:i/>
+          <w:sz w:val="22"/>
+        </w:rPr>
+        <w:t xml:space="preserve">(Les comptes de chantage de Léa — L.R. Gautier, G.L. Louis-Marc, N.P. Plumeau, T.P. Vienne, C.C. mardi, B.M. Tatoine, T.C. Boulet — sont sur un autre cahier, dans le tiroir de son bureau. Ils ne servent pas à l’énigme.)</w:t>
+      </w:r>
+    </w:p>
+    <w:p>
+      <w:pPr>
+        <w:spacing w:before="60" w:after="60" w:line="300" w:lineRule="auto"/>
+        <w:jc w:val="both"/>
+      </w:pPr>
+      <w:r>
+        <w:rPr>
+          <w:b/>
+          <w:bCs/>
+        </w:rPr>
+        <w:t xml:space="preserve">Mécanique de la phase 2 : Chloé voit le journal et identifie l’entrée du jour (samedi 6 juin, soulignée ou marquée comme « aujourd’hui »). La phrase : « Au grand large ». Les trois initiales A-G-L sont à convertir via la grille.</w:t>
+      </w:r>
+      <w:r>
+        <w:t xml:space="preserve"/>
+      </w:r>
+    </w:p>
+    <w:p>
+      <w:pPr>
+        <w:pStyle w:val="Titre3"/>
+        <w:spacing w:before="200" w:after="100"/>
+      </w:pPr>
+      <w:r>
+        <w:rPr>
+          <w:b/>
+          <w:bCs/>
+          <w:color w:val="795548"/>
+        </w:rPr>
+        <w:t>PHASE 3 — Le calcul et le code</w:t>
+      </w:r>
+    </w:p>
+    <w:p>
+      <w:pPr>
+        <w:spacing w:before="60" w:after="60" w:line="300" w:lineRule="auto"/>
+        <w:jc w:val="both"/>
+      </w:pPr>
+      <w:r>
+        <w:t>Chloé garde le carnet ouvert à la grille et au journal, et se dirige vers la malle du jardin avec la boîte cadenassée. Elle dit à voix haute :</w:t>
       </w:r>
     </w:p>
     <w:p>
@@ -8939,41 +9045,16 @@
           <w:iCs/>
           <w:color w:val="6D4C41"/>
         </w:rPr>
-        <w:t>Mon carnet des affaires — état des comptes :
-L.R. — Gautier — 5 ✦ 1 ✦ 7  (500 livres)        ✓ payé
-G.L. — Louis-Marc — 5 ✦ 0 (5 000 livres)         en attente — rendez-vous 17h30
-N.P. — Plumeau — 2 ✦ 7  (200 livres)              ✓ payé
-T.P. — Vienne — 1 ✦ 5  (1 500 livres)             en attente
-C.C. — mardi — 1 ✦ 0  (1 000 livres)              en attente
-B.M. — Tatoine — 2 ✦ 0  (200 livres par trim.)    ✓ régulier
-(annotation personnelle, en marge : « M.R. — potager — non, garder le silence »)
-Et tout en bas, soulignée et accompagnée d’une étoile :
-A.G.L. — VRAI NOM — coffret ★</w:t>
-      </w:r>
-    </w:p>
-    <w:p>
-      <w:r>
-        <w:rPr>
-          <w:rFonts w:ascii="Courier New" w:hAnsi="Courier New"/>
-          <w:sz w:val="22"/>
-        </w:rPr>
-        <w:t xml:space="preserve">T.C. — Boulet — 2 ✦ 0  (200 livres par trim.)    ✓ régulier</w:t>
-      </w:r>
-    </w:p>
-    <w:p>
-      <w:pPr>
-        <w:spacing w:before="60" w:after="60" w:line="300" w:lineRule="auto"/>
-        <w:jc w:val="both"/>
-      </w:pPr>
-      <w:r>
-        <w:rPr>
-          <w:b/>
-          <w:bCs/>
-        </w:rPr>
-        <w:t>Mécanique de la phase 2</w:t>
-      </w:r>
-      <w:r>
-        <w:t xml:space="preserve"> : Chloé voit la grille. Elle voit que Léa codait toutes ses entrées de chantage en chiffres. Elle voit la dernière entrée où A.G.L. est explicitement marquée « coffret ★ » (étoile = la fameuse, la principale). Lien direct : pour ouvrir le coffret, convertir A.G.L. via la grille.</w:t>
+        <w:t>« "Au grand large" — initiales A, G, L. La grille me donne : A vaut un. G vaut sept. L vaut douze, qui se réduit à trois. Code : 1-7-3. »</w:t>
+      </w:r>
+    </w:p>
+    <w:p>
+      <w:pPr>
+        <w:spacing w:before="60" w:after="60" w:line="300" w:lineRule="auto"/>
+        <w:jc w:val="both"/>
+      </w:pPr>
+      <w:r>
+        <w:t>Elle compose. Click. La boîte s’ouvre. Elle brandit le vrai acte de naissance et la lettre de Léa.</w:t>
       </w:r>
     </w:p>
     <w:p>
@@ -8987,123 +9068,99 @@
           <w:bCs/>
           <w:color w:val="795548"/>
         </w:rPr>
-        <w:t>PHASE 3 — Le calcul et le code</w:t>
-      </w:r>
-    </w:p>
-    <w:p>
-      <w:pPr>
-        <w:spacing w:before="60" w:after="60" w:line="300" w:lineRule="auto"/>
-        <w:jc w:val="both"/>
-      </w:pPr>
-      <w:r>
-        <w:t>Chloé pose les notes de recherche, le carnet ouvert à la grille, et se dirige vers la malle du jardin avec la boîte cadenassée. Elle dit à voix haute :</w:t>
-      </w:r>
-    </w:p>
-    <w:p>
-      <w:pPr>
-        <w:spacing w:before="120" w:after="120" w:line="300" w:lineRule="auto"/>
-        <w:ind w:left="360" w:right="360"/>
-        <w:jc w:val="both"/>
-      </w:pPr>
+        <w:t>Aide graduée si Chloé bloque (à utiliser parcimonieusement)</w:t>
+      </w:r>
+    </w:p>
+    <w:p>
+      <w:pPr>
+        <w:spacing w:before="60" w:after="60" w:line="300" w:lineRule="auto"/>
+        <w:jc w:val="both"/>
+      </w:pPr>
+      <w:r>
+        <w:rPr>
+          <w:b/>
+          <w:bCs/>
+        </w:rPr>
+        <w:t xml:space="preserve">Niveau 1 — Phase 1 : « La première page du carnet est sa méthode. Lis la note encadrée à la plume. »</w:t>
+      </w:r>
+      <w:r>
+        <w:t xml:space="preserve"/>
+      </w:r>
       <w:r>
         <w:rPr>
           <w:i/>
           <w:iCs/>
-          <w:color w:val="6D4C41"/>
-        </w:rPr>
-        <w:t>« A.G.L. = Amandinette de la Grande Leuleu. La grille me donne : A vaut un. G vaut sept. L vaut douze, qui se réduit à trois. Code : 1-7-3. »</w:t>
-      </w:r>
-    </w:p>
-    <w:p>
-      <w:pPr>
-        <w:spacing w:before="60" w:after="60" w:line="300" w:lineRule="auto"/>
-        <w:jc w:val="both"/>
-      </w:pPr>
-      <w:r>
-        <w:t>Elle compose. Click. La boîte s’ouvre. Elle brandit le vrai acte de naissance et la lettre de Léa.</w:t>
-      </w:r>
-    </w:p>
-    <w:p>
-      <w:pPr>
-        <w:pStyle w:val="Titre3"/>
-        <w:spacing w:before="200" w:after="100"/>
-      </w:pPr>
-      <w:r>
-        <w:rPr>
-          <w:b/>
-          <w:bCs/>
-          <w:color w:val="795548"/>
-        </w:rPr>
-        <w:t>Aide graduée si Chloé bloque (à utiliser parcimonieusement)</w:t>
-      </w:r>
-    </w:p>
-    <w:p>
-      <w:pPr>
-        <w:spacing w:before="60" w:after="60" w:line="300" w:lineRule="auto"/>
-        <w:jc w:val="both"/>
-      </w:pPr>
-      <w:r>
-        <w:rPr>
-          <w:b/>
-          <w:bCs/>
-        </w:rPr>
-        <w:t>Niveau 1 — Phase 1</w:t>
-      </w:r>
-      <w:r>
-        <w:t xml:space="preserve"> : </w:t>
+        </w:rPr>
+        <w:t/>
+      </w:r>
+    </w:p>
+    <w:p>
+      <w:pPr>
+        <w:spacing w:before="60" w:after="60" w:line="300" w:lineRule="auto"/>
+        <w:jc w:val="both"/>
+      </w:pPr>
+      <w:r>
+        <w:rPr>
+          <w:b/>
+          <w:bCs/>
+        </w:rPr>
+        <w:t xml:space="preserve">Niveau 2 — Phase 2 : « Le journal du carnet a une entrée par jour. Cherche samedi 6 juin. »</w:t>
+      </w:r>
+      <w:r>
+        <w:t xml:space="preserve"/>
       </w:r>
       <w:r>
         <w:rPr>
           <w:i/>
           <w:iCs/>
         </w:rPr>
-        <w:t>« Les notes que Léa préparait pour son roman te disent qui est A.G.L. — relis-les. »</w:t>
-      </w:r>
-    </w:p>
-    <w:p>
-      <w:pPr>
-        <w:spacing w:before="60" w:after="60" w:line="300" w:lineRule="auto"/>
-        <w:jc w:val="both"/>
-      </w:pPr>
-      <w:r>
-        <w:rPr>
-          <w:b/>
-          <w:bCs/>
-        </w:rPr>
-        <w:t>Niveau 2 — Phase 2</w:t>
-      </w:r>
-      <w:r>
-        <w:t xml:space="preserve"> : </w:t>
+        <w:t/>
+      </w:r>
+    </w:p>
+    <w:p>
+      <w:pPr>
+        <w:spacing w:before="60" w:after="60" w:line="300" w:lineRule="auto"/>
+        <w:jc w:val="both"/>
+      </w:pPr>
+      <w:r>
+        <w:rPr>
+          <w:b/>
+          <w:bCs/>
+        </w:rPr>
+        <w:t xml:space="preserve">Niveau 3 — Phase 3 : « Au grand large : A vaut un, G vaut sept, L vaut trois. Le code est sous tes yeux. »</w:t>
+      </w:r>
+      <w:r>
+        <w:t xml:space="preserve"/>
       </w:r>
       <w:r>
         <w:rPr>
           <w:i/>
           <w:iCs/>
         </w:rPr>
-        <w:t>« Léa codait tout. Son carnet est ouvert, regarde la dernière entrée — celle avec l’étoile. »</w:t>
-      </w:r>
-    </w:p>
-    <w:p>
-      <w:pPr>
-        <w:spacing w:before="60" w:after="60" w:line="300" w:lineRule="auto"/>
-        <w:jc w:val="both"/>
-      </w:pPr>
-      <w:r>
-        <w:rPr>
-          <w:b/>
-          <w:bCs/>
-        </w:rPr>
-        <w:t>Niveau 3 — Phase 3</w:t>
-      </w:r>
-      <w:r>
-        <w:t xml:space="preserve"> : </w:t>
-      </w:r>
-      <w:r>
-        <w:rPr>
-          <w:i/>
-          <w:iCs/>
-        </w:rPr>
-        <w:t>« A vaut un, G vaut sept, L vaut trois. Le code est sous tes yeux. »</w:t>
+        <w:t/>
+      </w:r>
+    </w:p>
+    <w:p>
+      <w:pPr>
+        <w:spacing w:before="240" w:after="120"/>
+        <w:pBdr>
+          <w:top w:val="single" w:sz="4" w:color="auto"/>
+        </w:pBdr>
+      </w:pPr>
+      <w:r>
+        <w:rPr>
+          <w:b/>
+          <w:sz w:val="24"/>
+        </w:rPr>
+        <w:t xml:space="preserve">Note MJ — la coïncidence A.G.L. (à laisser découvrir à Chloé)</w:t>
+      </w:r>
+    </w:p>
+    <w:p>
+      <w:r>
+        <w:rPr>
+          <w:sz w:val="22"/>
+        </w:rPr>
+        <w:t xml:space="preserve">Le code 1-7-3 du jour épelle les initiales A.G.L. — qui sont aussi celles de l’identité réelle d’Amandinette (Amandinette de la Grande Leuleu) que Léa s’apprêtait à révéler. Ce n’est pas un hasard : Léa la romancière, en choisissant sa phrase du matin « Au grand large », a signé son adieu et son ultime ironie. La phrase évoque sa fuite vers l’Atlantique, mais ses initiales convergent vers celle qu’elle va dénoncer ce week-end. Coïncidence symbolique, à laisser découvrir à Chloé après ouverture du coffret. Aucune obligation : si elle ne le voit pas, c’est très bien aussi.</w:t>
       </w:r>
     </w:p>
     <w:p>
@@ -11235,7 +11292,7 @@
         <w:jc w:val="both"/>
       </w:pPr>
       <w:r>
-        <w:t>« Les paquets de lettres que tu trouves dans l’atelier de Léa… tu remarques ce qui manque ? »</w:t>
+        <w:t>« Le carnet de Léa, première page : sa méthode est écrite. »</w:t>
       </w:r>
     </w:p>
     <w:p>
@@ -11245,7 +11302,7 @@
         <w:jc w:val="both"/>
       </w:pPr>
       <w:r>
-        <w:t>« Le carnet est ouvert à la grille. La dernière entrée porte une étoile. »</w:t>
+        <w:t>« Le journal du carnet — entrée du samedi 6 juin : "Au grand large". »</w:t>
       </w:r>
     </w:p>
     <w:p>
@@ -11255,7 +11312,7 @@
         <w:jc w:val="both"/>
       </w:pPr>
       <w:r>
-        <w:t>« A vaut un. G vaut sept. L vaut trois. »</w:t>
+        <w:t>« A vaut un, G vaut sept, L vaut trois. Le code de la malle est 1-7-3. »</w:t>
       </w:r>
     </w:p>
     <w:p>
@@ -11288,46 +11345,46 @@
         <w:jc w:val="both"/>
       </w:pPr>
       <w:r>
-        <w:t xml:space="preserve">Niveau 1 : </w:t>
+        <w:t xml:space="preserve">Niveau 1 : « La première page du carnet : sa méthode est encadrée. »</w:t>
       </w:r>
       <w:r>
         <w:rPr>
           <w:i/>
           <w:iCs/>
         </w:rPr>
-        <w:t>« Les notes de Léa pour son roman te disent qui est A.G.L. »</w:t>
-      </w:r>
-    </w:p>
-    <w:p>
-      <w:pPr>
-        <w:spacing w:before="60" w:after="60" w:line="300" w:lineRule="auto"/>
-        <w:jc w:val="both"/>
-      </w:pPr>
-      <w:r>
-        <w:t xml:space="preserve">Niveau 2 : </w:t>
+        <w:t/>
+      </w:r>
+    </w:p>
+    <w:p>
+      <w:pPr>
+        <w:spacing w:before="60" w:after="60" w:line="300" w:lineRule="auto"/>
+        <w:jc w:val="both"/>
+      </w:pPr>
+      <w:r>
+        <w:t xml:space="preserve">Niveau 2 : « Le journal du carnet — entrée du samedi 6 juin. »</w:t>
       </w:r>
       <w:r>
         <w:rPr>
           <w:i/>
           <w:iCs/>
         </w:rPr>
-        <w:t>« Le carnet — dernière entrée avec l’étoile. »</w:t>
-      </w:r>
-    </w:p>
-    <w:p>
-      <w:pPr>
-        <w:spacing w:before="60" w:after="60" w:line="300" w:lineRule="auto"/>
-        <w:jc w:val="both"/>
-      </w:pPr>
-      <w:r>
-        <w:t xml:space="preserve">Niveau 3 : </w:t>
+        <w:t/>
+      </w:r>
+    </w:p>
+    <w:p>
+      <w:pPr>
+        <w:spacing w:before="60" w:after="60" w:line="300" w:lineRule="auto"/>
+        <w:jc w:val="both"/>
+      </w:pPr>
+      <w:r>
+        <w:t xml:space="preserve">Niveau 3 : « "Au grand large" — A=1, G=7, L=3. Code 1-7-3. »</w:t>
       </w:r>
       <w:r>
         <w:rPr>
           <w:i/>
           <w:iCs/>
         </w:rPr>
-        <w:t>« 1, 7, 3. »</w:t>
+        <w:t/>
       </w:r>
     </w:p>
     <w:p>
@@ -12399,7 +12456,7 @@
                 <w:sz w:val="22"/>
                 <w:szCs w:val="22"/>
               </w:rPr>
-              <w:t>Reproduction : grille A-Z + entrées de chantages + dernière ligne A.G.L. ★.</w:t>
+              <w:t>Reproduction : page 1 — grille A=1…Z=9 + règle « initiales de ma phrase du jour ». Pages suivantes — journal de bord (5 entrées récentes), entrée du samedi 6 juin : « Au grand large » (encadrée comme "aujourd’hui"). Les comptes de chantage sont sur un cahier séparé dans le tiroir (optionnel).</w:t>
             </w:r>
           </w:p>
         </w:tc>

--- a/Livres_finaux/Livre_I_MJ.docx
+++ b/Livres_finaux/Livre_I_MJ.docx
@@ -8857,7 +8857,7 @@
         <w:jc w:val="both"/>
       </w:pPr>
       <w:r>
-        <w:t>Quelques pages plus loin dans le même carnet, le « journal de bord » de Léa. Une entrée par jour de la semaine écoulée, en tête de chaque entrée : sa fameuse phrase de trois mots. Chloé cherche l’entrée du jour : samedi 6 juin.</w:t>
+        <w:t>À partir de la page 2 du carnet, le journal de bord de Léa. Une entrée par jour depuis le 1er juin, chacune introduite par un titre de trois mots (le code du jour), puis un texte poétique où Léa raconte ses préparatifs de fuite — révélation indirecte du mobile. Chloé cherche l’entrée du jour : samedi 6 juin.</w:t>
       </w:r>
     </w:p>
     <w:p>
@@ -8912,20 +8912,20 @@
     </w:p>
     <w:p>
       <w:pPr>
-        <w:spacing w:before="120" w:after="80"/>
+        <w:spacing w:before="240" w:after="120"/>
         <w:jc w:val="center"/>
       </w:pPr>
       <w:r>
         <w:rPr>
           <w:b/>
-          <w:sz w:val="22"/>
-        </w:rPr>
-        <w:t xml:space="preserve">JOURNAL DE BORD — Mes phrases du jour</w:t>
-      </w:r>
-    </w:p>
-    <w:p>
-      <w:pPr>
-        <w:spacing w:after="120"/>
+          <w:sz w:val="28"/>
+        </w:rPr>
+        <w:t xml:space="preserve">JOURNAL DE BORD</w:t>
+      </w:r>
+    </w:p>
+    <w:p>
+      <w:pPr>
+        <w:spacing w:after="240"/>
         <w:jc w:val="center"/>
       </w:pPr>
       <w:r>
@@ -8933,78 +8933,270 @@
           <w:i/>
           <w:sz w:val="22"/>
         </w:rPr>
-        <w:t xml:space="preserve">(la première lettre des trois mots, via ma grille, donne le code du jour)</w:t>
-      </w:r>
-    </w:p>
-    <w:p>
-      <w:r>
-        <w:rPr>
-          <w:rFonts w:ascii="Courier New" w:hAnsi="Courier New"/>
-          <w:sz w:val="22"/>
-        </w:rPr>
-        <w:t xml:space="preserve">Mardi 2 juin       —   « Bateau parle anglais »      (B-P-A)</w:t>
-      </w:r>
-    </w:p>
-    <w:p>
-      <w:r>
-        <w:rPr>
-          <w:rFonts w:ascii="Courier New" w:hAnsi="Courier New"/>
-          <w:sz w:val="22"/>
-        </w:rPr>
-        <w:t xml:space="preserve">Mercredi 3 juin    —   « Vendre mes meubles »        (V-M-M)</w:t>
-      </w:r>
-    </w:p>
-    <w:p>
-      <w:r>
-        <w:rPr>
-          <w:rFonts w:ascii="Courier New" w:hAnsi="Courier New"/>
-          <w:sz w:val="22"/>
-        </w:rPr>
-        <w:t xml:space="preserve">Jeudi 4 juin       —   « Quatre jours avant »        (Q-J-A)</w:t>
-      </w:r>
-    </w:p>
-    <w:p>
-      <w:r>
-        <w:rPr>
-          <w:rFonts w:ascii="Courier New" w:hAnsi="Courier New"/>
-          <w:sz w:val="22"/>
-        </w:rPr>
-        <w:t xml:space="preserve">Vendredi 5 juin    —   « Une lettre cachée »         (U-L-C)</w:t>
-      </w:r>
-    </w:p>
-    <w:p>
-      <w:r>
-        <w:rPr>
-          <w:rFonts w:ascii="Courier New" w:hAnsi="Courier New"/>
-          <w:b/>
-          <w:sz w:val="24"/>
-        </w:rPr>
-        <w:t xml:space="preserve">SAMEDI 6 JUIN      —   « Au grand large »            (A-G-L)   ★ AUJOURD’HUI ★</w:t>
-      </w:r>
-    </w:p>
-    <w:p>
-      <w:pPr>
-        <w:spacing w:before="120"/>
+        <w:t xml:space="preserve">(chaque jour, le titre du poème donne le code : initiales des trois mots, via ma grille)</w:t>
+      </w:r>
+    </w:p>
+    <w:p>
+      <w:pPr>
+        <w:spacing w:before="240" w:after="60"/>
       </w:pPr>
       <w:r>
         <w:rPr>
           <w:i/>
           <w:sz w:val="22"/>
-        </w:rPr>
-        <w:t xml:space="preserve">(Les comptes de chantage de Léa — L.R. Gautier, G.L. Louis-Marc, N.P. Plumeau, T.P. Vienne, C.C. mardi, B.M. Tatoine, T.C. Boulet — sont sur un autre cahier, dans le tiroir de son bureau. Ils ne servent pas à l’énigme.)</w:t>
-      </w:r>
-    </w:p>
-    <w:p>
-      <w:pPr>
-        <w:spacing w:before="60" w:after="60" w:line="300" w:lineRule="auto"/>
-        <w:jc w:val="both"/>
-      </w:pPr>
-      <w:r>
-        <w:rPr>
-          <w:b/>
-          <w:bCs/>
-        </w:rPr>
-        <w:t xml:space="preserve">Mécanique de la phase 2 : Chloé voit le journal et identifie l’entrée du jour (samedi 6 juin, soulignée ou marquée comme « aujourd’hui »). La phrase : « Au grand large ». Les trois initiales A-G-L sont à convertir via la grille.</w:t>
+          <w:color w:val="6D4C41"/>
+        </w:rPr>
+        <w:t xml:space="preserve">Lundi 1er juin</w:t>
+      </w:r>
+    </w:p>
+    <w:p>
+      <w:pPr>
+        <w:spacing w:after="120"/>
+      </w:pPr>
+      <w:r>
+        <w:rPr>
+          <w:b/>
+          <w:sz w:val="26"/>
+        </w:rPr>
+        <w:t xml:space="preserve">« Ma décision prise »   (M-D-P)</w:t>
+      </w:r>
+    </w:p>
+    <w:p>
+      <w:pPr>
+        <w:spacing w:after="120"/>
+        <w:jc w:val="both"/>
+      </w:pPr>
+      <w:r>
+        <w:rPr>
+          <w:sz w:val="22"/>
+        </w:rPr>
+        <w:t xml:space="preserve">J’ai pris ma décision hier soir, au creux d’un orage. Trop de noms portés dans ce carnet, trop de secrets pesés dans cette main qui écrit. Mon âme étouffe sous le poids des fortunes d’autrui — j’en ai gagné assez pour qu’on ne me retrouve plus. Demain je vendrai mes meubles. La semaine prochaine, je prendrai la mer. Je veux des terres où nul ne sait que j’écris. Une autre patrie pour mes plumes, et pour moi un nom plus léger. Sept ans à plumer les puissants à Londres : il est temps que cette comédie cesse, et qu’une autre commence, sans public.</w:t>
+      </w:r>
+    </w:p>
+    <w:p>
+      <w:pPr>
+        <w:spacing w:before="240" w:after="60"/>
+      </w:pPr>
+      <w:r>
+        <w:br w:type="page"/>
+      </w:r>
+      <w:r>
+        <w:rPr>
+          <w:i/>
+          <w:sz w:val="22"/>
+          <w:color w:val="6D4C41"/>
+        </w:rPr>
+        <w:t xml:space="preserve">Mardi 2 juin</w:t>
+      </w:r>
+    </w:p>
+    <w:p>
+      <w:pPr>
+        <w:spacing w:after="120"/>
+      </w:pPr>
+      <w:r>
+        <w:rPr>
+          <w:b/>
+          <w:sz w:val="26"/>
+        </w:rPr>
+        <w:t xml:space="preserve">« Bateau parle anglais »   (B-P-A)</w:t>
+      </w:r>
+    </w:p>
+    <w:p>
+      <w:pPr>
+        <w:spacing w:after="120"/>
+        <w:jc w:val="both"/>
+      </w:pPr>
+      <w:r>
+        <w:rPr>
+          <w:sz w:val="22"/>
+        </w:rPr>
+        <w:t xml:space="preserve">Je me suis présentée chez Thomas Cook ce matin, voilette baissée. Le commis souriait sans comprendre l’enjeu de mon billet. Le Berengaria appareille du Havre vendredi 12 juin, à dix heures. Première classe, cabine B-37. J’ai signé Mademoiselle Léa de Pavy — c’est peut-être la dernière fois que ce nom paraîtra sur un registre français. Sur la traversée, j’apprendrai à le perdre. New York, dit-on, accueille les femmes qui ont des choses à oublier. Je suis exactement cela : une femme qui a trop su, et qui s’en va.</w:t>
+      </w:r>
+    </w:p>
+    <w:p>
+      <w:pPr>
+        <w:spacing w:before="240" w:after="60"/>
+      </w:pPr>
+      <w:r>
+        <w:br w:type="page"/>
+      </w:r>
+      <w:r>
+        <w:rPr>
+          <w:i/>
+          <w:sz w:val="22"/>
+          <w:color w:val="6D4C41"/>
+        </w:rPr>
+        <w:t xml:space="preserve">Mercredi 3 juin</w:t>
+      </w:r>
+    </w:p>
+    <w:p>
+      <w:pPr>
+        <w:spacing w:after="120"/>
+      </w:pPr>
+      <w:r>
+        <w:rPr>
+          <w:b/>
+          <w:sz w:val="26"/>
+        </w:rPr>
+        <w:t xml:space="preserve">« Vendre mes meubles »   (V-M-M)</w:t>
+      </w:r>
+    </w:p>
+    <w:p>
+      <w:pPr>
+        <w:spacing w:after="120"/>
+        <w:jc w:val="both"/>
+      </w:pPr>
+      <w:r>
+        <w:rPr>
+          <w:sz w:val="22"/>
+        </w:rPr>
+        <w:t xml:space="preserve">L’antiquaire est venu cet après-midi. Il a touché du doigt la commode héritée de Maman, sans un mot. Il m’a offert trois cents livres pour le tout — la commode, le secrétaire, les fauteuils, les tapis. J’ai accepté sans marchander. Ce qu’une vie d’avare m’a rapporté, un soir d’antiquaire le défait. Je n’emporterai qu’une malle et mes plumes. Les Servantes, mon roman, partira sous mon bras — c’est la seule chose qui ne se vend pas. À ses pages je dois ma révélation : c’est en cherchant pour ce livre qu’une vérité m’est revenue, qui changera tout dans quelques jours.</w:t>
+      </w:r>
+    </w:p>
+    <w:p>
+      <w:pPr>
+        <w:spacing w:before="240" w:after="60"/>
+      </w:pPr>
+      <w:r>
+        <w:br w:type="page"/>
+      </w:r>
+      <w:r>
+        <w:rPr>
+          <w:i/>
+          <w:sz w:val="22"/>
+          <w:color w:val="6D4C41"/>
+        </w:rPr>
+        <w:t xml:space="preserve">Jeudi 4 juin</w:t>
+      </w:r>
+    </w:p>
+    <w:p>
+      <w:pPr>
+        <w:spacing w:after="120"/>
+      </w:pPr>
+      <w:r>
+        <w:rPr>
+          <w:b/>
+          <w:sz w:val="26"/>
+        </w:rPr>
+        <w:t xml:space="preserve">« Quatre jours avant »   (Q-J-A)</w:t>
+      </w:r>
+    </w:p>
+    <w:p>
+      <w:pPr>
+        <w:spacing w:after="120"/>
+        <w:jc w:val="both"/>
+      </w:pPr>
+      <w:r>
+        <w:rPr>
+          <w:sz w:val="22"/>
+        </w:rPr>
+        <w:t xml:space="preserve">Quatre jours. Je relis pour la dernière fois mes dossiers, et je prépare mes adieux. Sept enveloppes posées sur le secrétaire — sept noms, sept ardoises à solder. Mes derniers rappels d’échéance, pour samedi matin chez les Beuhaies. Quand je serai en mer, ils dormiront mieux. Moi aussi. Ce soir, je dîne seule. Sir Amaury m’a fait porter un panier de framboises de son jardin — comme une dernière offrande dont il ignore le poids. Le Domaine des Beuhaies fut, ces dernières années, ma scène préférée. C’est là que tout finira.</w:t>
+      </w:r>
+    </w:p>
+    <w:p>
+      <w:pPr>
+        <w:spacing w:before="240" w:after="60"/>
+      </w:pPr>
+      <w:r>
+        <w:br w:type="page"/>
+      </w:r>
+      <w:r>
+        <w:rPr>
+          <w:i/>
+          <w:sz w:val="22"/>
+          <w:color w:val="6D4C41"/>
+        </w:rPr>
+        <w:t xml:space="preserve">Vendredi 5 juin</w:t>
+      </w:r>
+    </w:p>
+    <w:p>
+      <w:pPr>
+        <w:spacing w:after="120"/>
+      </w:pPr>
+      <w:r>
+        <w:rPr>
+          <w:b/>
+          <w:sz w:val="26"/>
+        </w:rPr>
+        <w:t xml:space="preserve">« Une lettre cachée »   (U-L-C)</w:t>
+      </w:r>
+    </w:p>
+    <w:p>
+      <w:pPr>
+        <w:spacing w:after="120"/>
+        <w:jc w:val="both"/>
+      </w:pPr>
+      <w:r>
+        <w:rPr>
+          <w:sz w:val="22"/>
+        </w:rPr>
+        <w:t xml:space="preserve">J’ai écrit ce soir une lettre que je ne remettrai pas. Elle attendra. Je l’ai pliée dans le coffret, sous la malle de rotin du jardin, avec un autre papier — plus ancien, plus brûlant. Un acte de naissance que personne ne devrait jamais lire, et qui pourtant porte le nom d’une femme que tout Londres a applaudie sous un faux titre. Demain, à la soirée de Chloé, je laisserai entendre. Une phrase, peut-être. Un regard. Le Duc comprendra avant que je ne parte. Je dois cesser de protéger les imposteurs. Cette femme a volé une vie en mai 1910 — je vais la rendre à celle qui n’est plus.</w:t>
+      </w:r>
+    </w:p>
+    <w:p>
+      <w:pPr>
+        <w:spacing w:before="240" w:after="60"/>
+      </w:pPr>
+      <w:r>
+        <w:br w:type="page"/>
+      </w:r>
+      <w:r>
+        <w:rPr>
+          <w:i/>
+          <w:sz w:val="22"/>
+          <w:color w:val="6D4C41"/>
+        </w:rPr>
+        <w:t xml:space="preserve">SAMEDI 6 JUIN</w:t>
+      </w:r>
+    </w:p>
+    <w:p>
+      <w:pPr>
+        <w:spacing w:after="120"/>
+      </w:pPr>
+      <w:r>
+        <w:rPr>
+          <w:b/>
+          <w:sz w:val="28"/>
+        </w:rPr>
+        <w:t xml:space="preserve">« Au grand large »   (A-G-L)   ★ AUJOURD’HUI ★</w:t>
+      </w:r>
+    </w:p>
+    <w:p>
+      <w:pPr>
+        <w:spacing w:after="120"/>
+        <w:jc w:val="both"/>
+      </w:pPr>
+      <w:r>
+        <w:rPr>
+          <w:sz w:val="22"/>
+        </w:rPr>
+        <w:t xml:space="preserve">Aujourd’hui. Sept rappels distribués ce matin dans le hall — pliés, scellés, glissés en mains propres avec un sourire de cire. Chacun les rangera comme on range une braise. Chloé fête ses trente ans. J’ai mis mes plus beaux gants, ma plus belle robe, comme une révérence d’adieu. Aux Beuhaies, on prendra le thé, on se complimentera, et l’on s’ignorera savamment — la chorégraphie qu’ils connaissent tous par cœur. Je danserai la dernière. Demain matin, six heures, le train du Havre. Je quitterai ce pays sans regret. J’emporte mes Servantes, mes plumes, et une cabine au nom d’une autre. Au grand large.</w:t>
+      </w:r>
+    </w:p>
+    <w:p>
+      <w:pPr>
+        <w:spacing w:before="240"/>
+        <w:jc w:val="center"/>
+      </w:pPr>
+      <w:r>
+        <w:rPr>
+          <w:i/>
+          <w:sz w:val="20"/>
+        </w:rPr>
+        <w:t xml:space="preserve">(Les comptes de chantage sont sur un autre cahier dans le tiroir du bureau. Ils ne servent pas au code.)</w:t>
+      </w:r>
+    </w:p>
+    <w:p>
+      <w:pPr>
+        <w:spacing w:before="60" w:after="60" w:line="300" w:lineRule="auto"/>
+        <w:jc w:val="both"/>
+      </w:pPr>
+      <w:r>
+        <w:rPr>
+          <w:b/>
+          <w:bCs/>
+        </w:rPr>
+        <w:t xml:space="preserve">Mécanique de la phase 2 : Chloé feuillette le journal et tombe sur l’entrée du samedi 6 juin (encadrée « AUJOURD’HUI »). Titre : « Au grand large ». Les trois initiales A-G-L sont à convertir via la grille. En filigrane, les six poèmes lui révèlent la motivation profonde de Léa : sept ans de chantage à Londres, projet de fuite vers l’Amérique, billet sur le Berengaria pour le vendredi suivant, et la décision prise samedi soir de tout révéler à Théodorette avant de partir.</w:t>
       </w:r>
       <w:r>
         <w:t xml:space="preserve"/>

--- a/Livres_finaux/Livre_I_MJ.docx
+++ b/Livres_finaux/Livre_I_MJ.docx
@@ -231,7 +231,7 @@
         <w:jc w:val="both"/>
       </w:pPr>
       <w:r>
-        <w:t>Un meurtre. Treize convives. Une enquêtrice. Une heure pour tout démêler avant le dîner. Le jeu se joue en quatre actes, dans quatre environnements qui s’ouvrent un à un. Le Maître du Jeu — Sir Amaury, mari de Chloé et maître du Domaine — orchestre la soirée.</w:t>
+        <w:t>Très chers lecteurs, le Domaine des Beuhaies vous accueille pour une soirée comme on n’en donne plus guère : un meurtre élégant, treize convives bien nés, une enquêtrice à la plume affûtée, et une heure — pas une de plus — pour démêler les fils avant que la table ne soit dressée. Le jeu se joue en quatre actes, dans quatre lieux qui s’ouvrent un à un sous la baguette du Maître du Jeu — Sir Amaury, mari de Chloé, maître du Domaine, et chef d’orchestre discret de cette comédie tragique.</w:t>
       </w:r>
     </w:p>
     <w:p>
@@ -366,10 +366,10 @@
           <w:b/>
           <w:bCs/>
         </w:rPr>
-        <w:t>Lady Léa de Pavy</w:t>
-      </w:r>
-      <w:r>
-        <w:t xml:space="preserve"> (Léa) — romancière, vivait son atelier d’écriture dans la dépendance du Domaine. Maître-chanteuse discrète : c’est ainsi qu’elle gagnait sa vie.</w:t>
+        <w:t xml:space="preserve">Lady Léa de Pavy (Léa) — romancière à la plume mordante, tenait son atelier d’écriture dans la dépendance du Domaine, et arrondissait ses fins de mois par quelques chantages discrets — l’art du silence se monnayait fort bien chez elle.</w:t>
+      </w:r>
+      <w:r>
+        <w:t xml:space="preserve"/>
       </w:r>
     </w:p>
     <w:p>
@@ -6993,7 +6993,7 @@
         <w:t>1. Le mot perdu de Léa, près du banc</w:t>
       </w:r>
       <w:r>
-        <w:t xml:space="preserve"> : à dissimuler dans l’herbe ou sous un caillou à quelques pas du banc, légèrement carbonisé sur un bord. Texte : « Mon cher Louis, je sais pour Gautier. Cinq cents livres pour mon silence. — L. » → mène à Louis (chantage liaison Gautier).</w:t>
+        <w:t xml:space="preserve"> : à dissimuler dans l’herbe ou sous un caillou à quelques pas du banc, légèrement carbonisé sur un bord. Texte : « Mon cher Lord Louis-Marc, on porte certains secrets cinq années entières avant qu’une plume étrangère ne les surprenne. Je sais — pour Gautier, et pour vous. Cinq cents livres, samedi soir sans faute, et la rumeur s’éteint dans l’œuf. — L. » → mène à Louis (chantage liaison Gautier).</w:t>
       </w:r>
     </w:p>
     <w:p>
@@ -7337,7 +7337,7 @@
         <w:t>Duc Théodorette</w:t>
       </w:r>
       <w:r>
-        <w:t xml:space="preserve"> : une lettre pliée, « Mon cher Duc, je sais pour Vienne. Mille cinq cents livres pour mon silence. — L. »</w:t>
+        <w:t xml:space="preserve"> : une lettre pliée, « Monsieur le Duc, la diplomatie de Vienne n’épargne jamais les imprudents — et je crains qu’une certaine note confidentielle n’ait laissé plus de traces qu’on ne le souhaiterait. Mille cinq cents livres me feront perdre le fil de cette rumeur. — L. »</w:t>
       </w:r>
     </w:p>
     <w:p>
@@ -7722,7 +7722,7 @@
         <w:t>note manuscrite</w:t>
       </w:r>
       <w:r>
-        <w:t xml:space="preserve"> « 6 juin, 17h30, dépendance — apporter la totalité. — L. »</w:t>
+        <w:t xml:space="preserve"> « Mon cher Lord, samedi six juin, dix-sept heures trente, à la dépendance. La totalité, je vous prie — point une livre de moins. — L. »</w:t>
       </w:r>
     </w:p>
     <w:p>
@@ -11867,7 +11867,7 @@
                 <w:sz w:val="22"/>
                 <w:szCs w:val="22"/>
               </w:rPr>
-              <w:t>« Mon cher Louis, je sais pour Gautier. Cinq cents livres pour mon silence. — L. »</w:t>
+              <w:t>« Mon cher Lord Louis-Marc, on porte certains secrets cinq années entières avant qu’une plume étrangère ne les surprenne. Je sais — pour Gautier, et pour vous. Cinq cents livres, samedi soir sans faute, et la rumeur s’éteint dans l’œuf. — L. »</w:t>
             </w:r>
           </w:p>
         </w:tc>
@@ -12293,7 +12293,7 @@
                 <w:sz w:val="22"/>
                 <w:szCs w:val="22"/>
               </w:rPr>
-              <w:t>Pliée en poche intérieure : « Mon cher Duc, je sais pour Vienne. Mille cinq cents livres pour mon silence. — L. »</w:t>
+              <w:t>Pliée en poche intérieure : « Monsieur le Duc, la diplomatie de Vienne n’épargne jamais les imprudents — et je crains qu’une certaine note confidentielle n’ait laissé plus de traces qu’on ne le souhaiterait. Mille cinq cents livres me feront perdre le fil de cette rumeur. — L. »</w:t>
             </w:r>
           </w:p>
         </w:tc>
@@ -12435,7 +12435,7 @@
                 <w:sz w:val="22"/>
                 <w:szCs w:val="22"/>
               </w:rPr>
-              <w:t>Cuir, fermée. Contenu : 5000 livres en liquide + plan du Domaine avec dépendance entourée + note « 6 juin, 17h30, dépendance — apporter la totalité. — L. »</w:t>
+              <w:t>Cuir, fermée. Contenu : 5000 livres en liquide + plan du Domaine avec dépendance entourée + note « Mon cher Lord, samedi six juin, dix-sept heures trente, à la dépendance. La totalité, je vous prie — point une livre de moins. — L. »</w:t>
             </w:r>
           </w:p>
         </w:tc>

--- a/Livres_finaux/Livre_I_MJ.docx
+++ b/Livres_finaux/Livre_I_MJ.docx
@@ -7006,10 +7006,10 @@
           <w:b/>
           <w:bCs/>
         </w:rPr>
-        <w:t>2. Le fragment de papier brûlé au barbecue</w:t>
-      </w:r>
-      <w:r>
-        <w:t xml:space="preserve"> : un petit morceau noirci portant les mots « ...la Grande Leu... » + une signature partielle « ...e Pavy ». À placer dans les cendres du barbecue (à allumer brièvement avant l’arrivée de Chloé pour la crédibilité). → mène, plus tard, à Amandinette de la Grande Leuleu (énigme finale, Acte IV).</w:t>
+        <w:t xml:space="preserve">2. Le fragment de papier brûlé au barbecue : un petit morceau noirci portant les mots « ...la Grande Leu... » + une signature partielle « ...e Pavy ». À placer dans les cendres du barbecue (à allumer brièvement avant l’arrivée de Chloé pour la crédibilité). → Pour le MJ : ce fragment est ce qu’il reste de la lettre que Léa avait préparée pour Amandinette et qui se trouvait dans l’atelier — Amandinette l’a prise sur Léa agonisante à 17h25 puis a tenté de la brûler au barbecue à 17h30 (interrompue par des voix dans le couloir, elle a fui avant combustion complète). Les deux indices visibles confirment : (a) la lettre mentionnait « la Grande Leu(leu) » — référence à l’identité usurpée d’Amandinette ; (b) elle était signée « ...e Pavy » — c’est-à-dire « Léa de Pavy ». Mène, plus tard, à Amandinette de la Grande Leuleu (énigme finale, Acte IV).</w:t>
+      </w:r>
+      <w:r>
+        <w:t xml:space="preserve"/>
       </w:r>
     </w:p>
     <w:p>
@@ -7459,6 +7459,17 @@
       </w:r>
       <w:r>
         <w:t xml:space="preserve"> : Marie sortant troublée du potager à 16h55. Théodorette qui rentre du couloir intérieur à 17h20, bouleversé (PIVOT). Amandinette glissant à Léa pendant le toast : « Nous devons parler. Seules. »</w:t>
+      </w:r>
+    </w:p>
+    <w:p>
+      <w:pPr>
+        <w:spacing w:before="120" w:after="120"/>
+      </w:pPr>
+      <w:r>
+        <w:rPr>
+          <w:sz w:val="22"/>
+        </w:rPr>
+        <w:t xml:space="preserve">Lady Marie (PIVOT secondaire) : si Chloé l’interroge sur le couloir, Marie livre avoir vu une silhouette féminine en robe sombre traverser à 17h13-17h15 vers le jardin. Marie ne reconnaît pas — mais le créneau et le sens (couloir → jardin) coïncident exactement avec le trajet d’Amandinette (sortie de la salle de bain par le couloir à 17h13, vue par Tatoine au jardin à 17h15). Le faire dire à Chloé : « une femme, vers le jardin, à 17h13-17h15 » + Tatoine « Amandinette au jardin à 17h15 » = Amandinette dans le couloir à 17h13-17h15. Triangulation à inciter discrètement.</w:t>
       </w:r>
     </w:p>
     <w:p>
@@ -11938,7 +11949,7 @@
                 <w:sz w:val="22"/>
                 <w:szCs w:val="22"/>
               </w:rPr>
-              <w:t>« ...la Grande Leu... » + signature partielle « ...e Pavy ». Allumer le barbecue brièvement avant la partie.</w:t>
+              <w:t>« ...la Grande Leu... » + signature partielle « ...e Pavy » (fin de « Léa de Pavy » — c’est une lettre signée). Allumer le barbecue brièvement avant la partie.</w:t>
             </w:r>
           </w:p>
         </w:tc>

--- a/Livres_finaux/Livre_I_MJ.docx
+++ b/Livres_finaux/Livre_I_MJ.docx
@@ -1,6 +1,6 @@
 
 <file path=word/document.xml><?xml version="1.0" encoding="utf-8"?>
-<w:document xmlns:wpc="http://schemas.microsoft.com/office/word/2010/wordprocessingCanvas" xmlns:cx="http://schemas.microsoft.com/office/drawing/2014/chartex" xmlns:cx1="http://schemas.microsoft.com/office/drawing/2015/9/8/chartex" xmlns:cx2="http://schemas.microsoft.com/office/drawing/2015/10/21/chartex" xmlns:cx3="http://schemas.microsoft.com/office/drawing/2016/5/9/chartex" xmlns:cx4="http://schemas.microsoft.com/office/drawing/2016/5/10/chartex" xmlns:cx5="http://schemas.microsoft.com/office/drawing/2016/5/11/chartex" xmlns:cx6="http://schemas.microsoft.com/office/drawing/2016/5/12/chartex" xmlns:cx7="http://schemas.microsoft.com/office/drawing/2016/5/13/chartex" xmlns:cx8="http://schemas.microsoft.com/office/drawing/2016/5/14/chartex" xmlns:mc="http://schemas.openxmlformats.org/markup-compatibility/2006" xmlns:aink="http://schemas.microsoft.com/office/drawing/2016/ink" xmlns:am3d="http://schemas.microsoft.com/office/drawing/2017/model3d" xmlns:o="urn:schemas-microsoft-com:office:office" xmlns:oel="http://schemas.microsoft.com/office/2019/extlst" xmlns:r="http://schemas.openxmlformats.org/officeDocument/2006/relationships" xmlns:m="http://schemas.openxmlformats.org/officeDocument/2006/math" xmlns:v="urn:schemas-microsoft-com:vml" xmlns:wp14="http://schemas.microsoft.com/office/word/2010/wordprocessingDrawing" xmlns:wp="http://schemas.openxmlformats.org/drawingml/2006/wordprocessingDrawing" xmlns:w10="urn:schemas-microsoft-com:office:word" xmlns:w="http://schemas.openxmlformats.org/wordprocessingml/2006/main" xmlns:w14="http://schemas.microsoft.com/office/word/2010/wordml" xmlns:w15="http://schemas.microsoft.com/office/word/2012/wordml" xmlns:w16cex="http://schemas.microsoft.com/office/word/2018/wordml/cex" xmlns:w16cid="http://schemas.microsoft.com/office/word/2016/wordml/cid" xmlns:w16="http://schemas.microsoft.com/office/word/2018/wordml" xmlns:w16sdtdh="http://schemas.microsoft.com/office/word/2020/wordml/sdtdatahash" xmlns:w16se="http://schemas.microsoft.com/office/word/2015/wordml/symex" xmlns:wpg="http://schemas.microsoft.com/office/word/2010/wordprocessingGroup" xmlns:wpi="http://schemas.microsoft.com/office/word/2010/wordprocessingInk" xmlns:wne="http://schemas.microsoft.com/office/word/2006/wordml" xmlns:wps="http://schemas.microsoft.com/office/word/2010/wordprocessingShape" mc:Ignorable="w14 w15 w16se w16cid w16 w16cex w16sdtdh wp14">
+<w:document xmlns:ns1="http://schemas.openxmlformats.org/markup-compatibility/2006" xmlns:ns2="http://schemas.openxmlformats.org/officeDocument/2006/relationships" xmlns:w="http://schemas.openxmlformats.org/wordprocessingml/2006/main" ns1:Ignorable="w14 w15 w16se w16cid w16 w16cex w16sdtdh wp14">
   <w:body>
     <w:p>
       <w:pPr>
@@ -144,72 +144,38 @@
       </w:pPr>
     </w:p>
     <w:p>
-      <w:pPr>
-        <w:spacing w:after="80"/>
+      <w:r>
+        <w:br w:type="page"/>
+      </w:r>
+    </w:p>
+    <w:p>
+      <w:pPr>
+        <w:spacing w:after="120"/>
         <w:jc w:val="center"/>
       </w:pPr>
       <w:r>
         <w:rPr>
-          <w:i/>
-          <w:iCs/>
           <w:color w:val="8D6E63"/>
-          <w:sz w:val="22"/>
-          <w:szCs w:val="22"/>
-          <w:rFonts w:ascii="Garamond" w:hAnsi="Garamond" w:cs="Garamond"/>
-        </w:rPr>
-        <w:t xml:space="preserve">Une soirée de mystère &amp; d'intrigue</w:t>
-      </w:r>
-    </w:p>
-    <w:p>
-      <w:pPr>
-        <w:spacing w:after="200"/>
+        </w:rPr>
+        <w:t>❦ ❦ ❦</w:t>
+      </w:r>
+    </w:p>
+    <w:p>
+      <w:pPr>
+        <w:pStyle w:val="Titre1"/>
+        <w:spacing w:before="360" w:after="200"/>
         <w:jc w:val="center"/>
       </w:pPr>
       <w:r>
         <w:rPr>
-          <w:i/>
-          <w:iCs/>
-          <w:color w:val="8D6E63"/>
-          <w:sz w:val="22"/>
-          <w:szCs w:val="22"/>
-          <w:rFonts w:ascii="Garamond" w:hAnsi="Garamond" w:cs="Garamond"/>
-        </w:rPr>
-        <w:t xml:space="preserve">à la manière des Bridgerton</w:t>
-      </w:r>
-    </w:p>
-    <w:p>
-      <w:pPr>
-        <w:spacing w:after="80"/>
-        <w:jc w:val="center"/>
-      </w:pPr>
-      <w:r>
-        <w:rPr>
-          <w:color w:val="C4878C"/>
-          <w:sz w:val="28"/>
-          <w:szCs w:val="28"/>
-          <w:rFonts w:ascii="Garamond" w:hAnsi="Garamond" w:cs="Garamond"/>
-        </w:rPr>
-        <w:t xml:space="preserve">✦</w:t>
-      </w:r>
-    </w:p>
-    <w:p>
-      <w:r>
-        <w:br w:type="page"/>
-      </w:r>
-    </w:p>
-    <w:p>
-      <w:pPr>
-        <w:sectPr>
-          <w:type w:val="nextPage"/>
-          <w:headerReference w:type="default" r:id="rIdHeader"/>
-          <w:footerReference w:type="default" r:id="rIdFooter"/>
-          <w:pgSz w:w="11906" w:h="16838"/>
-          <w:pgMar w:top="1700" w:right="1417" w:bottom="1700" w:left="1417" w:header="708" w:footer="708" w:gutter="0"/>
-          <w:cols w:space="708"/>
-          <w:docGrid w:linePitch="360"/>
-          <w:titlePg/>
-        </w:sectPr>
-      </w:pPr>
+          <w:b/>
+          <w:bCs/>
+          <w:color w:val="5D4037"/>
+          <w:sz w:val="40"/>
+          <w:szCs w:val="40"/>
+        </w:rPr>
+        <w:t>Meurtre au Domaine des Beuhaies</w:t>
+      </w:r>
     </w:p>
     <w:p>
       <w:pPr>
@@ -231,7 +197,7 @@
         <w:jc w:val="both"/>
       </w:pPr>
       <w:r>
-        <w:t>Très chers lecteurs, le Domaine des Beuhaies vous accueille pour une soirée comme on n’en donne plus guère : un meurtre élégant, treize convives bien nés (la victime comprise), une enquêtrice à la plume affûtée, et une heure — pas une de plus — pour démêler les fils avant que la table ne soit dressée. Le jeu se joue en quatre actes, dans quatre lieux qui s’ouvrent un à un sous la baguette du Maître du Jeu — Sir Amaury, mari de Chloé, maître du Domaine, et chef d’orchestre discret de cette comédie tragique.</w:t>
+        <w:t xml:space="preserve">Très chers lecteurs, le Domaine des Beuhaies vous accueille pour une soirée comme on n’en donne plus guère : un meurtre élégant, quinze convives bien nés (la victime comprise), une enquêtrice à la plume affûtée, et une heure — pas une de plus — pour démêler les fils avant que la table ne soit dressée. Le jeu se joue en quatre actes, dans quatre lieux qui s’ouvrent un à un sous la baguette du Maître du Jeu — Sir Amaury, mari de Chloé, maître du Domaine, et chef d’orchestre discret de cette comédie tragique.</w:t>
       </w:r>
     </w:p>
     <w:p>
@@ -366,7 +332,7 @@
           <w:b/>
           <w:bCs/>
         </w:rPr>
-        <w:t xml:space="preserve">Lady Léa de Pavy (Léa) — romancière à la plume mordante, tenait son atelier d’écriture dans la dépendance du Domaine, et arrondissait ses fins de mois par quelques chantages discrets — l’art du silence se monnayait fort bien chez elle.</w:t>
+        <w:t xml:space="preserve">Lady Léa de Pavy (Léa) — romancière à la plume mordante, tenait son atelier d’écriture dans la dépendance du Domaine, et arrondissait ses fins de mois par quelques chantages discrets — l’art du silence se monnayait fort bien chez elle. Elle régnait aussi sur un petit cercle d’artistes — une muse, un protégé — qu’elle tenait autant qu’elle aimait.</w:t>
       </w:r>
       <w:r>
         <w:t xml:space="preserve"/>
@@ -383,7 +349,7 @@
           <w:bCs/>
           <w:color w:val="795548"/>
         </w:rPr>
-        <w:t>Les suspects (6)</w:t>
+        <w:t xml:space="preserve">Les suspects (7)</w:t>
       </w:r>
     </w:p>
     <w:p>
@@ -493,10 +459,26 @@
           <w:b/>
           <w:bCs/>
         </w:rPr>
-        <w:t>Lord Nicolas de Picolas</w:t>
-      </w:r>
-      <w:r>
-        <w:t xml:space="preserve"> (Nicolas) — polémiste, alias M. Plumeau.</w:t>
+        <w:t xml:space="preserve">Monsieur Baptiste André (Baptiste) — caricaturiste, secrètement « M. Plumeau ». Suspect : la fiole est trouvée sur lui.</w:t>
+      </w:r>
+      <w:r>
+        <w:t xml:space="preserve"/>
+      </w:r>
+    </w:p>
+    <w:p>
+      <w:pPr>
+        <w:spacing w:before="60" w:after="60" w:line="300" w:lineRule="auto"/>
+        <w:jc w:val="both"/>
+      </w:pPr>
+      <w:r>
+        <w:rPr>
+          <w:b/>
+          <w:bCs/>
+        </w:rPr>
+        <w:t xml:space="preserve">Maître Emilien Collin-Stanislas (Emilien) — notaire de la famille. Suspect rationnel : mobile énorme, alibi creux.</w:t>
+      </w:r>
+      <w:r>
+        <w:t xml:space="preserve"/>
       </w:r>
     </w:p>
     <w:p>
@@ -510,7 +492,7 @@
           <w:bCs/>
           <w:color w:val="795548"/>
         </w:rPr>
-        <w:t>Les témoins (6)</w:t>
+        <w:t xml:space="preserve">Les témoins (7)</w:t>
       </w:r>
     </w:p>
     <w:p>
@@ -546,10 +528,10 @@
           <w:b/>
           <w:bCs/>
         </w:rPr>
-        <w:t>Lady Romanette de Burlesque</w:t>
-      </w:r>
-      <w:r>
-        <w:t xml:space="preserve"> (Romanette) — lectrice, fiancée secrète de Nicolas.</w:t>
+        <w:t xml:space="preserve">Mademoiselle Maëlys Bouchard (Maëlys) — demoiselle effacée, invitée de Chloé. Observatrice clé de la soirée.</w:t>
+      </w:r>
+      <w:r>
+        <w:t xml:space="preserve"/>
       </w:r>
     </w:p>
     <w:p>
@@ -618,17 +600,41 @@
     </w:p>
     <w:p>
       <w:pPr>
-        <w:sectPr>
-          <w:type w:val="nextPage"/>
-          <w:headerReference w:type="default" r:id="rIdHeader"/>
-          <w:footerReference w:type="default" r:id="rIdFooter"/>
-          <w:pgSz w:w="11906" w:h="16838"/>
-          <w:pgMar w:top="1700" w:right="1417" w:bottom="1700" w:left="1417" w:header="708" w:footer="708" w:gutter="0"/>
-          <w:cols w:space="708"/>
-          <w:docGrid w:linePitch="360"/>
-          <w:titlePg/>
-        </w:sectPr>
-      </w:pPr>
+        <w:spacing w:before="60" w:after="60" w:line="300" w:lineRule="auto"/>
+        <w:jc w:val="both"/>
+      </w:pPr>
+      <w:r>
+        <w:rPr>
+          <w:b/>
+          <w:bCs/>
+        </w:rPr>
+        <w:t xml:space="preserve">Mademoiselle Lisa Lepra (Lisa) — cantatrice, ancienne muse et ex-amante de Léa. Suspecte de caractère (fausse piste).</w:t>
+      </w:r>
+      <w:r>
+        <w:t xml:space="preserve"/>
+      </w:r>
+    </w:p>
+    <w:p>
+      <w:r>
+        <w:br w:type="page"/>
+      </w:r>
+    </w:p>
+    <w:p>
+      <w:pPr>
+        <w:pStyle w:val="Titre1"/>
+        <w:spacing w:before="360" w:after="200"/>
+        <w:jc w:val="center"/>
+      </w:pPr>
+      <w:r>
+        <w:rPr>
+          <w:b/>
+          <w:bCs/>
+          <w:color w:val="5D4037"/>
+          <w:sz w:val="40"/>
+          <w:szCs w:val="40"/>
+        </w:rPr>
+        <w:t>Premier Livre</w:t>
+      </w:r>
     </w:p>
     <w:p>
       <w:pPr>
@@ -709,20 +715,20 @@
           <w:b/>
           <w:bCs/>
         </w:rPr>
-        <w:t>2.</w:t>
-      </w:r>
-      <w:r>
-        <w:t xml:space="preserve"> Les douze convives survivants ont chacun une fiche : leur identité, leurs secrets, leurs observations, ce qu’ils disent spontanément, et ce qu’il faut pour qu’ils craquent. </w:t>
-      </w:r>
-      <w:r>
-        <w:rPr>
-          <w:b/>
-          <w:bCs/>
-        </w:rPr>
-        <w:t>Aucun convive n’a de scène à jouer ni de lieu obligatoire.</w:t>
-      </w:r>
-      <w:r>
-        <w:t xml:space="preserve"> Ils restent assis, conversent, répondent. Leur travail : connaître leur fiche.</w:t>
+        <w:t xml:space="preserve">2. Les quatorze convives survivants ont chacun une fiche : leur identité, leurs secrets, leurs observations, ce qu’ils disent spontanément, et ce qu’il faut pour qu’ils craquent. Aucun convive n’a de scène à jouer ni de lieu obligatoire. Ils restent assis, conversent, répondent. Leur travail : connaître leur fiche.</w:t>
+      </w:r>
+      <w:r>
+        <w:t xml:space="preserve"/>
+      </w:r>
+      <w:r>
+        <w:rPr>
+          <w:b/>
+          <w:bCs/>
+        </w:rPr>
+        <w:t/>
+      </w:r>
+      <w:r>
+        <w:t xml:space="preserve"/>
       </w:r>
     </w:p>
     <w:p>
@@ -960,7 +966,7 @@
           <w:b/>
           <w:bCs/>
         </w:rPr>
-        <w:t xml:space="preserve">Léa apporte TOUS ses chantages le matin du 6 juin. Ce n’est pas une réception comme les autres : Léa a décidé d’en finir. Elle a réservé sa traversée et part s’installer sur un autre continent — une nouvelle vie, loin de l’Europe et de ses victimes. C’est sa dernière tournée. À l’arrivée de chaque chantagé, elle lui remet en mains propres son propre papier compromettant en « rappel d’échéance » : une mise en demeure finale, pour encaisser une dernière fois avant son départ. C’est ce qui explique la présence sur place, le jour du crime, de tous les papiers des chantagés : la lettre de Vienne encore dans le manteau de Théodorette (il comptait la brûler après le dîner) ; le mot trouvé au banc dans la poche de Louis ; la note de rendez-vous dans la mallette de Gautier ; un mot à Lady Cloé Fischer sur ses dettes de jeu ; un mot à Lady Boulet de Myrtilles sur les lettres avec Tatoine ; un mot à Sir Tatoine sur les mêmes lettres ; un mot à Lord Nicolas sur Plumeau. Tous reçoivent leur enveloppe ce matin. C’est précisément cette tournée d’adieu qui scelle le destin de Léa : Amandinette, comprenant que Léa s’apprête à parler à Théodorette avant de fuir, décide qu’aucune somme ne suffira plus.</w:t>
+        <w:t xml:space="preserve">Léa apporte TOUS ses chantages le matin du 6 juin. Ce n’est pas une réception comme les autres : Léa a décidé d’en finir. Elle a réservé sa traversée et part s’installer sur un autre continent — une nouvelle vie, loin de l’Europe et de ses victimes. C’est sa dernière tournée. À l’arrivée de chaque chantagé, elle lui remet en mains propres son propre papier compromettant en « rappel d’échéance » : une mise en demeure finale, pour encaisser une dernière fois avant son départ. C’est ce qui explique la présence sur place, le jour du crime, de tous les papiers des chantagés : la lettre de Vienne encore dans le manteau de Théodorette (il comptait la brûler après le dîner) ; le mot trouvé au banc dans la poche de Louis ; la note de rendez-vous dans la mallette de Gautier ; un mot à Lady Cloé Fischer sur ses dettes de jeu ; un mot à Lady Boulet de Myrtilles sur les lettres avec Tatoine ; un mot à Sir Tatoine sur les mêmes lettres ; un mot à Monsieur Baptiste André sur Plumeau ; un mot à Mademoiselle Lisa Lepra sur ses origines modestes ; un mot à Maître Emilien Collin-Stanislas sur le faux de 1910. Tous reçoivent leur enveloppe ce matin — neuf rappels en tout. C’est précisément cette tournée d’adieu qui scelle le destin de Léa : Amandinette, comprenant que Léa s’apprête à parler à Théodorette avant de fuir, décide qu’aucune somme ne suffira plus.</w:t>
       </w:r>
       <w:r>
         <w:t xml:space="preserve"/>
@@ -1220,7 +1226,7 @@
                 <w:sz w:val="22"/>
                 <w:szCs w:val="22"/>
               </w:rPr>
-              <w:t>Toast. Amandinette verse la digitaline dans la flûte de Léa. Théodorette voit le faux pas sans comprendre. Amandinette glisse à Léa : « Nous devons parler. Seules. » (Romanette entend).</w:t>
+              <w:t xml:space="preserve">Toast. Amandinette verse la digitaline dans la flûte de Léa. Théodorette voit le faux pas sans comprendre. Amandinette glisse à Léa : « Nous devons parler. Seules. » (Maëlys entend).</w:t>
             </w:r>
           </w:p>
         </w:tc>
@@ -1362,7 +1368,7 @@
                 <w:sz w:val="22"/>
                 <w:szCs w:val="22"/>
               </w:rPr>
-              <w:t>Marie et Léa s’y retrouvent. Baiser. Victoria voit. Romanette voit Marie sortir.</w:t>
+              <w:t xml:space="preserve">Marie et Léa s’y retrouvent. Baiser. Victoria voit. Maëlys voit Marie sortir.</w:t>
             </w:r>
           </w:p>
         </w:tc>
@@ -1717,7 +1723,7 @@
                 <w:sz w:val="22"/>
                 <w:szCs w:val="22"/>
               </w:rPr>
-              <w:t>Théodorette rentre bouleversé. Romanette voit (PIVOT). Louis rentre du jardin l’air sec (Clochette voit).</w:t>
+              <w:t xml:space="preserve">Théodorette rentre bouleversé. Maëlys voit (PIVOT). Louis rentre du jardin l’air sec (Clochette voit).</w:t>
             </w:r>
           </w:p>
         </w:tc>
@@ -2214,7 +2220,7 @@
                 <w:sz w:val="22"/>
                 <w:szCs w:val="22"/>
               </w:rPr>
-              <w:t>Clochette à la salle de bain. Amandinette glisse la fiole dans le manteau de Nicolas.</w:t>
+              <w:t xml:space="preserve">Clochette à la salle de bain. Amandinette glisse la fiole dans le manteau de Baptiste.</w:t>
             </w:r>
           </w:p>
         </w:tc>
@@ -2686,20 +2692,20 @@
           <w:b/>
           <w:bCs/>
         </w:rPr>
-        <w:t>Lady Marie</w:t>
-      </w:r>
-      <w:r>
-        <w:t xml:space="preserve"> : amante active de Léa depuis 6 mois, baiser au potager à 16h50. Vue par Victoria et Romanette. Léa ne la faisait PAS chanter — elle l’aimait. </w:t>
-      </w:r>
-      <w:r>
-        <w:rPr>
-          <w:b/>
-          <w:bCs/>
-        </w:rPr>
-        <w:t>Marie appartient cependant au « problème commun »</w:t>
-      </w:r>
-      <w:r>
-        <w:t xml:space="preserve"> : Léa gardait pour elle 3-4 lettres tendres dans son atelier. Marie y pense lors de la cohue mais reste au piano par effroi.</w:t>
+        <w:t xml:space="preserve">Lady Marie : amante active de Léa depuis 6 mois, baiser au potager à 16h50. Vue par Victoria et Maëlys. Léa ne la faisait PAS chanter — elle l’aimait. Marie appartient cependant au « problème commun » : Léa gardait pour elle 3-4 lettres tendres dans son atelier. Marie y pense lors de la cohue mais reste au piano par effroi.</w:t>
+      </w:r>
+      <w:r>
+        <w:t xml:space="preserve"/>
+      </w:r>
+      <w:r>
+        <w:rPr>
+          <w:b/>
+          <w:bCs/>
+        </w:rPr>
+        <w:t/>
+      </w:r>
+      <w:r>
+        <w:t xml:space="preserve"/>
       </w:r>
     </w:p>
     <w:p>
@@ -2728,10 +2734,10 @@
           <w:b/>
           <w:bCs/>
         </w:rPr>
-        <w:t>Lord Nicolas (M. Plumeau)</w:t>
-      </w:r>
-      <w:r>
-        <w:t xml:space="preserve"> : Léa allait le démasquer. Romanette est sa fiancée secrète. Liaison passée avec Alicia il y a un an.</w:t>
+        <w:t xml:space="preserve">Monsieur Baptiste André (M. Plumeau) : caricaturiste protégé de Léa, qui allait le démasquer (chantage 200 £, payé). Amant de Lisa Lepra. Liaison passée avec Alicia il y a un an (lettres « B. » qu’Alicia avait confiées à Léa). La fiole de digitaline est plantée dans son manteau à 17h33-17h36 — il l’ignore et niera tout en bloc.</w:t>
+      </w:r>
+      <w:r>
+        <w:t xml:space="preserve"/>
       </w:r>
     </w:p>
     <w:p>
@@ -2792,10 +2798,58 @@
           <w:b/>
           <w:bCs/>
         </w:rPr>
-        <w:t>Lady Alicia</w:t>
-      </w:r>
-      <w:r>
-        <w:t xml:space="preserve"> : a confié à Léa il y a un an un paquet de lettres tendres échangées avec Lord Nicolas (avant ses fiançailles avec Romanette). Quand Léa meurt, Alicia panique et vole la clef de la dépendance dans le tiroir du buffet du bar (17h58). Elle veut récupérer ses lettres avant Chloé.</w:t>
+        <w:t xml:space="preserve">Lady Alicia : a confié à Léa il y a un an un paquet de lettres tendres échangées avec Baptiste André (une liaison d’il y a un an, signées « B. »). Quand Léa meurt, Alicia panique et vole la clef de la dépendance dans le tiroir du buffet du bar (17h58). Elle veut récupérer ses lettres avant Chloé.</w:t>
+      </w:r>
+      <w:r>
+        <w:t xml:space="preserve"/>
+      </w:r>
+    </w:p>
+    <w:p>
+      <w:pPr>
+        <w:spacing w:before="60" w:after="60" w:line="300" w:lineRule="auto"/>
+        <w:jc w:val="both"/>
+      </w:pPr>
+      <w:r>
+        <w:rPr>
+          <w:b/>
+          <w:bCs/>
+        </w:rPr>
+        <w:t xml:space="preserve">Mademoiselle Lisa Lepra : cantatrice, ancienne amante de Léa — qui l’a quittée pour Marie il y a deux ans. Léa la faisait chanter sur ses origines modestes (fille de blanchisseuse, nom de scène ; 800 £, en attente). ÉCLAT public contre Léa à 16h40. Amante de Baptiste, qu’elle défend bec et ongles s’il est accusé. Alibi mou mais réel (salon, vue du groupe piano) : fausse piste de caractère, pas un trou d’alibi.</w:t>
+      </w:r>
+      <w:r>
+        <w:t xml:space="preserve"/>
+      </w:r>
+    </w:p>
+    <w:p>
+      <w:pPr>
+        <w:spacing w:before="60" w:after="60" w:line="300" w:lineRule="auto"/>
+        <w:jc w:val="both"/>
+      </w:pPr>
+      <w:r>
+        <w:rPr>
+          <w:b/>
+          <w:bCs/>
+        </w:rPr>
+        <w:t xml:space="preserve">Maître Emilien Collin-Stanislas : notaire de la famille. En 1910, jeune clerc du notaire des Beauchamp, il a validé les faux papiers qui ont permis à l’imposteuse de devenir « Amandinette de Beauchamp », et en a profité (rachat des terres Beauchamp orphelines à vil prix). Léa le chantait là-dessus (5 000 £, en attente). Alibi creux (cabinet de lecture, seul) : SUSPECT RATIONNEL N°1, il tient le doute jusqu’au coffret. À l’Acte IV, sommé d’authentifier l’acte de naissance, il se confond lui-même.</w:t>
+      </w:r>
+      <w:r>
+        <w:t xml:space="preserve"/>
+      </w:r>
+    </w:p>
+    <w:p>
+      <w:pPr>
+        <w:spacing w:before="60" w:after="60" w:line="300" w:lineRule="auto"/>
+        <w:jc w:val="both"/>
+      </w:pPr>
+      <w:r>
+        <w:rPr>
+          <w:b/>
+          <w:bCs/>
+        </w:rPr>
+        <w:t xml:space="preserve">Mademoiselle Maëlys Bouchard : en réalité Marguerite Beauchamp, nièce de la véritable héritière morte de fièvre en 1910 — dépossédée enfant du nom et du patrimoine, elle l’IGNORE. Léa l’avait fait inviter (lettre à Amaury il y a 3 mois) pour réparer avant de fuir. Non chantée. Observatrice clé de la soirée (témoignages PIVOT). La révélation de sa naissance, au coffret, est le climax émotionnel de l’Acte IV.</w:t>
+      </w:r>
+      <w:r>
+        <w:t xml:space="preserve"/>
       </w:r>
     </w:p>
     <w:p>
@@ -2818,17 +2872,17 @@
         <w:jc w:val="both"/>
       </w:pPr>
       <w:r>
-        <w:t xml:space="preserve">Une boîte en bois cadenassée (cadenas à 3 chiffres) est cachée dans la </w:t>
-      </w:r>
-      <w:r>
-        <w:rPr>
-          <w:b/>
-          <w:bCs/>
-        </w:rPr>
-        <w:t>malle de rotin du jardin</w:t>
-      </w:r>
-      <w:r>
-        <w:t xml:space="preserve"> (présente dès l’Acte I, sans cadenas — Chloé peut l’ouvrir librement, mais la boîte intérieure résiste). À l’intérieur de la boîte : le vrai acte de naissance d’Amandinette de la Grande Leuleu + la lettre de Léa du 5 juin annonçant son intention de tout révéler à Théodorette.</w:t>
+        <w:t xml:space="preserve">Une boîte en bois cadenassée (cadenas à 3 chiffres) est cachée dans la malle de rotin du jardin (présente dès l’Acte I, sans cadenas — Chloé peut l’ouvrir librement, mais la boîte intérieure résiste). À l’intérieur de la boîte : le vrai acte de naissance d’Amandinette de la Grande Leuleu + la lettre de Léa du 5 juin annonçant son intention de tout révéler à Théodorette, et une note scellée révélant à Mademoiselle Maëlys Bouchard sa véritable naissance — Marguerite Beauchamp, héritière dépossédée par l’imposture (« Sachez qui vous êtes »).</w:t>
+      </w:r>
+      <w:r>
+        <w:rPr>
+          <w:b/>
+          <w:bCs/>
+        </w:rPr>
+        <w:t/>
+      </w:r>
+      <w:r>
+        <w:t xml:space="preserve"/>
       </w:r>
     </w:p>
     <w:p>
@@ -3599,7 +3653,7 @@
                 <w:sz w:val="22"/>
                 <w:szCs w:val="22"/>
               </w:rPr>
-              <w:t>ÉCLAT public Nicolas-Léa. « Vous ne publierez pas une ligne de plus ! » Romanette intervient.</w:t>
+              <w:t xml:space="preserve">ÉCLAT public Lisa-Léa. « Vous m’avez prise puis jetée comme un brouillon ! » (jalousie : Léa l’a quittée pour Marie).</w:t>
             </w:r>
           </w:p>
         </w:tc>
@@ -3741,7 +3795,7 @@
                 <w:sz w:val="22"/>
                 <w:szCs w:val="22"/>
               </w:rPr>
-              <w:t>TOAST. Amandinette empoisonne la flûte de Léa. Théodorette voit le faux pas sans comprendre. Amandinette glisse à Léa : « Nous devons parler. Seules. » (Romanette entend).</w:t>
+              <w:t xml:space="preserve">TOAST. Amandinette empoisonne la flûte de Léa. Théodorette voit le faux pas sans comprendre. Amandinette glisse à Léa : « Nous devons parler. Seules. » (Maëlys entend).</w:t>
             </w:r>
           </w:p>
         </w:tc>
@@ -3883,7 +3937,7 @@
                 <w:sz w:val="22"/>
                 <w:szCs w:val="22"/>
               </w:rPr>
-              <w:t>Marie et Léa s’embrassent. Victoria voit. Romanette voit Marie sortir.</w:t>
+              <w:t xml:space="preserve">Marie et Léa s’embrassent. Victoria voit. Maëlys voit Marie sortir.</w:t>
             </w:r>
           </w:p>
         </w:tc>
@@ -4121,7 +4175,7 @@
                 <w:sz w:val="22"/>
                 <w:szCs w:val="22"/>
               </w:rPr>
-              <w:t>17h00 – 17h45</w:t>
+              <w:t xml:space="preserve">16h50 – 17h45</w:t>
             </w:r>
           </w:p>
         </w:tc>
@@ -4144,7 +4198,7 @@
                 <w:sz w:val="22"/>
                 <w:szCs w:val="22"/>
               </w:rPr>
-              <w:t>Salon du bar (piano)</w:t>
+              <w:t xml:space="preserve">Lisière de forêt</w:t>
             </w:r>
           </w:p>
         </w:tc>
@@ -4167,7 +4221,7 @@
                 <w:sz w:val="22"/>
                 <w:szCs w:val="22"/>
               </w:rPr>
-              <w:t>Marie joue. Alicia tourne les pages. Romanette lit à côté. Lady Boulet de Myrtilles passe vers 17h30.</w:t>
+              <w:t xml:space="preserve">Baptiste André dessine SEUL (16h50-17h25), puis fume avec Tatoine (17h25-17h45) : alibi mutuel. Depuis la lisière il voit Louis brûler le mot au banc (17h00-17h15).</w:t>
             </w:r>
           </w:p>
         </w:tc>
@@ -4192,7 +4246,7 @@
                 <w:sz w:val="22"/>
                 <w:szCs w:val="22"/>
               </w:rPr>
-              <w:t>17h00 – 17h33</w:t>
+              <w:t>17h00 – 17h45</w:t>
             </w:r>
           </w:p>
         </w:tc>
@@ -4215,7 +4269,7 @@
                 <w:sz w:val="22"/>
                 <w:szCs w:val="22"/>
               </w:rPr>
-              <w:t>Bar (table d’angle)</w:t>
+              <w:t>Salon du bar (piano)</w:t>
             </w:r>
           </w:p>
         </w:tc>
@@ -4238,7 +4292,7 @@
                 <w:sz w:val="22"/>
                 <w:szCs w:val="22"/>
               </w:rPr>
-              <w:t>Clochette pose des réussites avec vue sur le jardin.</w:t>
+              <w:t xml:space="preserve">Marie joue. Alicia tourne les pages. Maëlys tourne les feuillets à côté. Lady Boulet de Myrtilles passe vers 17h30.</w:t>
             </w:r>
           </w:p>
         </w:tc>
@@ -4263,7 +4317,7 @@
                 <w:sz w:val="22"/>
                 <w:szCs w:val="22"/>
               </w:rPr>
-              <w:t>17h10</w:t>
+              <w:t xml:space="preserve">17h00 – 17h45</w:t>
             </w:r>
           </w:p>
         </w:tc>
@@ -4286,7 +4340,7 @@
                 <w:sz w:val="22"/>
                 <w:szCs w:val="22"/>
               </w:rPr>
-              <w:t>Salon → potager</w:t>
+              <w:t xml:space="preserve">Cabinet de lecture</w:t>
             </w:r>
           </w:p>
         </w:tc>
@@ -4309,7 +4363,7 @@
                 <w:sz w:val="22"/>
                 <w:szCs w:val="22"/>
               </w:rPr>
-              <w:t>Gautier sort avec sa mallette. Tatoine et Clochette le voient.</w:t>
+              <w:t xml:space="preserve">Maître Emilien Collin-Stanislas s’y isole, SEUL, sans témoin : son alibi est creux (suspect rationnel n°1).</w:t>
             </w:r>
           </w:p>
         </w:tc>
@@ -4334,7 +4388,7 @@
                 <w:sz w:val="22"/>
                 <w:szCs w:val="22"/>
               </w:rPr>
-              <w:t>17h13 – 17h25</w:t>
+              <w:t xml:space="preserve">16h45 – 17h45</w:t>
             </w:r>
           </w:p>
         </w:tc>
@@ -4357,7 +4411,7 @@
                 <w:sz w:val="22"/>
                 <w:szCs w:val="22"/>
               </w:rPr>
-              <w:t>Couloir → jardin → dépendance</w:t>
+              <w:t xml:space="preserve">Salon du bar</w:t>
             </w:r>
           </w:p>
         </w:tc>
@@ -4380,7 +4434,7 @@
                 <w:sz w:val="22"/>
                 <w:szCs w:val="22"/>
               </w:rPr>
-              <w:t>Amandinette rejoint la dépendance. Tatoine la voit traverser à 17h15.</w:t>
+              <w:t xml:space="preserve">Lisa Lepra rumine près du piano après son éclat de 16h40. Vue par Marie, Maëlys et Boulet : alibi mou mais réel.</w:t>
             </w:r>
           </w:p>
         </w:tc>
@@ -4405,7 +4459,7 @@
                 <w:sz w:val="22"/>
                 <w:szCs w:val="22"/>
               </w:rPr>
-              <w:t>17h15 – 17h20</w:t>
+              <w:t>17h00 – 17h33</w:t>
             </w:r>
           </w:p>
         </w:tc>
@@ -4428,7 +4482,7 @@
                 <w:sz w:val="22"/>
                 <w:szCs w:val="22"/>
               </w:rPr>
-              <w:t>Jardin</w:t>
+              <w:t>Bar (table d’angle)</w:t>
             </w:r>
           </w:p>
         </w:tc>
@@ -4451,7 +4505,7 @@
                 <w:sz w:val="22"/>
                 <w:szCs w:val="22"/>
               </w:rPr>
-              <w:t>Théodorette cherche Amandinette. Tatoine voit.</w:t>
+              <w:t>Clochette pose des réussites avec vue sur le jardin.</w:t>
             </w:r>
           </w:p>
         </w:tc>
@@ -4476,7 +4530,7 @@
                 <w:sz w:val="22"/>
                 <w:szCs w:val="22"/>
               </w:rPr>
-              <w:t>17h20</w:t>
+              <w:t>17h10</w:t>
             </w:r>
           </w:p>
         </w:tc>
@@ -4499,7 +4553,7 @@
                 <w:sz w:val="22"/>
                 <w:szCs w:val="22"/>
               </w:rPr>
-              <w:t>Couloir intérieur</w:t>
+              <w:t>Salon → potager</w:t>
             </w:r>
           </w:p>
         </w:tc>
@@ -4522,7 +4576,7 @@
                 <w:sz w:val="22"/>
                 <w:szCs w:val="22"/>
               </w:rPr>
-              <w:t>Théodorette rentre bouleversé. Romanette voit (PIVOT).</w:t>
+              <w:t>Gautier sort avec sa mallette. Tatoine et Clochette le voient.</w:t>
             </w:r>
           </w:p>
         </w:tc>
@@ -4547,7 +4601,7 @@
                 <w:sz w:val="22"/>
                 <w:szCs w:val="22"/>
               </w:rPr>
-              <w:t>17h20</w:t>
+              <w:t>17h13 – 17h25</w:t>
             </w:r>
           </w:p>
         </w:tc>
@@ -4570,7 +4624,7 @@
                 <w:sz w:val="22"/>
                 <w:szCs w:val="22"/>
               </w:rPr>
-              <w:t>Jardin → salon</w:t>
+              <w:t>Couloir → jardin → dépendance</w:t>
             </w:r>
           </w:p>
         </w:tc>
@@ -4593,7 +4647,7 @@
                 <w:sz w:val="22"/>
                 <w:szCs w:val="22"/>
               </w:rPr>
-              <w:t>Louis rentre du jardin l’air sec. Clochette le voit rentrer.</w:t>
+              <w:t>Amandinette rejoint la dépendance. Tatoine la voit traverser à 17h15.</w:t>
             </w:r>
           </w:p>
         </w:tc>
@@ -4618,7 +4672,7 @@
                 <w:sz w:val="22"/>
                 <w:szCs w:val="22"/>
               </w:rPr>
-              <w:t>17h20-25</w:t>
+              <w:t>17h15 – 17h20</w:t>
             </w:r>
           </w:p>
         </w:tc>
@@ -4641,7 +4695,7 @@
                 <w:sz w:val="22"/>
                 <w:szCs w:val="22"/>
               </w:rPr>
-              <w:t>Dépendance</w:t>
+              <w:t>Jardin</w:t>
             </w:r>
           </w:p>
         </w:tc>
@@ -4664,7 +4718,7 @@
                 <w:sz w:val="22"/>
                 <w:szCs w:val="22"/>
               </w:rPr>
-              <w:t>Léa agonise. Amandinette assiste à sa mort. Prend la lettre.</w:t>
+              <w:t>Théodorette cherche Amandinette. Tatoine voit.</w:t>
             </w:r>
           </w:p>
         </w:tc>
@@ -4689,7 +4743,7 @@
                 <w:sz w:val="22"/>
                 <w:szCs w:val="22"/>
               </w:rPr>
-              <w:t>17h28</w:t>
+              <w:t>17h20</w:t>
             </w:r>
           </w:p>
         </w:tc>
@@ -4712,7 +4766,7 @@
                 <w:sz w:val="22"/>
                 <w:szCs w:val="22"/>
               </w:rPr>
-              <w:t>Dépendance</w:t>
+              <w:t>Couloir intérieur</w:t>
             </w:r>
           </w:p>
         </w:tc>
@@ -4735,7 +4789,7 @@
                 <w:sz w:val="22"/>
                 <w:szCs w:val="22"/>
               </w:rPr>
-              <w:t>Amandinette ferme à clef de l’extérieur.</w:t>
+              <w:t xml:space="preserve">Théodorette rentre bouleversé. Maëlys voit (PIVOT).</w:t>
             </w:r>
           </w:p>
         </w:tc>
@@ -4760,7 +4814,7 @@
                 <w:sz w:val="22"/>
                 <w:szCs w:val="22"/>
               </w:rPr>
-              <w:t>17h30</w:t>
+              <w:t>17h20</w:t>
             </w:r>
           </w:p>
         </w:tc>
@@ -4783,7 +4837,7 @@
                 <w:sz w:val="22"/>
                 <w:szCs w:val="22"/>
               </w:rPr>
-              <w:t>Barbecue</w:t>
+              <w:t>Jardin → salon</w:t>
             </w:r>
           </w:p>
         </w:tc>
@@ -4806,7 +4860,7 @@
                 <w:sz w:val="22"/>
                 <w:szCs w:val="22"/>
               </w:rPr>
-              <w:t>Amandinette brûle la lettre. Fuit avant combustion complète.</w:t>
+              <w:t>Louis rentre du jardin l’air sec. Clochette le voit rentrer.</w:t>
             </w:r>
           </w:p>
         </w:tc>
@@ -4831,7 +4885,7 @@
                 <w:sz w:val="22"/>
                 <w:szCs w:val="22"/>
               </w:rPr>
-              <w:t>17h30 – 17h33</w:t>
+              <w:t>17h20-25</w:t>
             </w:r>
           </w:p>
         </w:tc>
@@ -4854,7 +4908,7 @@
                 <w:sz w:val="22"/>
                 <w:szCs w:val="22"/>
               </w:rPr>
-              <w:t>Salon → couloir → salle de bain</w:t>
+              <w:t>Dépendance</w:t>
             </w:r>
           </w:p>
         </w:tc>
@@ -4877,7 +4931,7 @@
                 <w:sz w:val="22"/>
                 <w:szCs w:val="22"/>
               </w:rPr>
-              <w:t>Lady Boulet de Myrtilles quitte le salon, brève pause.</w:t>
+              <w:t>Léa agonise. Amandinette assiste à sa mort. Prend la lettre.</w:t>
             </w:r>
           </w:p>
         </w:tc>
@@ -4902,7 +4956,7 @@
                 <w:sz w:val="22"/>
                 <w:szCs w:val="22"/>
               </w:rPr>
-              <w:t>17h30 – 17h32</w:t>
+              <w:t>17h28</w:t>
             </w:r>
           </w:p>
         </w:tc>
@@ -4948,7 +5002,7 @@
                 <w:sz w:val="22"/>
                 <w:szCs w:val="22"/>
               </w:rPr>
-              <w:t>Gautier arrive pour rendez-vous. Porte fermée. Repart.</w:t>
+              <w:t>Amandinette ferme à clef de l’extérieur.</w:t>
             </w:r>
           </w:p>
         </w:tc>
@@ -4973,7 +5027,7 @@
                 <w:sz w:val="22"/>
                 <w:szCs w:val="22"/>
               </w:rPr>
-              <w:t>17h32</w:t>
+              <w:t>17h30</w:t>
             </w:r>
           </w:p>
         </w:tc>
@@ -4996,7 +5050,7 @@
                 <w:sz w:val="22"/>
                 <w:szCs w:val="22"/>
               </w:rPr>
-              <w:t>Jardin</w:t>
+              <w:t>Barbecue</w:t>
             </w:r>
           </w:p>
         </w:tc>
@@ -5019,7 +5073,7 @@
                 <w:sz w:val="22"/>
                 <w:szCs w:val="22"/>
               </w:rPr>
-              <w:t>Amandinette traverse. Clochette la voit (PIVOT Acte III).</w:t>
+              <w:t>Amandinette brûle la lettre. Fuit avant combustion complète.</w:t>
             </w:r>
           </w:p>
         </w:tc>
@@ -5044,7 +5098,7 @@
                 <w:sz w:val="22"/>
                 <w:szCs w:val="22"/>
               </w:rPr>
-              <w:t>17h33</w:t>
+              <w:t>17h30 – 17h33</w:t>
             </w:r>
           </w:p>
         </w:tc>
@@ -5067,7 +5121,7 @@
                 <w:sz w:val="22"/>
                 <w:szCs w:val="22"/>
               </w:rPr>
-              <w:t>Couloir intérieur</w:t>
+              <w:t>Salon → couloir → salle de bain</w:t>
             </w:r>
           </w:p>
         </w:tc>
@@ -5090,7 +5144,7 @@
                 <w:sz w:val="22"/>
                 <w:szCs w:val="22"/>
               </w:rPr>
-              <w:t>Gautier cache la mallette dans le placard. Lady Boulet de Myrtilles le voit.</w:t>
+              <w:t>Lady Boulet de Myrtilles quitte le salon, brève pause.</w:t>
             </w:r>
           </w:p>
         </w:tc>
@@ -5115,7 +5169,7 @@
                 <w:sz w:val="22"/>
                 <w:szCs w:val="22"/>
               </w:rPr>
-              <w:t>17h33 – 17h36</w:t>
+              <w:t>17h30 – 17h32</w:t>
             </w:r>
           </w:p>
         </w:tc>
@@ -5138,7 +5192,7 @@
                 <w:sz w:val="22"/>
                 <w:szCs w:val="22"/>
               </w:rPr>
-              <w:t>Bar</w:t>
+              <w:t>Dépendance</w:t>
             </w:r>
           </w:p>
         </w:tc>
@@ -5161,7 +5215,7 @@
                 <w:sz w:val="22"/>
                 <w:szCs w:val="22"/>
               </w:rPr>
-              <w:t>Clochette à la salle de bain. Amandinette glisse la fiole dans le manteau de Nicolas.</w:t>
+              <w:t>Gautier arrive pour rendez-vous. Porte fermée. Repart.</w:t>
             </w:r>
           </w:p>
         </w:tc>
@@ -5186,7 +5240,7 @@
                 <w:sz w:val="22"/>
                 <w:szCs w:val="22"/>
               </w:rPr>
-              <w:t>17h36</w:t>
+              <w:t>17h32</w:t>
             </w:r>
           </w:p>
         </w:tc>
@@ -5209,7 +5263,7 @@
                 <w:sz w:val="22"/>
                 <w:szCs w:val="22"/>
               </w:rPr>
-              <w:t>Bar</w:t>
+              <w:t>Jardin</w:t>
             </w:r>
           </w:p>
         </w:tc>
@@ -5232,7 +5286,7 @@
                 <w:sz w:val="22"/>
                 <w:szCs w:val="22"/>
               </w:rPr>
-              <w:t>Lady Boulet de Myrtilles passe, voit une silhouette à contre-jour, ne reconnaît pas.</w:t>
+              <w:t>Amandinette traverse. Clochette la voit (PIVOT Acte III).</w:t>
             </w:r>
           </w:p>
         </w:tc>
@@ -5257,7 +5311,7 @@
                 <w:sz w:val="22"/>
                 <w:szCs w:val="22"/>
               </w:rPr>
-              <w:t>17h42 – 17h45</w:t>
+              <w:t>17h33</w:t>
             </w:r>
           </w:p>
         </w:tc>
@@ -5280,7 +5334,7 @@
                 <w:sz w:val="22"/>
                 <w:szCs w:val="22"/>
               </w:rPr>
-              <w:t>Bar</w:t>
+              <w:t>Couloir intérieur</w:t>
             </w:r>
           </w:p>
         </w:tc>
@@ -5303,7 +5357,7 @@
                 <w:sz w:val="22"/>
                 <w:szCs w:val="22"/>
               </w:rPr>
-              <w:t>Clochette au cellier. Amandinette remet la clef dans le tiroir.</w:t>
+              <w:t>Gautier cache la mallette dans le placard. Lady Boulet de Myrtilles le voit.</w:t>
             </w:r>
           </w:p>
         </w:tc>
@@ -5328,7 +5382,7 @@
                 <w:sz w:val="22"/>
                 <w:szCs w:val="22"/>
               </w:rPr>
-              <w:t>17h45</w:t>
+              <w:t>17h33 – 17h36</w:t>
             </w:r>
           </w:p>
         </w:tc>
@@ -5351,7 +5405,7 @@
                 <w:sz w:val="22"/>
                 <w:szCs w:val="22"/>
               </w:rPr>
-              <w:t>Salon du bar</w:t>
+              <w:t>Bar</w:t>
             </w:r>
           </w:p>
         </w:tc>
@@ -5374,7 +5428,7 @@
                 <w:sz w:val="22"/>
                 <w:szCs w:val="22"/>
               </w:rPr>
-              <w:t>Amandinette reparaît. « Ma migraine est passée. »</w:t>
+              <w:t xml:space="preserve">Clochette à la salle de bain. Amandinette glisse la fiole dans le manteau de Baptiste.</w:t>
             </w:r>
           </w:p>
         </w:tc>
@@ -5399,7 +5453,7 @@
                 <w:sz w:val="22"/>
                 <w:szCs w:val="22"/>
               </w:rPr>
-              <w:t>17h55 – 17h57</w:t>
+              <w:t>17h36</w:t>
             </w:r>
           </w:p>
         </w:tc>
@@ -5422,7 +5476,7 @@
                 <w:sz w:val="22"/>
                 <w:szCs w:val="22"/>
               </w:rPr>
-              <w:t>Sentier → dépendance</w:t>
+              <w:t>Bar</w:t>
             </w:r>
           </w:p>
         </w:tc>
@@ -5445,7 +5499,7 @@
                 <w:sz w:val="22"/>
                 <w:szCs w:val="22"/>
               </w:rPr>
-              <w:t>Victoria cherche Léa.</w:t>
+              <w:t>Lady Boulet de Myrtilles passe, voit une silhouette à contre-jour, ne reconnaît pas.</w:t>
             </w:r>
           </w:p>
         </w:tc>
@@ -5470,7 +5524,7 @@
                 <w:sz w:val="22"/>
                 <w:szCs w:val="22"/>
               </w:rPr>
-              <w:t>17h57</w:t>
+              <w:t>17h42 – 17h45</w:t>
             </w:r>
           </w:p>
         </w:tc>
@@ -5493,7 +5547,7 @@
                 <w:sz w:val="22"/>
                 <w:szCs w:val="22"/>
               </w:rPr>
-              <w:t>Dépendance</w:t>
+              <w:t>Bar</w:t>
             </w:r>
           </w:p>
         </w:tc>
@@ -5516,7 +5570,7 @@
                 <w:sz w:val="22"/>
                 <w:szCs w:val="22"/>
               </w:rPr>
-              <w:t>Victoria voit le corps par la fenêtre.</w:t>
+              <w:t>Clochette au cellier. Amandinette remet la clef dans le tiroir.</w:t>
             </w:r>
           </w:p>
         </w:tc>
@@ -5541,7 +5595,7 @@
                 <w:sz w:val="22"/>
                 <w:szCs w:val="22"/>
               </w:rPr>
-              <w:t>17h58</w:t>
+              <w:t>17h45</w:t>
             </w:r>
           </w:p>
         </w:tc>
@@ -5564,7 +5618,7 @@
                 <w:sz w:val="22"/>
                 <w:szCs w:val="22"/>
               </w:rPr>
-              <w:t>Hall + bar</w:t>
+              <w:t>Salon du bar</w:t>
             </w:r>
           </w:p>
         </w:tc>
@@ -5587,7 +5641,7 @@
                 <w:sz w:val="22"/>
                 <w:szCs w:val="22"/>
               </w:rPr>
-              <w:t>Victoria hurle. Alicia file au bar, prend la clef du tiroir, la glisse dans la doublure de son manteau. Victoria la voit.</w:t>
+              <w:t>Amandinette reparaît. « Ma migraine est passée. »</w:t>
             </w:r>
           </w:p>
         </w:tc>
@@ -5612,6 +5666,219 @@
                 <w:sz w:val="22"/>
                 <w:szCs w:val="22"/>
               </w:rPr>
+              <w:t>17h55 – 17h57</w:t>
+            </w:r>
+          </w:p>
+        </w:tc>
+        <w:tc>
+          <w:tcPr>
+            <w:tcW w:w="3500" w:type="dxa"/>
+            <w:tcMar>
+              <w:top w:w="80" w:type="dxa"/>
+              <w:bottom w:w="80" w:type="dxa"/>
+              <w:left w:w="120" w:type="dxa"/>
+              <w:right w:w="120" w:type="dxa"/>
+            </w:tcMar>
+          </w:tcPr>
+          <w:p>
+            <w:pPr>
+              <w:spacing w:before="20" w:after="20" w:line="260" w:lineRule="auto"/>
+            </w:pPr>
+            <w:r>
+              <w:rPr>
+                <w:sz w:val="22"/>
+                <w:szCs w:val="22"/>
+              </w:rPr>
+              <w:t>Sentier → dépendance</w:t>
+            </w:r>
+          </w:p>
+        </w:tc>
+        <w:tc>
+          <w:tcPr>
+            <w:tcW w:w="3660" w:type="dxa"/>
+            <w:tcMar>
+              <w:top w:w="80" w:type="dxa"/>
+              <w:bottom w:w="80" w:type="dxa"/>
+              <w:left w:w="120" w:type="dxa"/>
+              <w:right w:w="120" w:type="dxa"/>
+            </w:tcMar>
+          </w:tcPr>
+          <w:p>
+            <w:pPr>
+              <w:spacing w:before="20" w:after="20" w:line="260" w:lineRule="auto"/>
+            </w:pPr>
+            <w:r>
+              <w:rPr>
+                <w:sz w:val="22"/>
+                <w:szCs w:val="22"/>
+              </w:rPr>
+              <w:t>Victoria cherche Léa.</w:t>
+            </w:r>
+          </w:p>
+        </w:tc>
+      </w:tr>
+      <w:tr>
+        <w:tc>
+          <w:tcPr>
+            <w:tcW w:w="2200" w:type="dxa"/>
+            <w:tcMar>
+              <w:top w:w="80" w:type="dxa"/>
+              <w:bottom w:w="80" w:type="dxa"/>
+              <w:left w:w="120" w:type="dxa"/>
+              <w:right w:w="120" w:type="dxa"/>
+            </w:tcMar>
+          </w:tcPr>
+          <w:p>
+            <w:pPr>
+              <w:spacing w:before="20" w:after="20" w:line="260" w:lineRule="auto"/>
+            </w:pPr>
+            <w:r>
+              <w:rPr>
+                <w:sz w:val="22"/>
+                <w:szCs w:val="22"/>
+              </w:rPr>
+              <w:t>17h57</w:t>
+            </w:r>
+          </w:p>
+        </w:tc>
+        <w:tc>
+          <w:tcPr>
+            <w:tcW w:w="3500" w:type="dxa"/>
+            <w:tcMar>
+              <w:top w:w="80" w:type="dxa"/>
+              <w:bottom w:w="80" w:type="dxa"/>
+              <w:left w:w="120" w:type="dxa"/>
+              <w:right w:w="120" w:type="dxa"/>
+            </w:tcMar>
+          </w:tcPr>
+          <w:p>
+            <w:pPr>
+              <w:spacing w:before="20" w:after="20" w:line="260" w:lineRule="auto"/>
+            </w:pPr>
+            <w:r>
+              <w:rPr>
+                <w:sz w:val="22"/>
+                <w:szCs w:val="22"/>
+              </w:rPr>
+              <w:t>Dépendance</w:t>
+            </w:r>
+          </w:p>
+        </w:tc>
+        <w:tc>
+          <w:tcPr>
+            <w:tcW w:w="3660" w:type="dxa"/>
+            <w:tcMar>
+              <w:top w:w="80" w:type="dxa"/>
+              <w:bottom w:w="80" w:type="dxa"/>
+              <w:left w:w="120" w:type="dxa"/>
+              <w:right w:w="120" w:type="dxa"/>
+            </w:tcMar>
+          </w:tcPr>
+          <w:p>
+            <w:pPr>
+              <w:spacing w:before="20" w:after="20" w:line="260" w:lineRule="auto"/>
+            </w:pPr>
+            <w:r>
+              <w:rPr>
+                <w:sz w:val="22"/>
+                <w:szCs w:val="22"/>
+              </w:rPr>
+              <w:t>Victoria voit le corps par la fenêtre.</w:t>
+            </w:r>
+          </w:p>
+        </w:tc>
+      </w:tr>
+      <w:tr>
+        <w:tc>
+          <w:tcPr>
+            <w:tcW w:w="2200" w:type="dxa"/>
+            <w:tcMar>
+              <w:top w:w="80" w:type="dxa"/>
+              <w:bottom w:w="80" w:type="dxa"/>
+              <w:left w:w="120" w:type="dxa"/>
+              <w:right w:w="120" w:type="dxa"/>
+            </w:tcMar>
+          </w:tcPr>
+          <w:p>
+            <w:pPr>
+              <w:spacing w:before="20" w:after="20" w:line="260" w:lineRule="auto"/>
+            </w:pPr>
+            <w:r>
+              <w:rPr>
+                <w:sz w:val="22"/>
+                <w:szCs w:val="22"/>
+              </w:rPr>
+              <w:t>17h58</w:t>
+            </w:r>
+          </w:p>
+        </w:tc>
+        <w:tc>
+          <w:tcPr>
+            <w:tcW w:w="3500" w:type="dxa"/>
+            <w:tcMar>
+              <w:top w:w="80" w:type="dxa"/>
+              <w:bottom w:w="80" w:type="dxa"/>
+              <w:left w:w="120" w:type="dxa"/>
+              <w:right w:w="120" w:type="dxa"/>
+            </w:tcMar>
+          </w:tcPr>
+          <w:p>
+            <w:pPr>
+              <w:spacing w:before="20" w:after="20" w:line="260" w:lineRule="auto"/>
+            </w:pPr>
+            <w:r>
+              <w:rPr>
+                <w:sz w:val="22"/>
+                <w:szCs w:val="22"/>
+              </w:rPr>
+              <w:t>Hall + bar</w:t>
+            </w:r>
+          </w:p>
+        </w:tc>
+        <w:tc>
+          <w:tcPr>
+            <w:tcW w:w="3660" w:type="dxa"/>
+            <w:tcMar>
+              <w:top w:w="80" w:type="dxa"/>
+              <w:bottom w:w="80" w:type="dxa"/>
+              <w:left w:w="120" w:type="dxa"/>
+              <w:right w:w="120" w:type="dxa"/>
+            </w:tcMar>
+          </w:tcPr>
+          <w:p>
+            <w:pPr>
+              <w:spacing w:before="20" w:after="20" w:line="260" w:lineRule="auto"/>
+            </w:pPr>
+            <w:r>
+              <w:rPr>
+                <w:sz w:val="22"/>
+                <w:szCs w:val="22"/>
+              </w:rPr>
+              <w:t>Victoria hurle. Alicia file au bar, prend la clef du tiroir, la glisse dans la doublure de son manteau. Victoria la voit.</w:t>
+            </w:r>
+          </w:p>
+        </w:tc>
+      </w:tr>
+      <w:tr>
+        <w:tc>
+          <w:tcPr>
+            <w:tcW w:w="2200" w:type="dxa"/>
+            <w:tcMar>
+              <w:top w:w="80" w:type="dxa"/>
+              <w:bottom w:w="80" w:type="dxa"/>
+              <w:left w:w="120" w:type="dxa"/>
+              <w:right w:w="120" w:type="dxa"/>
+            </w:tcMar>
+          </w:tcPr>
+          <w:p>
+            <w:pPr>
+              <w:spacing w:before="20" w:after="20" w:line="260" w:lineRule="auto"/>
+            </w:pPr>
+            <w:r>
+              <w:rPr>
+                <w:sz w:val="22"/>
+                <w:szCs w:val="22"/>
+              </w:rPr>
               <w:t>18h00</w:t>
             </w:r>
           </w:p>
@@ -5665,18 +5932,9 @@
       </w:tr>
     </w:tbl>
     <w:p>
-      <w:pPr>
-        <w:sectPr>
-          <w:type w:val="nextPage"/>
-          <w:headerReference w:type="default" r:id="rIdHeader"/>
-          <w:footerReference w:type="default" r:id="rIdFooter"/>
-          <w:pgSz w:w="11906" w:h="16838"/>
-          <w:pgMar w:top="1700" w:right="1417" w:bottom="1700" w:left="1417" w:header="708" w:footer="708" w:gutter="0"/>
-          <w:cols w:space="708"/>
-          <w:docGrid w:linePitch="360"/>
-          <w:titlePg/>
-        </w:sectPr>
-      </w:pPr>
+      <w:r>
+        <w:br w:type="page"/>
+      </w:r>
     </w:p>
     <w:p>
       <w:pPr>
@@ -5881,7 +6139,7 @@
                 <w:sz w:val="22"/>
                 <w:szCs w:val="22"/>
               </w:rPr>
-              <w:t>Alicia, Romanette, Boulet de Myrtilles</w:t>
+              <w:t xml:space="preserve">Alicia, Maëlys, Boulet de Myrtilles</w:t>
             </w:r>
           </w:p>
         </w:tc>
@@ -5952,7 +6210,7 @@
                 <w:sz w:val="22"/>
                 <w:szCs w:val="22"/>
               </w:rPr>
-              <w:t>Marie, Romanette, Boulet de Myrtilles</w:t>
+              <w:t xml:space="preserve">Marie, Maëlys, Boulet de Myrtilles</w:t>
             </w:r>
           </w:p>
         </w:tc>
@@ -5977,7 +6235,7 @@
                 <w:sz w:val="22"/>
                 <w:szCs w:val="22"/>
               </w:rPr>
-              <w:t>Lady Romanette</w:t>
+              <w:t xml:space="preserve">Mademoiselle Maëlys Bouchard</w:t>
             </w:r>
           </w:p>
         </w:tc>
@@ -6000,7 +6258,7 @@
                 <w:sz w:val="22"/>
                 <w:szCs w:val="22"/>
               </w:rPr>
-              <w:t>Lecture près du piano</w:t>
+              <w:t xml:space="preserve">Près du piano (tourne les feuillets)</w:t>
             </w:r>
           </w:p>
         </w:tc>
@@ -6071,7 +6329,7 @@
                 <w:sz w:val="22"/>
                 <w:szCs w:val="22"/>
               </w:rPr>
-              <w:t>Jardin, puis lisière avec Nicolas dès 17h25</w:t>
+              <w:t xml:space="preserve">Jardin, puis lisière avec Baptiste dès 17h25</w:t>
             </w:r>
           </w:p>
         </w:tc>
@@ -6094,7 +6352,7 @@
                 <w:sz w:val="22"/>
                 <w:szCs w:val="22"/>
               </w:rPr>
-              <w:t>Clochette, Nicolas</w:t>
+              <w:t xml:space="preserve">Clochette, Baptiste</w:t>
             </w:r>
           </w:p>
         </w:tc>
@@ -6119,7 +6377,7 @@
                 <w:sz w:val="22"/>
                 <w:szCs w:val="22"/>
               </w:rPr>
-              <w:t>Lord Nicolas</w:t>
+              <w:t xml:space="preserve">Monsieur Baptiste André</w:t>
             </w:r>
           </w:p>
         </w:tc>
@@ -6142,7 +6400,7 @@
                 <w:sz w:val="22"/>
                 <w:szCs w:val="22"/>
               </w:rPr>
-              <w:t>Lisière de forêt seule puis avec Tatoine dès 17h25</w:t>
+              <w:t xml:space="preserve">Lisière de forêt seul puis avec Tatoine dès 17h25</w:t>
             </w:r>
           </w:p>
         </w:tc>
@@ -6307,7 +6565,7 @@
                 <w:sz w:val="22"/>
                 <w:szCs w:val="22"/>
               </w:rPr>
-              <w:t>Marie, Alicia, Romanette</w:t>
+              <w:t xml:space="preserve">Marie, Alicia, Maëlys</w:t>
             </w:r>
           </w:p>
         </w:tc>
@@ -6379,6 +6637,77 @@
                 <w:szCs w:val="22"/>
               </w:rPr>
               <w:t>Multiples</w:t>
+            </w:r>
+          </w:p>
+        </w:tc>
+      </w:tr>
+      <w:tr>
+        <w:tc>
+          <w:tcPr>
+            <w:tcW w:w="2500" w:type="dxa"/>
+            <w:tcMar>
+              <w:top w:w="80" w:type="dxa"/>
+              <w:bottom w:w="80" w:type="dxa"/>
+              <w:left w:w="120" w:type="dxa"/>
+              <w:right w:w="120" w:type="dxa"/>
+            </w:tcMar>
+          </w:tcPr>
+          <w:p>
+            <w:pPr>
+              <w:spacing w:before="20" w:after="20" w:line="260" w:lineRule="auto"/>
+            </w:pPr>
+            <w:r>
+              <w:rPr>
+                <w:sz w:val="22"/>
+                <w:szCs w:val="22"/>
+              </w:rPr>
+              <w:t xml:space="preserve">Mademoiselle Lisa Lepra</w:t>
+            </w:r>
+          </w:p>
+        </w:tc>
+        <w:tc>
+          <w:tcPr>
+            <w:tcW w:w="3500" w:type="dxa"/>
+            <w:tcMar>
+              <w:top w:w="80" w:type="dxa"/>
+              <w:bottom w:w="80" w:type="dxa"/>
+              <w:left w:w="120" w:type="dxa"/>
+              <w:right w:w="120" w:type="dxa"/>
+            </w:tcMar>
+          </w:tcPr>
+          <w:p>
+            <w:pPr>
+              <w:spacing w:before="20" w:after="20" w:line="260" w:lineRule="auto"/>
+            </w:pPr>
+            <w:r>
+              <w:rPr>
+                <w:sz w:val="22"/>
+                <w:szCs w:val="22"/>
+              </w:rPr>
+              <w:t xml:space="preserve">Salon du bar (près du piano), après son éclat de 16h40</w:t>
+            </w:r>
+          </w:p>
+        </w:tc>
+        <w:tc>
+          <w:tcPr>
+            <w:tcW w:w="3360" w:type="dxa"/>
+            <w:tcMar>
+              <w:top w:w="80" w:type="dxa"/>
+              <w:bottom w:w="80" w:type="dxa"/>
+              <w:left w:w="120" w:type="dxa"/>
+              <w:right w:w="120" w:type="dxa"/>
+            </w:tcMar>
+          </w:tcPr>
+          <w:p>
+            <w:pPr>
+              <w:spacing w:before="20" w:after="20" w:line="260" w:lineRule="auto"/>
+            </w:pPr>
+            <w:r>
+              <w:rPr>
+                <w:sz w:val="22"/>
+                <w:szCs w:val="22"/>
+              </w:rPr>
+              <w:t xml:space="preserve">Marie, Maëlys, Boulet (alibi mou mais réel)</w:t>
             </w:r>
           </w:p>
         </w:tc>
@@ -6633,7 +6962,7 @@
                 <w:sz w:val="22"/>
                 <w:szCs w:val="22"/>
               </w:rPr>
-              <w:t>Mensonge. Frappe à 17h05 sans réponse. Cherche Amandinette au jardin 17h15-17h20. Romanette le voit rentrer bouleversé à 17h20.</w:t>
+              <w:t xml:space="preserve">Mensonge. Frappe à 17h05 sans réponse. Cherche Amandinette au jardin 17h15-17h20. Maëlys le voit rentrer bouleversé à 17h20.</w:t>
             </w:r>
           </w:p>
         </w:tc>
@@ -6780,6 +7109,77 @@
           </w:p>
         </w:tc>
       </w:tr>
+      <w:tr>
+        <w:tc>
+          <w:tcPr>
+            <w:tcW w:w="2500" w:type="dxa"/>
+            <w:tcMar>
+              <w:top w:w="80" w:type="dxa"/>
+              <w:bottom w:w="80" w:type="dxa"/>
+              <w:left w:w="120" w:type="dxa"/>
+              <w:right w:w="120" w:type="dxa"/>
+            </w:tcMar>
+          </w:tcPr>
+          <w:p>
+            <w:pPr>
+              <w:spacing w:before="20" w:after="20" w:line="260" w:lineRule="auto"/>
+            </w:pPr>
+            <w:r>
+              <w:rPr>
+                <w:sz w:val="22"/>
+                <w:szCs w:val="22"/>
+              </w:rPr>
+              <w:t xml:space="preserve">Maître Emilien Collin-Stanislas</w:t>
+            </w:r>
+          </w:p>
+        </w:tc>
+        <w:tc>
+          <w:tcPr>
+            <w:tcW w:w="3500" w:type="dxa"/>
+            <w:tcMar>
+              <w:top w:w="80" w:type="dxa"/>
+              <w:bottom w:w="80" w:type="dxa"/>
+              <w:left w:w="120" w:type="dxa"/>
+              <w:right w:w="120" w:type="dxa"/>
+            </w:tcMar>
+          </w:tcPr>
+          <w:p>
+            <w:pPr>
+              <w:spacing w:before="20" w:after="20" w:line="260" w:lineRule="auto"/>
+            </w:pPr>
+            <w:r>
+              <w:rPr>
+                <w:sz w:val="22"/>
+                <w:szCs w:val="22"/>
+              </w:rPr>
+              <w:t xml:space="preserve">Prétend cabinet de lecture, SEUL, 17h00-17h45</w:t>
+            </w:r>
+          </w:p>
+        </w:tc>
+        <w:tc>
+          <w:tcPr>
+            <w:tcW w:w="3360" w:type="dxa"/>
+            <w:tcMar>
+              <w:top w:w="80" w:type="dxa"/>
+              <w:bottom w:w="80" w:type="dxa"/>
+              <w:left w:w="120" w:type="dxa"/>
+              <w:right w:w="120" w:type="dxa"/>
+            </w:tcMar>
+          </w:tcPr>
+          <w:p>
+            <w:pPr>
+              <w:spacing w:before="20" w:after="20" w:line="260" w:lineRule="auto"/>
+            </w:pPr>
+            <w:r>
+              <w:rPr>
+                <w:sz w:val="22"/>
+                <w:szCs w:val="22"/>
+              </w:rPr>
+              <w:t xml:space="preserve">AUCUN témoin. Mobile énorme (faux de 1910, chantage 5 000 £). Suspect rationnel n°1.</w:t>
+            </w:r>
+          </w:p>
+        </w:tc>
+      </w:tr>
     </w:tbl>
     <w:p>
       <w:pPr>
@@ -6805,10 +7205,10 @@
           <w:b/>
           <w:bCs/>
         </w:rPr>
-        <w:t>Pour Théodorette</w:t>
-      </w:r>
-      <w:r>
-        <w:t xml:space="preserve"> : son alibi est faux mais sa motivation est protectrice — il ne soupçonne pas Amandinette de meurtre, il la couvre par réflexe conjugal. Le faire craquer demande deux leviers : la lettre de chantage trouvée dans son manteau (révèle Vienne) ET le témoignage de Romanette (révèle qu’il est sorti chercher Amandinette).</w:t>
+        <w:t xml:space="preserve">Pour Théodorette : son alibi est faux mais sa motivation est protectrice — il ne soupçonne pas Amandinette de meurtre, il la couvre par réflexe conjugal. Le faire craquer demande deux leviers : la lettre de chantage trouvée dans son manteau (révèle Vienne) ET le témoignage de Maëlys (révèle qu’il est sorti chercher Amandinette).</w:t>
+      </w:r>
+      <w:r>
+        <w:t xml:space="preserve"/>
       </w:r>
     </w:p>
     <w:p>
@@ -6843,7 +7243,7 @@
           <w:i/>
           <w:sz w:val="22"/>
         </w:rPr>
-        <w:t xml:space="preserve">Sur Nicolas (à clarifier) : son alibi n’est confirmé qu’à partir de 17h25 (lisière, avec Tatoine). Entre 17h15 et 17h25 — la fenêtre exacte du meurtre — il est seul à la lisière, donc techniquement SANS alibi. C’est précisément ce qui fait de la fiole plantée dans son manteau un piège crédible : il pourrait, sur le papier, être le coupable.</w:t>
+        <w:t xml:space="preserve">Sur Baptiste (à clarifier) : son alibi n’est confirmé qu’à partir de 17h25 (lisière, avec Tatoine). Entre 17h15 et 17h25 — la fenêtre exacte du meurtre — il est seul à la lisière, donc techniquement SANS alibi. C’est précisément ce qui fait de la fiole plantée dans son manteau un piège crédible : il pourrait, sur le papier, être le coupable.</w:t>
       </w:r>
     </w:p>
     <w:p>
@@ -6868,25 +7268,48 @@
           <w:b/>
           <w:bCs/>
         </w:rPr>
-        <w:t>Pour Alicia (Acte III-IV)</w:t>
-      </w:r>
-      <w:r>
-        <w:t xml:space="preserve"> : aucun témoin de son vol de clef à 17h58, sauf Victoria. Sa motivation (lettres Nicolas) ressemble à un motif de meurtre — c’est précisément pourquoi elle reste suspecte jusqu’au certificat final.</w:t>
-      </w:r>
-    </w:p>
-    <w:p>
-      <w:pPr>
-        <w:sectPr>
-          <w:type w:val="nextPage"/>
-          <w:headerReference w:type="default" r:id="rIdHeader"/>
-          <w:footerReference w:type="default" r:id="rIdFooter"/>
-          <w:pgSz w:w="11906" w:h="16838"/>
-          <w:pgMar w:top="1700" w:right="1417" w:bottom="1700" w:left="1417" w:header="708" w:footer="708" w:gutter="0"/>
-          <w:cols w:space="708"/>
-          <w:docGrid w:linePitch="360"/>
-          <w:titlePg/>
-        </w:sectPr>
-      </w:pPr>
+        <w:t xml:space="preserve">Pour Alicia (Acte III-IV) : aucun témoin de son vol de clef à 17h58, sauf Victoria. Sa motivation (lettres « B. » de Baptiste) ressemble à un motif de meurtre — c’est précisément pourquoi elle reste suspecte jusqu’au certificat final.</w:t>
+      </w:r>
+      <w:r>
+        <w:t xml:space="preserve"/>
+      </w:r>
+    </w:p>
+    <w:p>
+      <w:pPr>
+        <w:spacing w:before="60" w:after="60" w:line="300" w:lineRule="auto"/>
+        <w:jc w:val="both"/>
+      </w:pPr>
+      <w:r>
+        <w:rPr>
+          <w:b/>
+          <w:bCs/>
+        </w:rPr>
+        <w:t xml:space="preserve">Sur Emilien (le suspect rationnel) : alibi creux, mobile colossal (le faux de 1910). C’est le suspect le plus « logique » de la soirée — il tient le doute jusqu’au coffret. Rien ne l’innocente, sinon la preuve matérielle qui confond Amandinette. Sa confrontation finale révèle sa fraude, pas le meurtre.</w:t>
+      </w:r>
+      <w:r>
+        <w:t xml:space="preserve"/>
+      </w:r>
+    </w:p>
+    <w:p>
+      <w:pPr>
+        <w:spacing w:before="60" w:after="60" w:line="300" w:lineRule="auto"/>
+        <w:jc w:val="both"/>
+      </w:pPr>
+      <w:r>
+        <w:rPr>
+          <w:b/>
+          <w:bCs/>
+        </w:rPr>
+        <w:t xml:space="preserve">Sur Lisa (fausse piste de caractère) : son éclat public et sa jalousie en font une coupable « évidente ». Mais elle est restée au salon, en vue du groupe piano, durant toute la fenêtre critique. Alibi mou (nul ne la fixe à la minute près) mais corroboré par plusieurs : fausse piste émotionnelle, pas un trou d’alibi.</w:t>
+      </w:r>
+      <w:r>
+        <w:t xml:space="preserve"/>
+      </w:r>
+    </w:p>
+    <w:p>
+      <w:r>
+        <w:br w:type="page"/>
+      </w:r>
     </w:p>
     <w:p>
       <w:pPr>
@@ -7166,6 +7589,22 @@
           <w:b/>
           <w:bCs/>
         </w:rPr>
+        <w:t xml:space="preserve">Amorce Lisa (l’éclat de 16h40) : Lady Victoria ou Lady Boulet de Myrtilles peut raconter la scène publique du début d’après-midi — la cantatrice Lisa Lepra jetant à Léa, devant tous : « Vous m’avez prise puis jetée comme un brouillon ! » Une jalousie ouverte qui fait de Lisa une coupable « évidente » dès la première heure. (Lisa elle-même ne deviendra interrogeable qu’une fois le salon ouvert, à l’Acte II.)</w:t>
+      </w:r>
+      <w:r>
+        <w:t xml:space="preserve"/>
+      </w:r>
+    </w:p>
+    <w:p>
+      <w:pPr>
+        <w:spacing w:before="60" w:after="60" w:line="300" w:lineRule="auto"/>
+        <w:jc w:val="both"/>
+      </w:pPr>
+      <w:r>
+        <w:rPr>
+          <w:b/>
+          <w:bCs/>
+        </w:rPr>
         <w:t xml:space="preserve">Lord Louis-Marc (suspect — Acte I phase) : confirme la mort, donne la digitaline + le délai d’action (20-40 min → ingestion vers 16h45-17h05 = le toast). Reste vague sur la dispute, sur le mot, sur le vol de la fiole. (La digitaline est corroborée par le résidu de la flûte et les symptômes — la parole de Louis, suspect, n’est pas la seule source.)</w:t>
       </w:r>
       <w:r>
@@ -7245,18 +7684,9 @@
       </w:r>
     </w:p>
     <w:p>
-      <w:pPr>
-        <w:sectPr>
-          <w:type w:val="nextPage"/>
-          <w:headerReference w:type="default" r:id="rIdHeader"/>
-          <w:footerReference w:type="default" r:id="rIdFooter"/>
-          <w:pgSz w:w="11906" w:h="16838"/>
-          <w:pgMar w:top="1700" w:right="1417" w:bottom="1700" w:left="1417" w:header="708" w:footer="708" w:gutter="0"/>
-          <w:cols w:space="708"/>
-          <w:docGrid w:linePitch="360"/>
-          <w:titlePg/>
-        </w:sectPr>
-      </w:pPr>
+      <w:r>
+        <w:br w:type="page"/>
+      </w:r>
     </w:p>
     <w:p>
       <w:pPr>
@@ -7269,7 +7699,7 @@
           <w:bCs/>
           <w:color w:val="795548"/>
         </w:rPr>
-        <w:t>Acte II — Le bar et le salon du bar · Foyers : Lord Nicolas, puis Duc Théodorette</w:t>
+        <w:t xml:space="preserve">Acte II — Le bar et le salon du bar · Foyers : Monsieur Baptiste André, puis Duc Théodorette</w:t>
       </w:r>
     </w:p>
     <w:p>
@@ -7308,10 +7738,10 @@
           <w:b/>
           <w:bCs/>
         </w:rPr>
-        <w:t>Foyers dramatiques</w:t>
-      </w:r>
-      <w:r>
-        <w:t xml:space="preserve"> : Lord Nicolas (la fiole vide va être trouvée dans son manteau) puis Duc Théodorette (la lettre de chantage de Vienne est dans son manteau).</w:t>
+        <w:t xml:space="preserve">Foyers dramatiques : Monsieur Baptiste André (la fiole vide va être trouvée dans son manteau) puis Duc Théodorette (la lettre de chantage de Vienne est dans son manteau).</w:t>
+      </w:r>
+      <w:r>
+        <w:t xml:space="preserve"/>
       </w:r>
     </w:p>
     <w:p>
@@ -7338,30 +7768,30 @@
           <w:b/>
           <w:bCs/>
         </w:rPr>
-        <w:t>1. Les manteaux sur les tabourets du bar</w:t>
-      </w:r>
-      <w:r>
-        <w:t xml:space="preserve"> : Chloé peut les fouiller. Dans le manteau de </w:t>
-      </w:r>
-      <w:r>
-        <w:rPr>
-          <w:b/>
-          <w:bCs/>
-        </w:rPr>
-        <w:t>Lord Nicolas</w:t>
-      </w:r>
-      <w:r>
-        <w:t xml:space="preserve"> : une fiole en verre vide étiquetée « digitaline » (plantée par Amandinette). Dans le manteau du </w:t>
-      </w:r>
-      <w:r>
-        <w:rPr>
-          <w:b/>
-          <w:bCs/>
-        </w:rPr>
-        <w:t>Duc Théodorette</w:t>
-      </w:r>
-      <w:r>
-        <w:t xml:space="preserve"> : une lettre pliée, « Monsieur le Duc, la diplomatie de Vienne n’épargne jamais les imprudents — et je crains qu’une certaine note confidentielle n’ait laissé plus de traces qu’on ne le souhaiterait. Mille cinq cents livres me feront perdre le fil de cette rumeur. — L. »</w:t>
+        <w:t xml:space="preserve">1. Les manteaux sur les tabourets du bar : Chloé peut les fouiller. Dans le manteau de Monsieur Baptiste André : une fiole en verre vide étiquetée « digitaline » (plantée par Amandinette ; Baptiste l’ignore). Dans le manteau du Duc Théodorette : une lettre pliée, « Monsieur le Duc, la diplomatie de Vienne n’épargne jamais les imprudents — et je crains qu’une certaine note confidentielle n’ait laissé plus de traces qu’on ne le souhaiterait. Mille cinq cents livres me feront perdre le fil de cette rumeur. — L. »</w:t>
+      </w:r>
+      <w:r>
+        <w:t xml:space="preserve"/>
+      </w:r>
+      <w:r>
+        <w:rPr>
+          <w:b/>
+          <w:bCs/>
+        </w:rPr>
+        <w:t/>
+      </w:r>
+      <w:r>
+        <w:t xml:space="preserve"/>
+      </w:r>
+      <w:r>
+        <w:rPr>
+          <w:b/>
+          <w:bCs/>
+        </w:rPr>
+        <w:t/>
+      </w:r>
+      <w:r>
+        <w:t xml:space="preserve"/>
       </w:r>
     </w:p>
     <w:p>
@@ -7479,10 +7909,10 @@
           <w:b/>
           <w:bCs/>
         </w:rPr>
-        <w:t>Lady Romanette</w:t>
-      </w:r>
-      <w:r>
-        <w:t xml:space="preserve"> : Marie sortant troublée du potager à 16h55. Théodorette qui rentre du couloir intérieur à 17h20, bouleversé (PIVOT). Amandinette glissant à Léa pendant le toast : « Nous devons parler. Seules. »</w:t>
+        <w:t xml:space="preserve">Mademoiselle Maëlys Bouchard : Marie sortant troublée du potager à 16h55. Théodorette qui rentre du couloir intérieur à 17h20, bouleversé (PIVOT). Amandinette glissant à Léa pendant le toast : « Nous devons parler. Seules. »</w:t>
+      </w:r>
+      <w:r>
+        <w:t xml:space="preserve"/>
       </w:r>
     </w:p>
     <w:p>
@@ -7536,26 +7966,42 @@
           <w:b/>
           <w:bCs/>
         </w:rPr>
-        <w:t>Nicolas</w:t>
-      </w:r>
-      <w:r>
-        <w:t xml:space="preserve"> : si Chloé trouve la fiole dans son manteau, il nie violemment. Il contre-attaque (sans envoyer Chloé à un endroit, juste factuellement) : « Lord Gautier rentrait du jardin l’air d’un homme qui revenait d’un mauvais coup. Demandez à Sir Tatoine où j’étais. » Pour le faire craquer sur Plumeau, il faut la preuve (article publié, ou Romanette ayant craqué).</w:t>
-      </w:r>
-    </w:p>
-    <w:p>
-      <w:pPr>
-        <w:spacing w:before="60" w:after="60" w:line="300" w:lineRule="auto"/>
-        <w:jc w:val="both"/>
-      </w:pPr>
-      <w:r>
-        <w:rPr>
-          <w:b/>
-          <w:bCs/>
-        </w:rPr>
-        <w:t>Théodorette</w:t>
-      </w:r>
-      <w:r>
-        <w:t xml:space="preserve"> : si Chloé trouve la lettre dans son manteau → craque sur Vienne. Si Chloé brandit le témoignage de Romanette (17h20 couloir) → craque sur l’alibi (a cherché Amandinette au jardin).</w:t>
+        <w:t xml:space="preserve">Baptiste : si Chloé trouve la fiole dans son manteau, il nie violemment — il l’ignorait. Il contre-attaque (sans envoyer Chloé à un endroit, juste factuellement) : « Lord Gautier rentrait du jardin l’air d’un homme qui revenait d’un mauvais coup. Demandez à Sir Tatoine où j’étais. » Pour le faire craquer sur Plumeau, il faut la preuve (un pamphlet signé M. Plumeau, ou Lisa ayant parlé). Pour le faire craquer sur Alicia, il faut les lettres « B. » (trouvées à l’Acte IV).</w:t>
+      </w:r>
+      <w:r>
+        <w:t xml:space="preserve"/>
+      </w:r>
+    </w:p>
+    <w:p>
+      <w:pPr>
+        <w:spacing w:before="60" w:after="60" w:line="300" w:lineRule="auto"/>
+        <w:jc w:val="both"/>
+      </w:pPr>
+      <w:r>
+        <w:rPr>
+          <w:b/>
+          <w:bCs/>
+        </w:rPr>
+        <w:t xml:space="preserve">Lisa : si Chloé l’interroge sur l’éclat de 16h40, elle l’assume mais en cache le motif (jalousie — Léa l’avait quittée pour Marie). Levier origines : évoquer le chantage de Léa ou un papier sur sa naissance → elle avoue ses origines modestes (fille de blanchisseuse). Si Baptiste est accusé, elle le défend avec véhémence (« il était à la lisière — laissez-le »).</w:t>
+      </w:r>
+      <w:r>
+        <w:t xml:space="preserve"/>
+      </w:r>
+    </w:p>
+    <w:p>
+      <w:pPr>
+        <w:spacing w:before="60" w:after="60" w:line="300" w:lineRule="auto"/>
+        <w:jc w:val="both"/>
+      </w:pPr>
+      <w:r>
+        <w:rPr>
+          <w:b/>
+          <w:bCs/>
+        </w:rPr>
+        <w:t xml:space="preserve">Théodorette : si Chloé trouve la lettre dans son manteau → craque sur Vienne. Si Chloé brandit le témoignage de Maëlys (17h20 couloir) → craque sur l’alibi (a cherché Amandinette au jardin).</w:t>
+      </w:r>
+      <w:r>
+        <w:t xml:space="preserve"/>
       </w:r>
     </w:p>
     <w:p>
@@ -7567,39 +8013,39 @@
           <w:i/>
           <w:sz w:val="22"/>
         </w:rPr>
-        <w:t xml:space="preserve">DÉDUCTION CLEF (à provoquer) : faites décrire à Théodorette le « faux pas » d’Amandinette au toast (« elle s’est rattrapée à la coupe de Léa »). Croisé avec la déduction de Louis (ingestion au toast vers 16h45), cela désigne Amandinette comme celle qui tenait le verre empoisonné au moment fatal. C’est le lien physique le plus direct vers la coupable — bien plus parlant que la fiole plantée chez Nicolas (fausse piste).</w:t>
-      </w:r>
-    </w:p>
-    <w:p>
-      <w:pPr>
-        <w:spacing w:before="60" w:after="60" w:line="300" w:lineRule="auto"/>
-        <w:jc w:val="both"/>
-      </w:pPr>
-      <w:r>
-        <w:rPr>
-          <w:b/>
-          <w:bCs/>
-        </w:rPr>
-        <w:t>Marie</w:t>
-      </w:r>
-      <w:r>
-        <w:t xml:space="preserve"> : si Chloé évoque le potager (par Victoria ou Romanette) → craque sur sa liaison avec Léa.</w:t>
-      </w:r>
-    </w:p>
-    <w:p>
-      <w:pPr>
-        <w:spacing w:before="60" w:after="60" w:line="300" w:lineRule="auto"/>
-        <w:jc w:val="both"/>
-      </w:pPr>
-      <w:r>
-        <w:rPr>
-          <w:b/>
-          <w:bCs/>
-        </w:rPr>
-        <w:t>Marie livre aussi ses soupçons flous</w:t>
-      </w:r>
-      <w:r>
-        <w:t xml:space="preserve"> (« Ce que je crois ») : elle pointe vers Amandinette (« nous devons parler »), Nicolas (haine ouverte), Gautier (homme aux abois), Boulet de Myrtilles (trop discrète), Clochette (nervosité). Mélange vrais et faux signaux.</w:t>
+        <w:t xml:space="preserve">DÉDUCTION CLEF (à provoquer) : faites décrire à Théodorette le « faux pas » d’Amandinette au toast (« elle s’est rattrapée à la coupe de Léa »). Croisé avec la déduction de Louis (ingestion au toast vers 16h45), cela désigne Amandinette comme celle qui tenait le verre empoisonné au moment fatal. C’est le lien physique le plus direct vers la coupable — bien plus parlant que la fiole plantée chez Baptiste (fausse piste).</w:t>
+      </w:r>
+    </w:p>
+    <w:p>
+      <w:pPr>
+        <w:spacing w:before="60" w:after="60" w:line="300" w:lineRule="auto"/>
+        <w:jc w:val="both"/>
+      </w:pPr>
+      <w:r>
+        <w:rPr>
+          <w:b/>
+          <w:bCs/>
+        </w:rPr>
+        <w:t xml:space="preserve">Marie : si Chloé évoque le potager (par Victoria ou Maëlys) → craque sur sa liaison avec Léa.</w:t>
+      </w:r>
+      <w:r>
+        <w:t xml:space="preserve"/>
+      </w:r>
+    </w:p>
+    <w:p>
+      <w:pPr>
+        <w:spacing w:before="60" w:after="60" w:line="300" w:lineRule="auto"/>
+        <w:jc w:val="both"/>
+      </w:pPr>
+      <w:r>
+        <w:rPr>
+          <w:b/>
+          <w:bCs/>
+        </w:rPr>
+        <w:t xml:space="preserve">Marie livre aussi ses soupçons flous (« Ce que je crois ») : elle pointe vers Amandinette (« nous devons parler »), Lisa (son éclat public), Gautier (homme aux abois), Boulet de Myrtilles (trop discrète), Clochette (nervosité). Mélange vrais et faux signaux.</w:t>
+      </w:r>
+      <w:r>
+        <w:t xml:space="preserve"/>
       </w:r>
     </w:p>
     <w:p>
@@ -7622,39 +8068,30 @@
         <w:jc w:val="both"/>
       </w:pPr>
       <w:r>
-        <w:t xml:space="preserve">Quand Chloé évoque des déplacements suspects à l’intérieur (Théodorette dans le couloir, Gautier qui rentre pressé, quelqu’un qui aurait pu prendre la clef), vous ouvrez le </w:t>
-      </w:r>
-      <w:r>
-        <w:rPr>
-          <w:b/>
-          <w:bCs/>
-        </w:rPr>
-        <w:t>couloir intérieur, le placard, les chambres</w:t>
-      </w:r>
-      <w:r>
-        <w:t xml:space="preserve">. </w:t>
+        <w:t xml:space="preserve">Quand Chloé évoque des déplacements suspects à l’intérieur (Théodorette dans le couloir, Gautier qui rentre pressé, quelqu’un qui aurait pu prendre la clef), vous ouvrez le couloir intérieur, le placard, les chambres et le cabinet de lecture. « Le couloir, les chambres et le cabinet de lecture sont à toi maintenant. »</w:t>
+      </w:r>
+      <w:r>
+        <w:rPr>
+          <w:b/>
+          <w:bCs/>
+        </w:rPr>
+        <w:t/>
+      </w:r>
+      <w:r>
+        <w:t xml:space="preserve"/>
       </w:r>
       <w:r>
         <w:rPr>
           <w:i/>
           <w:iCs/>
         </w:rPr>
-        <w:t>« Le couloir et les chambres sont à toi maintenant. »</w:t>
-      </w:r>
-    </w:p>
-    <w:p>
-      <w:pPr>
-        <w:sectPr>
-          <w:type w:val="nextPage"/>
-          <w:headerReference w:type="default" r:id="rIdHeader"/>
-          <w:footerReference w:type="default" r:id="rIdFooter"/>
-          <w:pgSz w:w="11906" w:h="16838"/>
-          <w:pgMar w:top="1700" w:right="1417" w:bottom="1700" w:left="1417" w:header="708" w:footer="708" w:gutter="0"/>
-          <w:cols w:space="708"/>
-          <w:docGrid w:linePitch="360"/>
-          <w:titlePg/>
-        </w:sectPr>
-      </w:pPr>
+        <w:t/>
+      </w:r>
+    </w:p>
+    <w:p>
+      <w:r>
+        <w:br w:type="page"/>
+      </w:r>
     </w:p>
     <w:p>
       <w:pPr>
@@ -7667,33 +8104,33 @@
           <w:bCs/>
           <w:color w:val="795548"/>
         </w:rPr>
-        <w:t>Acte III — Le couloir, les chambres, le placard · Foyer : Lord Gautier puis Lady Alicia</w:t>
-      </w:r>
-    </w:p>
-    <w:p>
-      <w:pPr>
-        <w:spacing w:before="60" w:after="60" w:line="300" w:lineRule="auto"/>
-        <w:jc w:val="both"/>
-      </w:pPr>
-      <w:r>
-        <w:rPr>
-          <w:b/>
-          <w:bCs/>
-        </w:rPr>
-        <w:t>Lieux ouverts</w:t>
-      </w:r>
-      <w:r>
-        <w:t xml:space="preserve"> : tout ce qui précède + </w:t>
-      </w:r>
-      <w:r>
-        <w:rPr>
-          <w:b/>
-          <w:bCs/>
-        </w:rPr>
-        <w:t>couloir intérieur, placard du couloir, chambres</w:t>
-      </w:r>
-      <w:r>
-        <w:t>.</w:t>
+        <w:t xml:space="preserve">Acte III — Le couloir, les chambres, le placard, le cabinet de lecture · Foyers : Lord Gautier, Maître Emilien, puis Lady Alicia</w:t>
+      </w:r>
+    </w:p>
+    <w:p>
+      <w:pPr>
+        <w:spacing w:before="60" w:after="60" w:line="300" w:lineRule="auto"/>
+        <w:jc w:val="both"/>
+      </w:pPr>
+      <w:r>
+        <w:rPr>
+          <w:b/>
+          <w:bCs/>
+        </w:rPr>
+        <w:t xml:space="preserve">Lieux ouverts : tout ce qui précède + couloir intérieur, placard du couloir, chambres, cabinet de lecture.</w:t>
+      </w:r>
+      <w:r>
+        <w:t xml:space="preserve"/>
+      </w:r>
+      <w:r>
+        <w:rPr>
+          <w:b/>
+          <w:bCs/>
+        </w:rPr>
+        <w:t/>
+      </w:r>
+      <w:r>
+        <w:t/>
       </w:r>
     </w:p>
     <w:p>
@@ -7931,19 +8368,19 @@
           <w:b/>
           <w:bCs/>
         </w:rPr>
-        <w:t>Lady Romanette</w:t>
-      </w:r>
-      <w:r>
-        <w:t xml:space="preserve"> : « Plus tard, vers 18h05, j’ai vu Alicia monter brièvement dans sa chambre. Elle paraissait dissimuler quelque chose. »</w:t>
-      </w:r>
-    </w:p>
-    <w:p>
-      <w:pPr>
-        <w:spacing w:before="60" w:after="60" w:line="300" w:lineRule="auto"/>
-        <w:jc w:val="both"/>
-      </w:pPr>
-      <w:r>
-        <w:t>→ Convergence forte vers Alicia. Quand Chloé la confronte, elle nie d’abord (palier 1 : « Quelle clef ? »), puis lâche un mensonge noble (palier 2 : « Je voulais protéger Gautier »), puis avoue la vérité (palier 3 : ses lettres avec Nicolas confiées à Léa). Elle remet la clef.</w:t>
+        <w:t xml:space="preserve">Mademoiselle Maëlys Bouchard : « Plus tard, vers 18h05, j’ai vu Alicia monter brièvement dans sa chambre. Elle paraissait dissimuler quelque chose. »</w:t>
+      </w:r>
+      <w:r>
+        <w:t xml:space="preserve"/>
+      </w:r>
+    </w:p>
+    <w:p>
+      <w:pPr>
+        <w:spacing w:before="60" w:after="60" w:line="300" w:lineRule="auto"/>
+        <w:jc w:val="both"/>
+      </w:pPr>
+      <w:r>
+        <w:t xml:space="preserve">→ Convergence forte vers Alicia. Quand Chloé la confronte, elle nie d’abord (palier 1 : « Quelle clef ? »), puis lâche un mensonge noble (palier 2 : « Je voulais protéger Gautier »), puis avoue la vérité (palier 3 : ses lettres « B. », échangées avec Baptiste André, qu’elle avait confiées à Léa). Elle remet la clef.</w:t>
       </w:r>
     </w:p>
     <w:p>
@@ -8005,10 +8442,10 @@
           <w:b/>
           <w:bCs/>
         </w:rPr>
-        <w:t>Lady Romanette</w:t>
-      </w:r>
-      <w:r>
-        <w:t xml:space="preserve"> : « J’ai entendu Amandinette glisser à Léa : "Nous devons parler. Seules. Tout de suite après." »</w:t>
+        <w:t xml:space="preserve">Mademoiselle Maëlys Bouchard : « J’ai entendu Amandinette glisser à Léa : "Nous devons parler. Seules. Tout de suite après." »</w:t>
+      </w:r>
+      <w:r>
+        <w:t xml:space="preserve"/>
       </w:r>
     </w:p>
     <w:p>
@@ -8076,6 +8513,120 @@
       </w:r>
       <w:r>
         <w:t xml:space="preserve"> : Alicia (clef volée, comportement louche, motif fort) et Amandinette (alibi creux, déplacements suspects, généalogie douteuse). Marie reste dans le bruit. Le doute est maintenu.</w:t>
+      </w:r>
+    </w:p>
+    <w:p>
+      <w:pPr>
+        <w:spacing w:before="60" w:after="60" w:line="300" w:lineRule="auto"/>
+        <w:jc w:val="both"/>
+      </w:pPr>
+      <w:r>
+        <w:t xml:space="preserve">Faisceau d’indices Acte III — Emilien (le suspect rationnel n°1)</w:t>
+      </w:r>
+      <w:r>
+        <w:rPr>
+          <w:b/>
+          <w:bCs/>
+        </w:rPr>
+        <w:t/>
+      </w:r>
+      <w:r>
+        <w:t xml:space="preserve"/>
+      </w:r>
+    </w:p>
+    <w:p>
+      <w:pPr>
+        <w:spacing w:before="60" w:after="60" w:line="300" w:lineRule="auto"/>
+        <w:jc w:val="both"/>
+      </w:pPr>
+      <w:r>
+        <w:t xml:space="preserve">Le cabinet de lecture s’ouvre à présent : Maître Emilien Collin-Stanislas y a passé tout l’après-midi, SEUL, sans témoin (17h00-17h45). Mobile colossal, alibi creux — c’est, sur le papier, le suspect le plus « logique » de la soirée.</w:t>
+      </w:r>
+      <w:r>
+        <w:rPr>
+          <w:b/>
+          <w:bCs/>
+        </w:rPr>
+        <w:t/>
+      </w:r>
+      <w:r>
+        <w:t xml:space="preserve"/>
+      </w:r>
+    </w:p>
+    <w:p>
+      <w:pPr>
+        <w:spacing w:before="60" w:after="60" w:line="300" w:lineRule="auto"/>
+        <w:jc w:val="both"/>
+      </w:pPr>
+      <w:r>
+        <w:t xml:space="preserve">Indice physique : sur la table du cabinet, un dossier des terres de la région ; dans son portefeuille (s’il est pressé), un rappel de Léa : « E.C.S. — 5 000 £. Le passé Beauchamp ne s’efface pas. — L. »</w:t>
+      </w:r>
+      <w:r>
+        <w:rPr>
+          <w:b/>
+          <w:bCs/>
+        </w:rPr>
+        <w:t/>
+      </w:r>
+      <w:r>
+        <w:t xml:space="preserve"/>
+      </w:r>
+    </w:p>
+    <w:p>
+      <w:pPr>
+        <w:spacing w:before="60" w:after="60" w:line="300" w:lineRule="auto"/>
+        <w:jc w:val="both"/>
+      </w:pPr>
+      <w:r>
+        <w:t xml:space="preserve">Lady Boulet de Myrtilles : « Maître Collin-Stanislas ? Il a racheté pour une bouchée de pain les terres des Beauchamp, en 1910, juste après la mort de leur jeune héritière. Étrange aubaine. »</w:t>
+      </w:r>
+      <w:r>
+        <w:rPr>
+          <w:b/>
+          <w:bCs/>
+        </w:rPr>
+        <w:t/>
+      </w:r>
+      <w:r>
+        <w:t xml:space="preserve"/>
+      </w:r>
+    </w:p>
+    <w:p>
+      <w:pPr>
+        <w:spacing w:before="60" w:after="60" w:line="300" w:lineRule="auto"/>
+        <w:jc w:val="both"/>
+      </w:pPr>
+      <w:r>
+        <w:t xml:space="preserve">Levier de craquage Emilien — palier 1 : il nie tout chantage (« Quelle imagination »). Palier 2 (si Chloé a le rappel de Léa ou le carnet des comptes, mention E.C.S., 5 000 £) : il avoue le chantage — une « vieille affaire de succession » — et plaide qu’il avait justement trop à perdre dans un scandale pour tuer. Palier 3 (Acte IV, sommé d’authentifier l’acte de naissance) : il se confond et avoue la complicité de 1910.</w:t>
+      </w:r>
+      <w:r>
+        <w:rPr>
+          <w:b/>
+          <w:bCs/>
+        </w:rPr>
+        <w:t/>
+      </w:r>
+      <w:r>
+        <w:t xml:space="preserve"/>
+      </w:r>
+    </w:p>
+    <w:p>
+      <w:pPr>
+        <w:spacing w:before="60" w:after="60" w:line="300" w:lineRule="auto"/>
+        <w:jc w:val="both"/>
+      </w:pPr>
+      <w:r>
+        <w:t xml:space="preserve">→ Emilien tient le doute rationnel jusqu’au coffret. Il n’est PAS le meurtrier : sa confrontation finale révèle sa fraude, pas le crime.</w:t>
+      </w:r>
+      <w:r>
+        <w:rPr>
+          <w:b/>
+          <w:bCs/>
+        </w:rPr>
+        <w:t/>
+      </w:r>
+      <w:r>
+        <w:t xml:space="preserve"/>
       </w:r>
     </w:p>
     <w:p>
@@ -8142,18 +8693,9 @@
       </w:r>
     </w:p>
     <w:p>
-      <w:pPr>
-        <w:sectPr>
-          <w:type w:val="nextPage"/>
-          <w:headerReference w:type="default" r:id="rIdHeader"/>
-          <w:footerReference w:type="default" r:id="rIdFooter"/>
-          <w:pgSz w:w="11906" w:h="16838"/>
-          <w:pgMar w:top="1700" w:right="1417" w:bottom="1700" w:left="1417" w:header="708" w:footer="708" w:gutter="0"/>
-          <w:cols w:space="708"/>
-          <w:docGrid w:linePitch="360"/>
-          <w:titlePg/>
-        </w:sectPr>
-      </w:pPr>
+      <w:r>
+        <w:br w:type="page"/>
+      </w:r>
     </w:p>
     <w:p>
       <w:pPr>
@@ -8166,7 +8708,7 @@
           <w:bCs/>
           <w:color w:val="795548"/>
         </w:rPr>
-        <w:t>Acte IV — La dépendance (et retour au jardin) · Foyer : Lady Amandinette</w:t>
+        <w:t xml:space="preserve">Acte IV — La dépendance (et retour au jardin) · Foyer : Lady Amandinette — et les révélations finales (Emilien, Maëlys)</w:t>
       </w:r>
     </w:p>
     <w:p>
@@ -8284,17 +8826,17 @@
           <w:b/>
           <w:bCs/>
         </w:rPr>
-        <w:t>1. Paquet d’Alicia</w:t>
-      </w:r>
-      <w:r>
-        <w:t xml:space="preserve"> : 22 lettres tendres signées « N. » — adressées à Alicia il y a un an. Confirment la confession d’Alicia. </w:t>
-      </w:r>
-      <w:r>
-        <w:rPr>
-          <w:b/>
-          <w:bCs/>
-        </w:rPr>
-        <w:t>Ne disculpent ni Alicia ni Amandinette.</w:t>
+        <w:t xml:space="preserve">1. Paquet d’Alicia : 22 lettres tendres signées « B. » — écrites par Baptiste André, adressées à Alicia il y a un an. Confirment la confession d’Alicia. C’est ici aussi que Baptiste, mis devant ces lettres, peut craquer sur sa liaison passée. Ne disculpent ni Alicia ni Amandinette.</w:t>
+      </w:r>
+      <w:r>
+        <w:t xml:space="preserve"/>
+      </w:r>
+      <w:r>
+        <w:rPr>
+          <w:b/>
+          <w:bCs/>
+        </w:rPr>
+        <w:t/>
       </w:r>
     </w:p>
     <w:p>
@@ -8329,6 +8871,35 @@
       </w:r>
       <w:r>
         <w:t xml:space="preserve"> : à reproduire avec soin (voir fichier Énigme). Contient la grille de codage A→Z=1-9 et les entrées de chantages.</w:t>
+      </w:r>
+    </w:p>
+    <w:p>
+      <w:pPr>
+        <w:spacing w:before="60" w:after="60" w:line="300" w:lineRule="auto"/>
+        <w:ind w:left="360"/>
+        <w:jc w:val="both"/>
+      </w:pPr>
+      <w:r>
+        <w:rPr>
+          <w:b/>
+          <w:bCs/>
+        </w:rPr>
+        <w:t>4. Notes de recherche de Léa</w:t>
+      </w:r>
+      <w:r>
+        <w:t>, papier jauni : « Notes — projet de roman "Les Servantes" — 5 juin. A.G.L. : confirmée. Servante chez les Beauchamp de 1907 à 1910. Au service de Mademoiselle Amandinette de Beauchamp — l’héritière, qui partageait son prénom. Cette dernière morte d’une fièvre en mai 1910. La semaine suivante, une « Mademoiselle Amandinette de Beauchamp » se présente au bal des Parisette avec la carte d’invitation et la robe de la défunte. Théodorette de Parisette l’épouse quatre mois plus tard. Doit en parler à Théodorette dans la semaine. — L. »</w:t>
+      </w:r>
+    </w:p>
+    <w:p>
+      <w:pPr>
+        <w:spacing w:after="100"/>
+      </w:pPr>
+      <w:r>
+        <w:rPr>
+          <w:i/>
+          <w:sz w:val="22"/>
+        </w:rPr>
+        <w:t xml:space="preserve">Note MJ — l’ironie des deux lettres : Léa avait DEUX documents. (1) Dans son atelier, une lettre d’ultimatum destinée à Amandinette — c’est celle qu’Amandinette prend sur le corps et brûle au barbecue (fragment « …la Grande Leu… / …e Pavy »). Amandinette croit ainsi avoir détruit la preuve. (2) Mais la VRAIE preuve — l’acte de naissance + la lettre du 5 juin — dort dans le coffret de la malle du jardin, dont Amandinette ignore l’existence. Elle a brûlé la mauvaise lettre. C’est ce qui la perd.</w:t>
       </w:r>
     </w:p>
     <w:p>
@@ -8449,6 +9020,74 @@
     </w:p>
     <w:p>
       <w:pPr>
+        <w:spacing w:before="60" w:after="60" w:line="300" w:lineRule="auto"/>
+        <w:ind w:left="360"/>
+        <w:jc w:val="both"/>
+      </w:pPr>
+      <w:r>
+        <w:rPr>
+          <w:b/>
+          <w:bCs/>
+        </w:rPr>
+        <w:t xml:space="preserve">La note scellée pour Mademoiselle Maëlys Bouchard : « Mademoiselle — vous ne vous appelez pas Bouchard. Vous êtes Marguerite Beauchamp, nièce de la véritable Amandinette de Beauchamp, l’héritière morte en 1910. On vous a pris votre nom et votre bien en même temps qu’on volait son identité. Je n’ai pas su réparer mes fautes ; je peux au moins réparer celle-ci. Sachez qui vous êtes. — L. »</w:t>
+      </w:r>
+      <w:r>
+        <w:t xml:space="preserve"/>
+      </w:r>
+    </w:p>
+    <w:p>
+      <w:pPr>
+        <w:spacing w:before="60" w:after="60" w:line="300" w:lineRule="auto"/>
+        <w:ind w:left="360"/>
+        <w:jc w:val="both"/>
+      </w:pPr>
+      <w:r>
+        <w:rPr>
+          <w:b/>
+          <w:bCs/>
+        </w:rPr>
+        <w:t xml:space="preserve">Étape 4 bis — Le piège du notaire (Emilien authentifie)</w:t>
+      </w:r>
+      <w:r>
+        <w:t xml:space="preserve"/>
+      </w:r>
+    </w:p>
+    <w:p>
+      <w:pPr>
+        <w:spacing w:before="60" w:after="60" w:line="300" w:lineRule="auto"/>
+        <w:ind w:left="360"/>
+        <w:jc w:val="both"/>
+      </w:pPr>
+      <w:r>
+        <w:rPr>
+          <w:b/>
+          <w:bCs/>
+        </w:rPr>
+        <w:t xml:space="preserve">Si Amandinette tente de nier (« ce papier est un faux »), Chloé se tourne vers Maître Emilien Collin-Stanislas et le somme, en homme de loi, d’authentifier publiquement l’acte de naissance. C’est un piège : reconnaître l’acte, c’est avouer qu’il l’a lui-même monté en 1910.</w:t>
+      </w:r>
+      <w:r>
+        <w:t xml:space="preserve"/>
+      </w:r>
+    </w:p>
+    <w:p>
+      <w:pPr>
+        <w:spacing w:before="60" w:after="60" w:line="300" w:lineRule="auto"/>
+        <w:ind w:left="360"/>
+        <w:jc w:val="both"/>
+      </w:pPr>
+      <w:r>
+        <w:rPr>
+          <w:b/>
+          <w:bCs/>
+        </w:rPr>
+        <w:t xml:space="preserve">Emilien, acculé : « …(un long silence)… Cet acte est authentique. Le sceau de la Grande Leuleu, la main du maire — je les reconnais. Oui : j’ai monté ce dossier en 1910. J’ai fait d’une servante une duchesse. Et j’en ai vécu quinze ans. » La salle tient sa preuve contre Amandinette — et découvre un second coupable, de fraude cette fois, non du meurtre.</w:t>
+      </w:r>
+      <w:r>
+        <w:t xml:space="preserve"/>
+      </w:r>
+    </w:p>
+    <w:p>
+      <w:pPr>
         <w:pStyle w:val="Titre3"/>
         <w:spacing w:before="200" w:after="100"/>
       </w:pPr>
@@ -8467,7 +9106,7 @@
         <w:jc w:val="both"/>
       </w:pPr>
       <w:r>
-        <w:t>Chloé brandit les deux pièces. Amandinette comprend. Trois sorties possibles selon le choix du joueur :</w:t>
+        <w:t xml:space="preserve">Chloé brandit l’acte de naissance et la lettre. Amandinette comprend. Trois sorties possibles selon le choix du joueur :</w:t>
       </w:r>
     </w:p>
     <w:p>
@@ -8519,6 +9158,57 @@
       </w:r>
       <w:r>
         <w:t xml:space="preserve"> : « Sir Amaury, je vous prierai de me fournir une chambre fermée à clef jusqu’au matin. »</w:t>
+      </w:r>
+    </w:p>
+    <w:p>
+      <w:pPr>
+        <w:spacing w:before="60" w:after="60" w:line="300" w:lineRule="auto"/>
+        <w:ind w:left="360"/>
+        <w:jc w:val="both"/>
+      </w:pPr>
+      <w:r>
+        <w:rPr>
+          <w:b/>
+          <w:bCs/>
+        </w:rPr>
+        <w:t xml:space="preserve">Étape 6 — La révélation de Maëlys (le climax émotionnel)</w:t>
+      </w:r>
+      <w:r>
+        <w:t xml:space="preserve"/>
+      </w:r>
+    </w:p>
+    <w:p>
+      <w:pPr>
+        <w:spacing w:before="60" w:after="60" w:line="300" w:lineRule="auto"/>
+        <w:ind w:left="360"/>
+        <w:jc w:val="both"/>
+      </w:pPr>
+      <w:r>
+        <w:rPr>
+          <w:b/>
+          <w:bCs/>
+        </w:rPr>
+        <w:t xml:space="preserve">Chloé lit alors la note scellée à voix haute. Mademoiselle Maëlys Bouchard comprend, en même temps que toute la salle, qu’elle est Marguerite Beauchamp — l’héritière dépossédée. Laissez le silence s’installer. C’est son grand moment : le vertige, les larmes, « Beauchamp… mais alors… ». Aucun script ; laissez la joueuse improviser.</w:t>
+      </w:r>
+      <w:r>
+        <w:t xml:space="preserve"/>
+      </w:r>
+    </w:p>
+    <w:p>
+      <w:pPr>
+        <w:spacing w:before="60" w:after="60" w:line="300" w:lineRule="auto"/>
+        <w:ind w:left="360"/>
+        <w:jc w:val="both"/>
+      </w:pPr>
+      <w:r>
+        <w:rPr>
+          <w:b/>
+          <w:bCs/>
+        </w:rPr>
+        <w:t xml:space="preserve">Léa, la maître-chanteuse, aura donc accompli un dernier geste — non un chantage, mais une réparation. C’est l’ironie douce de sa mort : elle voulait enfin réparer un tort, et c’est précisément cela qui a scellé son sort.</w:t>
+      </w:r>
+      <w:r>
+        <w:t xml:space="preserve"/>
       </w:r>
     </w:p>
     <w:p>
@@ -8638,18 +9328,9 @@
       </w:r>
     </w:p>
     <w:p>
-      <w:pPr>
-        <w:sectPr>
-          <w:type w:val="nextPage"/>
-          <w:headerReference w:type="default" r:id="rIdHeader"/>
-          <w:footerReference w:type="default" r:id="rIdFooter"/>
-          <w:pgSz w:w="11906" w:h="16838"/>
-          <w:pgMar w:top="1700" w:right="1417" w:bottom="1700" w:left="1417" w:header="708" w:footer="708" w:gutter="0"/>
-          <w:cols w:space="708"/>
-          <w:docGrid w:linePitch="360"/>
-          <w:titlePg/>
-        </w:sectPr>
-      </w:pPr>
+      <w:r>
+        <w:br w:type="page"/>
+      </w:r>
     </w:p>
     <w:p>
       <w:pPr>
@@ -8788,30 +9469,30 @@
           <w:b/>
           <w:bCs/>
         </w:rPr>
-        <w:t>À l’intérieur de la boîte</w:t>
-      </w:r>
-      <w:r>
-        <w:t xml:space="preserve"> (à placer la veille) : le </w:t>
-      </w:r>
-      <w:r>
-        <w:rPr>
-          <w:b/>
-          <w:bCs/>
-        </w:rPr>
-        <w:t>vrai acte de naissance</w:t>
-      </w:r>
-      <w:r>
-        <w:t xml:space="preserve"> au nom d’« Amandinette de la Grande Leuleu » (papier jauni, en-tête de mairie villageoise, date 1893) + la </w:t>
-      </w:r>
-      <w:r>
-        <w:rPr>
-          <w:b/>
-          <w:bCs/>
-        </w:rPr>
-        <w:t>lettre de Léa du 5 juin</w:t>
-      </w:r>
-      <w:r>
-        <w:t xml:space="preserve"> (« Chère Amandine, j’ai tergiversé six mois. Je ne peux plus garder ce silence. Théodorette mérite de savoir. Je lui parlerai ce week-end. Pour vous, c’est la fin du jeu. — L. »).</w:t>
+        <w:t xml:space="preserve">À l’intérieur de la boîte (à placer la veille) : le vrai acte de naissance au nom d’« Amandinette de la Grande Leuleu » (papier jauni, en-tête de mairie villageoise, date 1893) + la lettre de Léa du 5 juin (« Chère Amandine, j’ai tergiversé six mois. Je ne peux plus garder ce silence. Théodorette mérite de savoir. Je lui parlerai ce week-end. Pour vous, c’est la fin du jeu. — L. »), + une note scellée pour Mademoiselle Maëlys Bouchard lui révélant sa véritable naissance — Marguerite Beauchamp, héritière dépossédée par l’imposture (« Sachez qui vous êtes. — L. »).</w:t>
+      </w:r>
+      <w:r>
+        <w:t xml:space="preserve"/>
+      </w:r>
+      <w:r>
+        <w:rPr>
+          <w:b/>
+          <w:bCs/>
+        </w:rPr>
+        <w:t/>
+      </w:r>
+      <w:r>
+        <w:t xml:space="preserve"/>
+      </w:r>
+      <w:r>
+        <w:rPr>
+          <w:b/>
+          <w:bCs/>
+        </w:rPr>
+        <w:t/>
+      </w:r>
+      <w:r>
+        <w:t xml:space="preserve"/>
       </w:r>
     </w:p>
     <w:p>
@@ -8851,33 +9532,6 @@
       </w:pPr>
       <w:r>
         <w:t>Léa, romancière intelligente et maître-chanteuse paranoïaque, change le code de son coffret tous les jours. Sa méthode est consignée à la première page de son carnet, trouvé dans l’atelier.</w:t>
-      </w:r>
-    </w:p>
-    <w:p>
-      <w:pPr>
-        <w:spacing w:before="120" w:after="120" w:line="300" w:lineRule="auto"/>
-        <w:ind w:left="360" w:right="360"/>
-        <w:jc w:val="both"/>
-      </w:pPr>
-      <w:r>
-        <w:rPr>
-          <w:i/>
-          <w:iCs/>
-          <w:color w:val="6D4C41"/>
-        </w:rPr>
-        <w:t>« Notes — projet de roman "Les Servantes" — 5 juin. A.G.L. : confirmée. Servante chez les Beauchamp de 1907 à 1910. Au service de Mademoiselle Amandinette de Beauchamp — l’héritière, qui partageait son prénom. Cette dernière morte d’une fièvre en mai 1910. La semaine suivante, une « Mademoiselle Amandinette de Beauchamp » se présente au bal des Parisette avec la carte d’invitation et la robe de la défunte. Théodorette de Parisette l’épouse quatre mois plus tard. Vérifié auprès du registre paroissial et de deux anciens du village. Doit en parler à Théodorette dans la semaine — je ne peux plus garder ce silence. — L. »</w:t>
-      </w:r>
-    </w:p>
-    <w:p>
-      <w:pPr>
-        <w:spacing w:after="100"/>
-      </w:pPr>
-      <w:r>
-        <w:rPr>
-          <w:i/>
-          <w:sz w:val="22"/>
-        </w:rPr>
-        <w:t xml:space="preserve">Note MJ — l’ironie des deux lettres : Léa avait DEUX documents. (1) Dans son atelier, une lettre d’ultimatum destinée à Amandinette — c’est celle qu’Amandinette prend sur le corps et brûle au barbecue (fragment « …la Grande Leu… / …e Pavy »). Amandinette croit ainsi avoir détruit la preuve. (2) Mais la VRAIE preuve — l’acte de naissance + la lettre du 5 juin — dort dans le coffret de la malle du jardin, dont Amandinette ignore l’existence. Elle a brûlé la mauvaise lettre. C’est ce qui la perd.</w:t>
       </w:r>
     </w:p>
     <w:p>
@@ -9149,7 +9803,7 @@
         <w:rPr>
           <w:sz w:val="22"/>
         </w:rPr>
-        <w:t xml:space="preserve">Quatre jours. Je relis pour la dernière fois mes dossiers, et je prépare mes adieux. Sept enveloppes posées sur le secrétaire — sept noms, sept ardoises à solder. Mes derniers rappels d’échéance, pour samedi matin chez les Beuhaies. Quand je serai en mer, ils dormiront mieux. Moi aussi. Ce soir, je dîne seule. Sir Amaury m’a fait porter un panier de framboises de son jardin — comme une dernière offrande dont il ignore le poids. Le Domaine des Beuhaies fut, ces dernières années, ma scène préférée. C’est là que tout finira.</w:t>
+        <w:t xml:space="preserve">Quatre jours. Je relis pour la dernière fois mes dossiers, et je prépare mes adieux. Neuf enveloppes posées sur le secrétaire — neuf noms, neuf ardoises à solder. Mes derniers rappels d’échéance, pour samedi matin chez les Beuhaies. Quand je serai en mer, ils dormiront mieux. Moi aussi. Ce soir, je dîne seule. Sir Amaury m’a fait porter un panier de framboises de son jardin — comme une dernière offrande dont il ignore le poids. Le Domaine des Beuhaies fut, ces dernières années, ma scène préférée. C’est là que tout finira.</w:t>
       </w:r>
     </w:p>
     <w:p>
@@ -9189,7 +9843,7 @@
         <w:rPr>
           <w:sz w:val="22"/>
         </w:rPr>
-        <w:t xml:space="preserve">J’ai écrit ce soir une lettre que je ne remettrai pas. Elle attendra. Je l’ai pliée dans le coffret, sous la malle de rotin du jardin, avec un autre papier — plus ancien, plus brûlant. Un acte de naissance que personne ne devrait jamais lire, et qui pourtant porte le nom d’une femme que tout Londres a applaudie sous un faux titre. Demain, à la soirée de Chloé, je laisserai entendre. Une phrase, peut-être. Un regard. Le Duc comprendra avant que je ne parte. Je dois cesser de protéger les imposteurs. Cette femme a volé une vie en mai 1910 — je vais la rendre à celle qui n’est plus.</w:t>
+        <w:t xml:space="preserve">J’ai écrit ce soir une lettre que je ne remettrai pas. Elle attendra. Je l’ai pliée dans le coffret, sous la malle de rotin du jardin, avec un autre papier — plus ancien, plus brûlant. Un acte de naissance que personne ne devrait jamais lire, et qui pourtant porte le nom d’une femme que tout Londres a applaudie sous un faux titre. Demain, à la soirée de Chloé, je laisserai entendre. Une phrase, peut-être. Un regard. Le Duc comprendra avant que je ne parte. Je dois cesser de protéger les imposteurs. Cette femme a volé une vie en mai 1910 — je vais la rendre à celle qui n’est plus, et réparer, enfin, pour l’enfant qu’on a dépouillée avec elle.</w:t>
       </w:r>
     </w:p>
     <w:p>
@@ -9229,7 +9883,7 @@
         <w:rPr>
           <w:sz w:val="22"/>
         </w:rPr>
-        <w:t xml:space="preserve">Aujourd’hui. Sept rappels distribués ce matin dans le hall — pliés, scellés, glissés en mains propres avec un sourire de cire. Chacun les rangera comme on range une braise. Chloé fête ses trente ans. J’ai mis mes plus beaux gants, ma plus belle robe, comme une révérence d’adieu. Aux Beuhaies, on prendra le thé, on se complimentera, et l’on s’ignorera savamment — la chorégraphie qu’ils connaissent tous par cœur. Je danserai la dernière. Demain matin, six heures, le train du Havre. Je quitterai ce pays sans regret. J’emporte mes Servantes, mes plumes, et une cabine au nom d’une autre. Au grand large.</w:t>
+        <w:t xml:space="preserve">Aujourd’hui. Neuf rappels distribués ce matin dans le hall — pliés, scellés, glissés en mains propres avec un sourire de cire. Chacun les rangera comme on range une braise. Chloé fête ses trente ans. J’ai mis mes plus beaux gants, ma plus belle robe, comme une révérence d’adieu. Aux Beuhaies, on prendra le thé, on se complimentera, et l’on s’ignorera savamment — la chorégraphie qu’ils connaissent tous par cœur. Je danserai la dernière. Demain matin, six heures, le train du Havre. Je quitterai ce pays sans regret. J’emporte mes Servantes, mes plumes, et une cabine au nom d’une autre. Au grand large.</w:t>
       </w:r>
     </w:p>
     <w:p>
@@ -9305,7 +9959,7 @@
         <w:jc w:val="both"/>
       </w:pPr>
       <w:r>
-        <w:t>Elle compose. Click. La boîte s’ouvre. Elle brandit le vrai acte de naissance et la lettre de Léa.</w:t>
+        <w:t xml:space="preserve">Elle compose. Click. La boîte s’ouvre. Elle brandit le vrai acte de naissance, la lettre de Léa, et la note scellée au nom de Maëlys.</w:t>
       </w:r>
     </w:p>
     <w:p>
@@ -9415,18 +10069,9 @@
       </w:r>
     </w:p>
     <w:p>
-      <w:pPr>
-        <w:sectPr>
-          <w:type w:val="nextPage"/>
-          <w:headerReference w:type="default" r:id="rIdHeader"/>
-          <w:footerReference w:type="default" r:id="rIdFooter"/>
-          <w:pgSz w:w="11906" w:h="16838"/>
-          <w:pgMar w:top="1700" w:right="1417" w:bottom="1700" w:left="1417" w:header="708" w:footer="708" w:gutter="0"/>
-          <w:cols w:space="708"/>
-          <w:docGrid w:linePitch="360"/>
-          <w:titlePg/>
-        </w:sectPr>
-      </w:pPr>
+      <w:r>
+        <w:br w:type="page"/>
+      </w:r>
     </w:p>
     <w:p>
       <w:pPr>
@@ -9464,7 +10109,7 @@
         <w:jc w:val="both"/>
       </w:pPr>
       <w:r>
-        <w:t>Chloé revient au jardin, la boîte ouverte sur la table en rotin. Tous les convives sont rassemblés. Elle a la double preuve : l’acte de naissance + la lettre du 5 juin.</w:t>
+        <w:t xml:space="preserve">Chloé revient au jardin, la boîte ouverte sur la table en rotin. Tous les convives sont rassemblés. Elle a les preuves : l’acte de naissance + la lettre du 5 juin, et la note scellée révélant la naissance Beauchamp de Maëlys.</w:t>
       </w:r>
     </w:p>
     <w:p>
@@ -9659,7 +10304,25 @@
         <w:jc w:val="both"/>
       </w:pPr>
       <w:r>
-        <w:t>Nicolas et Romanette peuvent annoncer leurs fiançailles, ou décider d’attendre.</w:t>
+        <w:t xml:space="preserve">Lisa et Baptiste, réconciliés (l’affaire Alicia étant ancienne), se rapprochent de nouveau ; Lisa peut offrir un dernier air, pour Léa qu’elle a tant aimée et haïe.</w:t>
+      </w:r>
+    </w:p>
+    <w:p>
+      <w:pPr>
+        <w:spacing w:before="60" w:after="60" w:line="300" w:lineRule="auto"/>
+        <w:jc w:val="both"/>
+      </w:pPr>
+      <w:r>
+        <w:t xml:space="preserve">Maëlys, bouleversée, découvre sa véritable naissance. Le Duc Théodorette — double-victime de l’imposture (trahi par son épouse, et dépossédé d’une parente par le même mensonge) — peut s’engager solennellement à reconnaître la jeune héritière et à lui rendre le nom des Beauchamp.</w:t>
+      </w:r>
+    </w:p>
+    <w:p>
+      <w:pPr>
+        <w:spacing w:before="60" w:after="60" w:line="300" w:lineRule="auto"/>
+        <w:jc w:val="both"/>
+      </w:pPr>
+      <w:r>
+        <w:t xml:space="preserve">Emilien, démasqué pour la fraude de 1910, relève d’une justice à part (escroquerie, non meurtre). Il n’est pas à table — ou s’y tient dans la honte, sous le regard de tous.</w:t>
       </w:r>
     </w:p>
     <w:p>
@@ -9909,7 +10572,7 @@
         <w:rPr>
           <w:sz w:val="22"/>
         </w:rPr>
-        <w:t xml:space="preserve">Mécaniquement, le coffret (acte de naissance + lettre) suffit à confondre Amandinette. Mais pour que la révélation FRAPPE, Chloé doit d’abord avoir bâti le doute : alibi creux d’Amandinette (salle de bain vide, confirmée par Boulet et Clochette), faux pas au toast (Théodorette), traversées du jardin (Tatoine 17h15, Clochette 17h32). Soufflez ces fils AVANT l’ouverture du coffret pour que le code 1-7-3 vienne couronner une intuition, et non la remplacer.</w:t>
+        <w:t xml:space="preserve">Mécaniquement, le coffret (acte de naissance + lettre) suffit à confondre Amandinette ; la note à Maëlys et l’aveu d’Emilien sont des révélations annexes — émotion et justice secondaire —, non des preuves du meurtre. Mais pour que la révélation FRAPPE, Chloé doit d’abord avoir bâti le doute : alibi creux d’Amandinette (salle de bain vide, confirmée par Boulet et Clochette), faux pas au toast (Théodorette), traversées du jardin (Tatoine 17h15, Clochette 17h32). Soufflez ces fils AVANT l’ouverture du coffret pour que le code 1-7-3 vienne couronner une intuition, et non la remplacer.</w:t>
       </w:r>
     </w:p>
     <w:p>
@@ -9936,18 +10599,9 @@
       </w:r>
     </w:p>
     <w:p>
-      <w:pPr>
-        <w:sectPr>
-          <w:type w:val="nextPage"/>
-          <w:headerReference w:type="default" r:id="rIdHeader"/>
-          <w:footerReference w:type="default" r:id="rIdFooter"/>
-          <w:pgSz w:w="11906" w:h="16838"/>
-          <w:pgMar w:top="1700" w:right="1417" w:bottom="1700" w:left="1417" w:header="708" w:footer="708" w:gutter="0"/>
-          <w:cols w:space="708"/>
-          <w:docGrid w:linePitch="360"/>
-          <w:titlePg/>
-        </w:sectPr>
-      </w:pPr>
+      <w:r>
+        <w:br w:type="page"/>
+      </w:r>
     </w:p>
     <w:p>
       <w:pPr>
@@ -11085,7 +11739,7 @@
                 <w:sz w:val="22"/>
                 <w:szCs w:val="22"/>
               </w:rPr>
-              <w:t>Lady Romanette</w:t>
+              <w:t xml:space="preserve">Mademoiselle Maëlys Bouchard</w:t>
             </w:r>
           </w:p>
         </w:tc>
@@ -11133,7 +11787,7 @@
                 <w:sz w:val="22"/>
                 <w:szCs w:val="22"/>
               </w:rPr>
-              <w:t>III</w:t>
+              <w:t xml:space="preserve">II</w:t>
             </w:r>
           </w:p>
         </w:tc>
@@ -11156,7 +11810,7 @@
                 <w:sz w:val="22"/>
                 <w:szCs w:val="22"/>
               </w:rPr>
-              <w:t>Lady Cloé Fischer (PIVOT)</w:t>
+              <w:t xml:space="preserve">Témoins divers</w:t>
             </w:r>
           </w:p>
         </w:tc>
@@ -11179,7 +11833,7 @@
                 <w:sz w:val="22"/>
                 <w:szCs w:val="22"/>
               </w:rPr>
-              <w:t>Amandinette traverse le jardin à 17h32.</w:t>
+              <w:t xml:space="preserve">Éclat public Lisa-Léa à 16h40 (amorce Lisa — fausse piste de caractère).</w:t>
             </w:r>
           </w:p>
         </w:tc>
@@ -11227,6 +11881,77 @@
                 <w:sz w:val="22"/>
                 <w:szCs w:val="22"/>
               </w:rPr>
+              <w:t>Lady Cloé Fischer (PIVOT)</w:t>
+            </w:r>
+          </w:p>
+        </w:tc>
+        <w:tc>
+          <w:tcPr>
+            <w:tcW w:w="5760" w:type="dxa"/>
+            <w:tcMar>
+              <w:top w:w="80" w:type="dxa"/>
+              <w:bottom w:w="80" w:type="dxa"/>
+              <w:left w:w="120" w:type="dxa"/>
+              <w:right w:w="120" w:type="dxa"/>
+            </w:tcMar>
+          </w:tcPr>
+          <w:p>
+            <w:pPr>
+              <w:spacing w:before="20" w:after="20" w:line="260" w:lineRule="auto"/>
+            </w:pPr>
+            <w:r>
+              <w:rPr>
+                <w:sz w:val="22"/>
+                <w:szCs w:val="22"/>
+              </w:rPr>
+              <w:t>Amandinette traverse le jardin à 17h32.</w:t>
+            </w:r>
+          </w:p>
+        </w:tc>
+      </w:tr>
+      <w:tr>
+        <w:tc>
+          <w:tcPr>
+            <w:tcW w:w="800" w:type="dxa"/>
+            <w:tcMar>
+              <w:top w:w="80" w:type="dxa"/>
+              <w:bottom w:w="80" w:type="dxa"/>
+              <w:left w:w="120" w:type="dxa"/>
+              <w:right w:w="120" w:type="dxa"/>
+            </w:tcMar>
+          </w:tcPr>
+          <w:p>
+            <w:pPr>
+              <w:spacing w:before="20" w:after="20" w:line="260" w:lineRule="auto"/>
+            </w:pPr>
+            <w:r>
+              <w:rPr>
+                <w:sz w:val="22"/>
+                <w:szCs w:val="22"/>
+              </w:rPr>
+              <w:t>III</w:t>
+            </w:r>
+          </w:p>
+        </w:tc>
+        <w:tc>
+          <w:tcPr>
+            <w:tcW w:w="2800" w:type="dxa"/>
+            <w:tcMar>
+              <w:top w:w="80" w:type="dxa"/>
+              <w:bottom w:w="80" w:type="dxa"/>
+              <w:left w:w="120" w:type="dxa"/>
+              <w:right w:w="120" w:type="dxa"/>
+            </w:tcMar>
+          </w:tcPr>
+          <w:p>
+            <w:pPr>
+              <w:spacing w:before="20" w:after="20" w:line="260" w:lineRule="auto"/>
+            </w:pPr>
+            <w:r>
+              <w:rPr>
+                <w:sz w:val="22"/>
+                <w:szCs w:val="22"/>
+              </w:rPr>
               <w:t>Lady Boulet de Myrtilles</w:t>
             </w:r>
           </w:p>
@@ -11251,6 +11976,77 @@
                 <w:szCs w:val="22"/>
               </w:rPr>
               <w:t>Gautier cache la mallette 17h33. Alicia s’attarde au bar à 18h00.</w:t>
+            </w:r>
+          </w:p>
+        </w:tc>
+      </w:tr>
+      <w:tr>
+        <w:tc>
+          <w:tcPr>
+            <w:tcW w:w="800" w:type="dxa"/>
+            <w:tcMar>
+              <w:top w:w="80" w:type="dxa"/>
+              <w:bottom w:w="80" w:type="dxa"/>
+              <w:left w:w="120" w:type="dxa"/>
+              <w:right w:w="120" w:type="dxa"/>
+            </w:tcMar>
+          </w:tcPr>
+          <w:p>
+            <w:pPr>
+              <w:spacing w:before="20" w:after="20" w:line="260" w:lineRule="auto"/>
+            </w:pPr>
+            <w:r>
+              <w:rPr>
+                <w:sz w:val="22"/>
+                <w:szCs w:val="22"/>
+              </w:rPr>
+              <w:t xml:space="preserve">III</w:t>
+            </w:r>
+          </w:p>
+        </w:tc>
+        <w:tc>
+          <w:tcPr>
+            <w:tcW w:w="2800" w:type="dxa"/>
+            <w:tcMar>
+              <w:top w:w="80" w:type="dxa"/>
+              <w:bottom w:w="80" w:type="dxa"/>
+              <w:left w:w="120" w:type="dxa"/>
+              <w:right w:w="120" w:type="dxa"/>
+            </w:tcMar>
+          </w:tcPr>
+          <w:p>
+            <w:pPr>
+              <w:spacing w:before="20" w:after="20" w:line="260" w:lineRule="auto"/>
+            </w:pPr>
+            <w:r>
+              <w:rPr>
+                <w:sz w:val="22"/>
+                <w:szCs w:val="22"/>
+              </w:rPr>
+              <w:t xml:space="preserve">Cabinet / Boulet</w:t>
+            </w:r>
+          </w:p>
+        </w:tc>
+        <w:tc>
+          <w:tcPr>
+            <w:tcW w:w="5760" w:type="dxa"/>
+            <w:tcMar>
+              <w:top w:w="80" w:type="dxa"/>
+              <w:bottom w:w="80" w:type="dxa"/>
+              <w:left w:w="120" w:type="dxa"/>
+              <w:right w:w="120" w:type="dxa"/>
+            </w:tcMar>
+          </w:tcPr>
+          <w:p>
+            <w:pPr>
+              <w:spacing w:before="20" w:after="20" w:line="260" w:lineRule="auto"/>
+            </w:pPr>
+            <w:r>
+              <w:rPr>
+                <w:sz w:val="22"/>
+                <w:szCs w:val="22"/>
+              </w:rPr>
+              <w:t xml:space="preserve">Emilien seul au cabinet de lecture (alibi creux) ; il a racheté les terres Beauchamp en 1910 (aubaine louche).</w:t>
             </w:r>
           </w:p>
         </w:tc>
@@ -11517,7 +12313,17 @@
         <w:jc w:val="both"/>
       </w:pPr>
       <w:r>
-        <w:t>« Romanette était près du piano. Elle voit le couloir et le hall depuis sa place. »</w:t>
+        <w:t xml:space="preserve">« Maëlys était près du piano. Elle voit le couloir et le hall depuis sa place. »</w:t>
+      </w:r>
+    </w:p>
+    <w:p>
+      <w:pPr>
+        <w:spacing w:before="60" w:after="60" w:line="300" w:lineRule="auto"/>
+        <w:ind w:left="360"/>
+        <w:jc w:val="both"/>
+      </w:pPr>
+      <w:r>
+        <w:t xml:space="preserve">« La cantatrice Lisa a eu un éclat public avec Léa à 16h40. Demande-lui ce qu’il y avait entre elles. »</w:t>
       </w:r>
     </w:p>
     <w:p>
@@ -11564,6 +12370,16 @@
       </w:pPr>
       <w:r>
         <w:t>« Alicia a eu une journée étrange. Elle est entrée au bar pendant les cris. »</w:t>
+      </w:r>
+    </w:p>
+    <w:p>
+      <w:pPr>
+        <w:spacing w:before="60" w:after="60" w:line="300" w:lineRule="auto"/>
+        <w:ind w:left="360"/>
+        <w:jc w:val="both"/>
+      </w:pPr>
+      <w:r>
+        <w:t xml:space="preserve">« Maître Collin-Stanislas s’est isolé seul tout l’après-midi au cabinet de lecture. Un notaire qui fuit la compagnie un jour de meurtre… et il a fait fortune sur les terres Beauchamp en 1910. »</w:t>
       </w:r>
     </w:p>
     <w:p>
@@ -11685,18 +12501,9 @@
       </w:r>
     </w:p>
     <w:p>
-      <w:pPr>
-        <w:sectPr>
-          <w:type w:val="nextPage"/>
-          <w:headerReference w:type="default" r:id="rIdHeader"/>
-          <w:footerReference w:type="default" r:id="rIdFooter"/>
-          <w:pgSz w:w="11906" w:h="16838"/>
-          <w:pgMar w:top="1700" w:right="1417" w:bottom="1700" w:left="1417" w:header="708" w:footer="708" w:gutter="0"/>
-          <w:cols w:space="708"/>
-          <w:docGrid w:linePitch="360"/>
-          <w:titlePg/>
-        </w:sectPr>
-      </w:pPr>
+      <w:r>
+        <w:br w:type="page"/>
+      </w:r>
     </w:p>
     <w:p>
       <w:pPr>
@@ -12114,7 +12921,7 @@
                 <w:sz w:val="22"/>
                 <w:szCs w:val="22"/>
               </w:rPr>
-              <w:t>Cadenas 3 chiffres réglé sur 1-7-3. Contenu : vrai acte de naissance Amandinette de la Grande Leuleu + lettre de Léa du 5 juin. Autour : châle, livre annoté, éventail.</w:t>
+              <w:t xml:space="preserve">Cadenas 3 chiffres réglé sur 1-7-3. Contenu : vrai acte de naissance Amandinette de la Grande Leuleu + lettre de Léa du 5 juin + note scellée pour Maëlys (sa naissance Beauchamp). Autour : châle, livre annoté, éventail.</w:t>
             </w:r>
           </w:p>
         </w:tc>
@@ -12304,7 +13111,7 @@
                 <w:sz w:val="22"/>
                 <w:szCs w:val="22"/>
               </w:rPr>
-              <w:t>Manteau de Nicolas avec fiole vide</w:t>
+              <w:t xml:space="preserve">Manteau de Baptiste avec fiole vide</w:t>
             </w:r>
           </w:p>
         </w:tc>
@@ -12565,7 +13372,7 @@
                 <w:sz w:val="22"/>
                 <w:szCs w:val="22"/>
               </w:rPr>
-              <w:t>Dépendance — atelier de Léa</w:t>
+              <w:t xml:space="preserve">Cabinet de lecture — table</w:t>
             </w:r>
           </w:p>
         </w:tc>
@@ -12588,7 +13395,7 @@
                 <w:sz w:val="22"/>
                 <w:szCs w:val="22"/>
               </w:rPr>
-              <w:t>Paquet de lettres « Alicia → N. »</w:t>
+              <w:t xml:space="preserve">Dossier des terres + rappel de Léa (portefeuille d’Emilien)</w:t>
             </w:r>
           </w:p>
         </w:tc>
@@ -12611,7 +13418,7 @@
                 <w:sz w:val="22"/>
                 <w:szCs w:val="22"/>
               </w:rPr>
-              <w:t>22 lettres tendres, ruban de soie.</w:t>
+              <w:t xml:space="preserve">Dossier de la famille des Beuhaies ; dans le portefeuille, rappel « E.C.S. — 5 000 £. Le passé Beauchamp ne s’efface pas. — L. ».</w:t>
             </w:r>
           </w:p>
         </w:tc>
@@ -12636,7 +13443,7 @@
                 <w:sz w:val="22"/>
                 <w:szCs w:val="22"/>
               </w:rPr>
-              <w:t>Dépendance — atelier</w:t>
+              <w:t>Dépendance — atelier de Léa</w:t>
             </w:r>
           </w:p>
         </w:tc>
@@ -12659,7 +13466,7 @@
                 <w:sz w:val="22"/>
                 <w:szCs w:val="22"/>
               </w:rPr>
-              <w:t>Paquet de lettres « Marie » (par Léa)</w:t>
+              <w:t xml:space="preserve">Paquet de lettres « Alicia → B. »</w:t>
             </w:r>
           </w:p>
         </w:tc>
@@ -12682,7 +13489,7 @@
                 <w:sz w:val="22"/>
                 <w:szCs w:val="22"/>
               </w:rPr>
-              <w:t>3-4 lettres dans une boîte de papier japonais.</w:t>
+              <w:t>22 lettres tendres, ruban de soie.</w:t>
             </w:r>
           </w:p>
         </w:tc>
@@ -12730,7 +13537,7 @@
                 <w:sz w:val="22"/>
                 <w:szCs w:val="22"/>
               </w:rPr>
-              <w:t>Carnet codé de Léa</w:t>
+              <w:t>Paquet de lettres « Marie » (par Léa)</w:t>
             </w:r>
           </w:p>
         </w:tc>
@@ -12753,7 +13560,7 @@
                 <w:sz w:val="22"/>
                 <w:szCs w:val="22"/>
               </w:rPr>
-              <w:t>Reproduction : page 1 — grille A=1…Z=9 + règle « initiales de ma phrase du jour ». Pages suivantes — journal de bord (5 entrées récentes), entrée du samedi 6 juin : « Au grand large » (encadrée comme "aujourd’hui"). Les comptes de chantage sont sur un cahier séparé dans le tiroir (optionnel).</w:t>
+              <w:t>3-4 lettres dans une boîte de papier japonais.</w:t>
             </w:r>
           </w:p>
         </w:tc>
@@ -12801,7 +13608,7 @@
                 <w:sz w:val="22"/>
                 <w:szCs w:val="22"/>
               </w:rPr>
-              <w:t>Notes de recherche de Léa</w:t>
+              <w:t>Carnet codé de Léa</w:t>
             </w:r>
           </w:p>
         </w:tc>
@@ -12824,7 +13631,7 @@
                 <w:sz w:val="22"/>
                 <w:szCs w:val="22"/>
               </w:rPr>
-              <w:t>Notes manuscrites « Les Servantes » + identification A.G.L.</w:t>
+              <w:t>Reproduction : page 1 — grille A=1…Z=9 + règle « initiales de ma phrase du jour ». Pages suivantes — journal de bord (5 entrées récentes), entrée du samedi 6 juin : « Au grand large » (encadrée comme "aujourd’hui"). Les comptes de chantage sont sur un cahier séparé dans le tiroir (optionnel).</w:t>
             </w:r>
           </w:p>
         </w:tc>
@@ -12849,6 +13656,77 @@
                 <w:sz w:val="22"/>
                 <w:szCs w:val="22"/>
               </w:rPr>
+              <w:t>Dépendance — atelier</w:t>
+            </w:r>
+          </w:p>
+        </w:tc>
+        <w:tc>
+          <w:tcPr>
+            <w:tcW w:w="2800" w:type="dxa"/>
+            <w:tcMar>
+              <w:top w:w="80" w:type="dxa"/>
+              <w:bottom w:w="80" w:type="dxa"/>
+              <w:left w:w="120" w:type="dxa"/>
+              <w:right w:w="120" w:type="dxa"/>
+            </w:tcMar>
+          </w:tcPr>
+          <w:p>
+            <w:pPr>
+              <w:spacing w:before="20" w:after="20" w:line="260" w:lineRule="auto"/>
+            </w:pPr>
+            <w:r>
+              <w:rPr>
+                <w:sz w:val="22"/>
+                <w:szCs w:val="22"/>
+              </w:rPr>
+              <w:t>Notes de recherche de Léa</w:t>
+            </w:r>
+          </w:p>
+        </w:tc>
+        <w:tc>
+          <w:tcPr>
+            <w:tcW w:w="4360" w:type="dxa"/>
+            <w:tcMar>
+              <w:top w:w="80" w:type="dxa"/>
+              <w:bottom w:w="80" w:type="dxa"/>
+              <w:left w:w="120" w:type="dxa"/>
+              <w:right w:w="120" w:type="dxa"/>
+            </w:tcMar>
+          </w:tcPr>
+          <w:p>
+            <w:pPr>
+              <w:spacing w:before="20" w:after="20" w:line="260" w:lineRule="auto"/>
+            </w:pPr>
+            <w:r>
+              <w:rPr>
+                <w:sz w:val="22"/>
+                <w:szCs w:val="22"/>
+              </w:rPr>
+              <w:t>Notes manuscrites « Les Servantes » + identification A.G.L.</w:t>
+            </w:r>
+          </w:p>
+        </w:tc>
+      </w:tr>
+      <w:tr>
+        <w:tc>
+          <w:tcPr>
+            <w:tcW w:w="2200" w:type="dxa"/>
+            <w:tcMar>
+              <w:top w:w="80" w:type="dxa"/>
+              <w:bottom w:w="80" w:type="dxa"/>
+              <w:left w:w="120" w:type="dxa"/>
+              <w:right w:w="120" w:type="dxa"/>
+            </w:tcMar>
+          </w:tcPr>
+          <w:p>
+            <w:pPr>
+              <w:spacing w:before="20" w:after="20" w:line="260" w:lineRule="auto"/>
+            </w:pPr>
+            <w:r>
+              <w:rPr>
+                <w:sz w:val="22"/>
+                <w:szCs w:val="22"/>
+              </w:rPr>
               <w:t>Dépendance — sol</w:t>
             </w:r>
           </w:p>
@@ -13124,7 +14002,7 @@
         <w:rPr>
           <w:sz w:val="22"/>
         </w:rPr>
-        <w:t xml:space="preserve">Léa avait l’intention de quitter le continent après cette soirée. Le matin du 6 juin, elle a remis à chaque chantagé un dernier « rappel d’échéance ». Préparez les sept notes ci-dessous (papier crème, encre noire, écriture cursive) et confiez-les la veille aux comédiens concernés, avec consigne de ne les sortir que sur levier précis.</w:t>
+        <w:t xml:space="preserve">Léa avait l’intention de quitter le continent après cette soirée. Le matin du 6 juin, elle a remis à chaque chantagé un dernier « rappel d’échéance ». Préparez les neuf notes ci-dessous (papier crème, encre noire, écriture cursive) et confiez-les la veille aux comédiens concernés, avec consigne de ne les sortir que sur levier précis.</w:t>
       </w:r>
     </w:p>
     <w:p>
@@ -13180,7 +14058,23 @@
         <w:rPr>
           <w:sz w:val="22"/>
         </w:rPr>
-        <w:t xml:space="preserve">• Nicolas (Plumeau — 200 £) : mot déchiré et jeté dans les toilettes. Pas de prop physique. Nicolas l’avoue si on a la preuve Plumeau.</w:t>
+        <w:t xml:space="preserve">• Baptiste (Plumeau — 200 £) : mot déchiré et jeté dans les toilettes. Pas de prop physique. Baptiste l’avoue si on a la preuve Plumeau (un pamphlet signé M. Plumeau, ou Lisa qui parle).</w:t>
+      </w:r>
+    </w:p>
+    <w:p>
+      <w:r>
+        <w:rPr>
+          <w:sz w:val="22"/>
+        </w:rPr>
+        <w:t xml:space="preserve">• Lisa (origines — 800 £) : mot brûlé dans un cendrier du salon. Pas de prop physique à laisser. Lisa l’avoue si on évoque ses origines modestes ou le chantage de Léa.</w:t>
+      </w:r>
+    </w:p>
+    <w:p>
+      <w:r>
+        <w:rPr>
+          <w:sz w:val="22"/>
+        </w:rPr>
+        <w:t xml:space="preserve">• Emilien (faux de 1910 — 5 000 £) : rappel glissé dans son portefeuille — « E.C.S. — 5 000 £. Le passé Beauchamp ne s’efface pas. — L. ». Trouvable s’il est pressé ou fouillé au cabinet de lecture.</w:t>
       </w:r>
     </w:p>
     <w:p>
@@ -13265,15 +14159,15 @@
           <w:b/>
           <w:bCs/>
         </w:rPr>
-        <w:t>Distribution des surnoms</w:t>
-      </w:r>
-      <w:r>
-        <w:t xml:space="preserve"> : encouragez les joueurs à s’appeler par leurs prénoms familiers (Amandinette, Théo, Tatoine, Clochette, Boulet de Myrtilles, Romanette) plutôt que par leurs titres complets. C’est plus immersif.</w:t>
+        <w:t xml:space="preserve">Distribution des surnoms : encouragez les joueurs à s’appeler par leurs prénoms familiers (Amandinette, Théo, Tatoine, Clochette, Boulet de Myrtilles, Maëlys, Lisa, Baptiste) plutôt que par leurs titres complets. C’est plus immersif.</w:t>
+      </w:r>
+      <w:r>
+        <w:t xml:space="preserve"/>
       </w:r>
     </w:p>
     <w:sectPr>
-      <w:headerReference w:type="default" r:id="rIdHeader"/>
-      <w:footerReference w:type="default" r:id="rIdFooter"/>
+      <w:headerReference w:type="default" ns2:id="rIdHeader"/>
+      <w:footerReference w:type="default" ns2:id="rIdFooter"/>
       <w:pgSz w:w="11906" w:h="16838"/>
       <w:pgMar w:top="1700" w:right="1417" w:bottom="1700" w:left="1417" w:header="708" w:footer="708" w:gutter="0"/>
       <w:cols w:space="708"/>

--- a/Livres_finaux/Livre_I_MJ.docx
+++ b/Livres_finaux/Livre_I_MJ.docx
@@ -2846,7 +2846,7 @@
           <w:b/>
           <w:bCs/>
         </w:rPr>
-        <w:t xml:space="preserve">Mademoiselle Maëlys Bouchard : en réalité Marguerite Beauchamp, nièce de la véritable héritière morte de fièvre en 1910 — dépossédée enfant du nom et du patrimoine, elle l’IGNORE. Léa l’avait fait inviter (lettre à Amaury il y a 3 mois) pour réparer avant de fuir. Non chantée. Observatrice clé de la soirée (témoignages PIVOT). La révélation de sa naissance, au coffret, est le climax émotionnel de l’Acte IV.</w:t>
+        <w:t xml:space="preserve">Mademoiselle Maëlys Bouchard : en réalité Camille Beauchamp, nièce de la véritable héritière morte de fièvre en 1910 — dépossédée enfant du nom et du patrimoine, elle l’IGNORE. Léa l’avait fait inviter (lettre à Amaury il y a 3 mois) pour réparer avant de fuir. Non chantée. Observatrice clé de la soirée (témoignages PIVOT). La révélation de sa naissance, au coffret, est le climax émotionnel de l’Acte IV. Mécanique de la dépossession : l’imposteuse étant réputée l’héritière « vivante », la succession Beauchamp n’est jamais revenue à la nièce légitime (Camille) ; Emilien, complice, a entériné cette succession truquée puis racheté les terres à vil prix.</w:t>
       </w:r>
       <w:r>
         <w:t xml:space="preserve"/>
@@ -2872,7 +2872,7 @@
         <w:jc w:val="both"/>
       </w:pPr>
       <w:r>
-        <w:t xml:space="preserve">Une boîte en bois cadenassée (cadenas à 3 chiffres) est cachée dans la malle de rotin du jardin (présente dès l’Acte I, sans cadenas — Chloé peut l’ouvrir librement, mais la boîte intérieure résiste). À l’intérieur de la boîte : le vrai acte de naissance d’Amandinette de la Grande Leuleu + la lettre de Léa du 5 juin annonçant son intention de tout révéler à Théodorette, et une note scellée révélant à Mademoiselle Maëlys Bouchard sa véritable naissance — Marguerite Beauchamp, héritière dépossédée par l’imposture (« Sachez qui vous êtes »).</w:t>
+        <w:t xml:space="preserve">Une boîte en bois cadenassée (cadenas à 3 chiffres) est cachée dans la malle de rotin du jardin (présente dès l’Acte I, sans cadenas — Chloé peut l’ouvrir librement, mais la boîte intérieure résiste). À l’intérieur de la boîte : le vrai acte de naissance d’Amandinette de la Grande Leuleu + la lettre de Léa du 5 juin annonçant son intention de tout révéler à Théodorette, et une note scellée révélant à Mademoiselle Maëlys Bouchard sa véritable naissance — Camille Beauchamp, héritière dépossédée par l’imposture (« Sachez qui vous êtes »).</w:t>
       </w:r>
       <w:r>
         <w:rPr>
@@ -4292,7 +4292,7 @@
                 <w:sz w:val="22"/>
                 <w:szCs w:val="22"/>
               </w:rPr>
-              <w:t xml:space="preserve">Marie joue. Alicia tourne les pages. Maëlys tourne les feuillets à côté. Lady Boulet de Myrtilles passe vers 17h30.</w:t>
+              <w:t xml:space="preserve">Marie joue. Alicia tourne les pages. Maëlys lit à côté, attentive à tout. Lady Boulet de Myrtilles passe vers 17h30.</w:t>
             </w:r>
           </w:p>
         </w:tc>
@@ -6258,7 +6258,7 @@
                 <w:sz w:val="22"/>
                 <w:szCs w:val="22"/>
               </w:rPr>
-              <w:t xml:space="preserve">Près du piano (tourne les feuillets)</w:t>
+              <w:t xml:space="preserve">Près du piano (lit, observe)</w:t>
             </w:r>
           </w:p>
         </w:tc>
@@ -8540,7 +8540,7 @@
         <w:jc w:val="both"/>
       </w:pPr>
       <w:r>
-        <w:t xml:space="preserve">Le cabinet de lecture s’ouvre à présent : Maître Emilien Collin-Stanislas y a passé tout l’après-midi, SEUL, sans témoin (17h00-17h45). Mobile colossal, alibi creux — c’est, sur le papier, le suspect le plus « logique » de la soirée.</w:t>
+        <w:t xml:space="preserve">Le cabinet de lecture s’ouvre à présent : Maître Emilien Collin-Stanislas y a passé tout l’après-midi, SEUL, sans témoin (17h00-17h45). Mobile colossal, alibi creux — c’est, sur le papier, le suspect le plus « logique » de la soirée. (Le cabinet de lecture est une petite pièce attenante au salon, non figurée sur le plan : décrivez-la de vive voix ; le rappel glissé dans le portefeuille d’Emilien se révèle surtout par recoupement — Lady Boulet — plutôt que par une fouille.)</w:t>
       </w:r>
       <w:r>
         <w:rPr>
@@ -9029,7 +9029,7 @@
           <w:b/>
           <w:bCs/>
         </w:rPr>
-        <w:t xml:space="preserve">La note scellée pour Mademoiselle Maëlys Bouchard : « Mademoiselle — vous ne vous appelez pas Bouchard. Vous êtes Marguerite Beauchamp, nièce de la véritable Amandinette de Beauchamp, l’héritière morte en 1910. On vous a pris votre nom et votre bien en même temps qu’on volait son identité. Je n’ai pas su réparer mes fautes ; je peux au moins réparer celle-ci. Sachez qui vous êtes. — L. »</w:t>
+        <w:t xml:space="preserve">La note scellée pour Mademoiselle Maëlys Bouchard : « Mademoiselle — vous ne vous appelez pas Bouchard. Vous êtes Camille Beauchamp, nièce de la véritable Amandinette de Beauchamp, l’héritière morte en 1910. On vous a pris votre nom et votre bien en même temps qu’on volait son identité. Je n’ai pas su réparer mes fautes ; je peux au moins réparer celle-ci. Sachez qui vous êtes. — L. »</w:t>
       </w:r>
       <w:r>
         <w:t xml:space="preserve"/>
@@ -9188,7 +9188,7 @@
           <w:b/>
           <w:bCs/>
         </w:rPr>
-        <w:t xml:space="preserve">Chloé lit alors la note scellée à voix haute. Mademoiselle Maëlys Bouchard comprend, en même temps que toute la salle, qu’elle est Marguerite Beauchamp — l’héritière dépossédée. Laissez le silence s’installer. C’est son grand moment : le vertige, les larmes, « Beauchamp… mais alors… ». Aucun script ; laissez la joueuse improviser.</w:t>
+        <w:t xml:space="preserve">Chloé lit alors la note scellée à voix haute. Mademoiselle Maëlys Bouchard comprend, en même temps que toute la salle, qu’elle est Camille Beauchamp — l’héritière dépossédée. Laissez le silence s’installer. C’est son grand moment : le vertige, les larmes, « Beauchamp… mais alors… ». Aucun script ; laissez la joueuse improviser.</w:t>
       </w:r>
       <w:r>
         <w:t xml:space="preserve"/>
@@ -9469,7 +9469,7 @@
           <w:b/>
           <w:bCs/>
         </w:rPr>
-        <w:t xml:space="preserve">À l’intérieur de la boîte (à placer la veille) : le vrai acte de naissance au nom d’« Amandinette de la Grande Leuleu » (papier jauni, en-tête de mairie villageoise, date 1893) + la lettre de Léa du 5 juin (« Chère Amandine, j’ai tergiversé six mois. Je ne peux plus garder ce silence. Théodorette mérite de savoir. Je lui parlerai ce week-end. Pour vous, c’est la fin du jeu. — L. »), + une note scellée pour Mademoiselle Maëlys Bouchard lui révélant sa véritable naissance — Marguerite Beauchamp, héritière dépossédée par l’imposture (« Sachez qui vous êtes. — L. »).</w:t>
+        <w:t xml:space="preserve">À l’intérieur de la boîte (à placer la veille) : le vrai acte de naissance au nom d’« Amandinette de la Grande Leuleu » (papier jauni, en-tête de mairie villageoise, date 1893) + la lettre de Léa du 5 juin (« Chère Amandine, j’ai tergiversé six mois. Je ne peux plus garder ce silence. Théodorette mérite de savoir. Je lui parlerai ce week-end. Pour vous, c’est la fin du jeu. — L. »), + une note scellée pour Mademoiselle Maëlys Bouchard lui révélant sa véritable naissance — Camille Beauchamp, héritière dépossédée par l’imposture (« Sachez qui vous êtes. — L. »).</w:t>
       </w:r>
       <w:r>
         <w:t xml:space="preserve"/>

--- a/Livres_finaux/Livre_I_MJ.docx
+++ b/Livres_finaux/Livre_I_MJ.docx
@@ -5958,7 +5958,7 @@
         <w:jc w:val="both"/>
       </w:pPr>
       <w:r>
-        <w:t>Le crime a eu lieu dans la dépendance entre 17h20 et 17h25. Tous les alibis se vérifient autour de cette fenêtre critique.</w:t>
+        <w:t xml:space="preserve">Le crime a eu lieu dans la dépendance entre 17h20 et 17h25 — mais le poison avait été versé bien plus tôt, à la flûte du toast (16h45). Autour de cette fenêtre, les déplacements de chacun se recoupent ; plusieurs convives (Baptiste seul à la lisière, Louis au banc, Gautier au potager, Emilien au cabinet) n’ont aucun témoin sur la minute exacte — ce sont les fausses pistes. Le détail des alibis solides et fragiles figure ci-dessous.</w:t>
       </w:r>
     </w:p>
     <w:p>
@@ -8884,10 +8884,10 @@
           <w:b/>
           <w:bCs/>
         </w:rPr>
-        <w:t>4. Notes de recherche de Léa</w:t>
-      </w:r>
-      <w:r>
-        <w:t>, papier jauni : « Notes — projet de roman "Les Servantes" — 5 juin. A.G.L. : confirmée. Servante chez les Beauchamp de 1907 à 1910. Au service de Mademoiselle Amandinette de Beauchamp — l’héritière, qui partageait son prénom. Cette dernière morte d’une fièvre en mai 1910. La semaine suivante, une « Mademoiselle Amandinette de Beauchamp » se présente au bal des Parisette avec la carte d’invitation et la robe de la défunte. Théodorette de Parisette l’épouse quatre mois plus tard. Doit en parler à Théodorette dans la semaine. — L. »</w:t>
+        <w:t xml:space="preserve">4. Notes de recherche de Léa, papier jauni : « Notes — projet de roman "Les Servantes" — 5 juin. A.G.L. — Amandine de la Grande Leuleu, dite Amandinette — confirmée. Servante chez les Beauchamp de 1907 à 1910. Au service de Mademoiselle Amandinette de Beauchamp — l’héritière, qui partageait son prénom. Cette dernière morte d’une fièvre en mai 1910. La semaine suivante, une « Mademoiselle Amandinette de Beauchamp » se présente au bal des Parisette avec la carte d’invitation et la robe de la défunte. Théodorette de Parisette l’épouse quatre mois plus tard. Doit en parler à Théodorette dans la semaine. — L. »</w:t>
+      </w:r>
+      <w:r>
+        <w:t/>
       </w:r>
     </w:p>
     <w:p>

--- a/Livres_finaux/Livre_I_MJ.docx
+++ b/Livres_finaux/Livre_I_MJ.docx
@@ -467,22 +467,6 @@
     </w:p>
     <w:p>
       <w:pPr>
-        <w:spacing w:before="60" w:after="60" w:line="300" w:lineRule="auto"/>
-        <w:jc w:val="both"/>
-      </w:pPr>
-      <w:r>
-        <w:rPr>
-          <w:b/>
-          <w:bCs/>
-        </w:rPr>
-        <w:t xml:space="preserve">Maître Emilien Collin-Stanislas (Emilien) — notaire de la famille. Suspect rationnel : mobile énorme, alibi creux.</w:t>
-      </w:r>
-      <w:r>
-        <w:t xml:space="preserve"/>
-      </w:r>
-    </w:p>
-    <w:p>
-      <w:pPr>
         <w:pStyle w:val="Titre3"/>
         <w:spacing w:before="200" w:after="100"/>
       </w:pPr>
@@ -609,6 +593,38 @@
           <w:bCs/>
         </w:rPr>
         <w:t xml:space="preserve">Mademoiselle Lisa Lepra (Lisa) — cantatrice, ancienne muse et ex-amante de Léa. Suspecte de caractère (fausse piste).</w:t>
+      </w:r>
+      <w:r>
+        <w:t xml:space="preserve"/>
+      </w:r>
+    </w:p>
+    <w:p>
+      <w:pPr>
+        <w:spacing w:before="60" w:after="60" w:line="300" w:lineRule="auto"/>
+        <w:jc w:val="both"/>
+      </w:pPr>
+      <w:r>
+        <w:rPr>
+          <w:b/>
+          <w:bCs/>
+        </w:rPr>
+        <w:t xml:space="preserve">Comte Lorenzo Pariset (Lorenzo) — amateur d’art italien, mécène. Mari de Lola.</w:t>
+      </w:r>
+      <w:r>
+        <w:t xml:space="preserve"/>
+      </w:r>
+    </w:p>
+    <w:p>
+      <w:pPr>
+        <w:spacing w:before="60" w:after="60" w:line="300" w:lineRule="auto"/>
+        <w:jc w:val="both"/>
+      </w:pPr>
+      <w:r>
+        <w:rPr>
+          <w:b/>
+          <w:bCs/>
+        </w:rPr>
+        <w:t xml:space="preserve">Comtesse Lola Pariset, née Bastien (Lola) — héritière française. Épouse de Lorenzo. Amie distante de Léa.</w:t>
       </w:r>
       <w:r>
         <w:t xml:space="preserve"/>
@@ -966,7 +982,7 @@
           <w:b/>
           <w:bCs/>
         </w:rPr>
-        <w:t xml:space="preserve">Léa apporte TOUS ses chantages le matin du 6 juin. Ce n’est pas une réception comme les autres : Léa a décidé d’en finir. Elle a réservé sa traversée et part s’installer sur un autre continent — une nouvelle vie, loin de l’Europe et de ses victimes. C’est sa dernière tournée. À l’arrivée de chaque chantagé, elle lui remet en mains propres son propre papier compromettant en « rappel d’échéance » : une mise en demeure finale, pour encaisser une dernière fois avant son départ. C’est ce qui explique la présence sur place, le jour du crime, de tous les papiers des chantagés : la lettre de Vienne encore dans le manteau de Théodorette (il comptait la brûler après le dîner) ; le mot trouvé au banc dans la poche de Louis ; la note de rendez-vous dans la mallette de Gautier ; un mot à Lady Cloé Fischer sur ses dettes de jeu ; un mot à Lady Boulet de Myrtilles sur les lettres avec Tatoine ; un mot à Sir Tatoine sur les mêmes lettres ; un mot à Monsieur Baptiste André sur Plumeau ; un mot à Mademoiselle Lisa Lepra sur ses origines modestes ; un mot à Maître Emilien Collin-Stanislas sur le faux de 1910. Tous reçoivent leur enveloppe ce matin — neuf rappels en tout. C’est précisément cette tournée d’adieu qui scelle le destin de Léa : Amandinette, comprenant que Léa s’apprête à parler à Théodorette avant de fuir, décide qu’aucune somme ne suffira plus.</w:t>
+        <w:t xml:space="preserve">Léa apporte TOUS ses chantages le matin du 6 juin. Ce n’est pas une réception comme les autres : Léa a décidé d’en finir. Elle a réservé sa traversée et part s’installer sur un autre continent — une nouvelle vie, loin de l’Europe et de ses victimes. C’est sa dernière tournée. À l’arrivée de chaque chantagé, elle lui remet en mains propres son propre papier compromettant en « rappel d’échéance » : une mise en demeure finale, pour encaisser une dernière fois avant son départ. C’est ce qui explique la présence sur place, le jour du crime, de tous les papiers des chantagés : la lettre de Vienne encore dans le manteau de Théodorette (il comptait la brûler après le dîner) ; le mot trouvé au banc dans la poche de Louis ; la note de rendez-vous dans la mallette de Gautier ; un mot à Lady Cloé Fischer sur ses dettes de jeu ; un mot à Lady Boulet de Myrtilles sur les lettres avec Tatoine ; un mot à Sir Tatoine sur les mêmes lettres ; un mot à Monsieur Baptiste André sur Plumeau ; un mot à Mademoiselle Lisa Lepra sur ses origines modestes. Tous reçoivent leur enveloppe ce matin — huit rappels en tout. C’est précisément cette tournée d’adieu qui scelle le destin de Léa : Amandinette, comprenant que Léa s’apprête à parler à Théodorette avant de fuir, décide qu’aucune somme ne suffira plus.</w:t>
       </w:r>
       <w:r>
         <w:t xml:space="preserve"/>
@@ -2830,7 +2846,7 @@
           <w:b/>
           <w:bCs/>
         </w:rPr>
-        <w:t xml:space="preserve">Maître Emilien Collin-Stanislas : notaire de la famille. En 1910, jeune clerc du notaire des Beauchamp, il a validé les faux papiers qui ont permis à l’imposteuse de devenir « Amandinette de Beauchamp », et en a profité (rachat des terres Beauchamp orphelines à vil prix). Léa le chantait là-dessus (5 000 £, en attente). Alibi creux (cabinet de lecture, seul) : SUSPECT RATIONNEL N°1, il tient le doute jusqu’au coffret. À l’Acte IV, sommé d’authentifier l’acte de naissance, il se confond lui-même.</w:t>
+        <w:t xml:space="preserve">Comte Lorenzo Pariset : amateur d’art italien, mécène discret de Baptiste. Aucun chantage. Mari de Lola. Rôle scénique : couleur, corroborations légères (Théodorette 17h13, Gautier).</w:t>
       </w:r>
       <w:r>
         <w:t xml:space="preserve"/>
@@ -2846,7 +2862,23 @@
           <w:b/>
           <w:bCs/>
         </w:rPr>
-        <w:t xml:space="preserve">Mademoiselle Maëlys Bouchard : en réalité Camille Beauchamp, nièce de la véritable héritière morte de fièvre en 1910 — dépossédée enfant du nom et du patrimoine, elle l’IGNORE. Léa l’avait fait inviter (lettre à Amaury il y a 3 mois) pour réparer avant de fuir. Non chantée. Observatrice clé de la soirée (témoignages PIVOT). La révélation de sa naissance, au coffret, est le climax émotionnel de l’Acte IV. Mécanique de la dépossession : l’imposteuse étant réputée l’héritière « vivante », la succession Beauchamp n’est jamais revenue à la nièce légitime (Camille) ; Emilien, complice, a entériné cette succession truquée puis racheté les terres à vil prix.</w:t>
+        <w:t xml:space="preserve">Comtesse Lola Pariset, née Bastien : jeune héritière française (Bastien Acier). Amie distante de Léa (salon littéraire de Londres). Aucun chantage. Rôle scénique : corroborations douces (toast, alibi Lisa, Théodorette 17h20).</w:t>
+      </w:r>
+      <w:r>
+        <w:t xml:space="preserve"/>
+      </w:r>
+    </w:p>
+    <w:p>
+      <w:pPr>
+        <w:spacing w:before="60" w:after="60" w:line="300" w:lineRule="auto"/>
+        <w:jc w:val="both"/>
+      </w:pPr>
+      <w:r>
+        <w:rPr>
+          <w:b/>
+          <w:bCs/>
+        </w:rPr>
+        <w:t xml:space="preserve">Mademoiselle Maëlys Bouchard : en réalité Camille Beauchamp, nièce de la véritable héritière morte de fièvre en 1910 — dépossédée enfant du nom et du patrimoine, elle l’IGNORE. Léa l’avait fait inviter (lettre à Amaury il y a 3 mois) pour réparer avant de fuir. Non chantée. Observatrice clé de la soirée (témoignages PIVOT). La révélation de sa naissance, au coffret, est le climax émotionnel de l’Acte IV. Mécanique de la dépossession : l’imposteuse étant réputée l’héritière « vivante », la succession Beauchamp est restée dans le couple Parisette par mariage ; la nièce légitime (Camille), élevée sous le nom Bouchard, n’a jamais été identifiée comme héritière — personne ne s’est enquis d’elle.</w:t>
       </w:r>
       <w:r>
         <w:t xml:space="preserve"/>
@@ -4317,77 +4349,6 @@
                 <w:sz w:val="22"/>
                 <w:szCs w:val="22"/>
               </w:rPr>
-              <w:t xml:space="preserve">17h00 – 17h45</w:t>
-            </w:r>
-          </w:p>
-        </w:tc>
-        <w:tc>
-          <w:tcPr>
-            <w:tcW w:w="3500" w:type="dxa"/>
-            <w:tcMar>
-              <w:top w:w="80" w:type="dxa"/>
-              <w:bottom w:w="80" w:type="dxa"/>
-              <w:left w:w="120" w:type="dxa"/>
-              <w:right w:w="120" w:type="dxa"/>
-            </w:tcMar>
-          </w:tcPr>
-          <w:p>
-            <w:pPr>
-              <w:spacing w:before="20" w:after="20" w:line="260" w:lineRule="auto"/>
-            </w:pPr>
-            <w:r>
-              <w:rPr>
-                <w:sz w:val="22"/>
-                <w:szCs w:val="22"/>
-              </w:rPr>
-              <w:t xml:space="preserve">Cabinet de lecture</w:t>
-            </w:r>
-          </w:p>
-        </w:tc>
-        <w:tc>
-          <w:tcPr>
-            <w:tcW w:w="3660" w:type="dxa"/>
-            <w:tcMar>
-              <w:top w:w="80" w:type="dxa"/>
-              <w:bottom w:w="80" w:type="dxa"/>
-              <w:left w:w="120" w:type="dxa"/>
-              <w:right w:w="120" w:type="dxa"/>
-            </w:tcMar>
-          </w:tcPr>
-          <w:p>
-            <w:pPr>
-              <w:spacing w:before="20" w:after="20" w:line="260" w:lineRule="auto"/>
-            </w:pPr>
-            <w:r>
-              <w:rPr>
-                <w:sz w:val="22"/>
-                <w:szCs w:val="22"/>
-              </w:rPr>
-              <w:t xml:space="preserve">Maître Emilien Collin-Stanislas s’y isole, SEUL, sans témoin : son alibi est creux (suspect rationnel n°1).</w:t>
-            </w:r>
-          </w:p>
-        </w:tc>
-      </w:tr>
-      <w:tr>
-        <w:tc>
-          <w:tcPr>
-            <w:tcW w:w="2200" w:type="dxa"/>
-            <w:tcMar>
-              <w:top w:w="80" w:type="dxa"/>
-              <w:bottom w:w="80" w:type="dxa"/>
-              <w:left w:w="120" w:type="dxa"/>
-              <w:right w:w="120" w:type="dxa"/>
-            </w:tcMar>
-          </w:tcPr>
-          <w:p>
-            <w:pPr>
-              <w:spacing w:before="20" w:after="20" w:line="260" w:lineRule="auto"/>
-            </w:pPr>
-            <w:r>
-              <w:rPr>
-                <w:sz w:val="22"/>
-                <w:szCs w:val="22"/>
-              </w:rPr>
               <w:t xml:space="preserve">16h45 – 17h45</w:t>
             </w:r>
           </w:p>
@@ -5958,7 +5919,7 @@
         <w:jc w:val="both"/>
       </w:pPr>
       <w:r>
-        <w:t xml:space="preserve">Le crime a eu lieu dans la dépendance entre 17h20 et 17h25 — mais le poison avait été versé bien plus tôt, à la flûte du toast (16h45). Autour de cette fenêtre, les déplacements de chacun se recoupent ; plusieurs convives (Baptiste seul à la lisière, Louis au banc, Gautier au potager, Emilien au cabinet) n’ont aucun témoin sur la minute exacte — ce sont les fausses pistes. Le détail des alibis solides et fragiles figure ci-dessous.</w:t>
+        <w:t xml:space="preserve">Le crime a eu lieu dans la dépendance entre 17h20 et 17h25 — mais le poison avait été versé bien plus tôt, à la flûte du toast (16h45). Autour de cette fenêtre, les déplacements de chacun se recoupent ; plusieurs convives (Baptiste seul à la lisière, Louis au banc, Gautier au potager) n’ont aucun témoin sur la minute exacte — ce sont les fausses pistes. Le détail des alibis solides et fragiles figure ci-dessous.</w:t>
       </w:r>
     </w:p>
     <w:p>
@@ -7109,77 +7070,6 @@
           </w:p>
         </w:tc>
       </w:tr>
-      <w:tr>
-        <w:tc>
-          <w:tcPr>
-            <w:tcW w:w="2500" w:type="dxa"/>
-            <w:tcMar>
-              <w:top w:w="80" w:type="dxa"/>
-              <w:bottom w:w="80" w:type="dxa"/>
-              <w:left w:w="120" w:type="dxa"/>
-              <w:right w:w="120" w:type="dxa"/>
-            </w:tcMar>
-          </w:tcPr>
-          <w:p>
-            <w:pPr>
-              <w:spacing w:before="20" w:after="20" w:line="260" w:lineRule="auto"/>
-            </w:pPr>
-            <w:r>
-              <w:rPr>
-                <w:sz w:val="22"/>
-                <w:szCs w:val="22"/>
-              </w:rPr>
-              <w:t xml:space="preserve">Maître Emilien Collin-Stanislas</w:t>
-            </w:r>
-          </w:p>
-        </w:tc>
-        <w:tc>
-          <w:tcPr>
-            <w:tcW w:w="3500" w:type="dxa"/>
-            <w:tcMar>
-              <w:top w:w="80" w:type="dxa"/>
-              <w:bottom w:w="80" w:type="dxa"/>
-              <w:left w:w="120" w:type="dxa"/>
-              <w:right w:w="120" w:type="dxa"/>
-            </w:tcMar>
-          </w:tcPr>
-          <w:p>
-            <w:pPr>
-              <w:spacing w:before="20" w:after="20" w:line="260" w:lineRule="auto"/>
-            </w:pPr>
-            <w:r>
-              <w:rPr>
-                <w:sz w:val="22"/>
-                <w:szCs w:val="22"/>
-              </w:rPr>
-              <w:t xml:space="preserve">Prétend cabinet de lecture, SEUL, 17h00-17h45</w:t>
-            </w:r>
-          </w:p>
-        </w:tc>
-        <w:tc>
-          <w:tcPr>
-            <w:tcW w:w="3360" w:type="dxa"/>
-            <w:tcMar>
-              <w:top w:w="80" w:type="dxa"/>
-              <w:bottom w:w="80" w:type="dxa"/>
-              <w:left w:w="120" w:type="dxa"/>
-              <w:right w:w="120" w:type="dxa"/>
-            </w:tcMar>
-          </w:tcPr>
-          <w:p>
-            <w:pPr>
-              <w:spacing w:before="20" w:after="20" w:line="260" w:lineRule="auto"/>
-            </w:pPr>
-            <w:r>
-              <w:rPr>
-                <w:sz w:val="22"/>
-                <w:szCs w:val="22"/>
-              </w:rPr>
-              <w:t xml:space="preserve">AUCUN témoin. Mobile énorme (faux de 1910, chantage 5 000 £). Suspect rationnel n°1.</w:t>
-            </w:r>
-          </w:p>
-        </w:tc>
-      </w:tr>
     </w:tbl>
     <w:p>
       <w:pPr>
@@ -7284,7 +7174,7 @@
           <w:b/>
           <w:bCs/>
         </w:rPr>
-        <w:t xml:space="preserve">Sur Emilien (le suspect rationnel) : alibi creux, mobile colossal (le faux de 1910). C’est le suspect le plus « logique » de la soirée — il tient le doute jusqu’au coffret. Rien ne l’innocente, sinon la preuve matérielle qui confond Amandinette. Sa confrontation finale révèle sa fraude, pas le meurtre.</w:t>
+        <w:t xml:space="preserve">Sur Lisa (fausse piste de caractère) : son éclat public et sa jalousie en font une coupable « évidente ». Mais elle est restée au salon, en vue du groupe piano, durant toute la fenêtre critique. Alibi mou (nul ne la fixe à la minute près) mais corroboré par plusieurs : fausse piste émotionnelle, pas un trou d’alibi.</w:t>
       </w:r>
       <w:r>
         <w:t xml:space="preserve"/>
@@ -7300,7 +7190,7 @@
           <w:b/>
           <w:bCs/>
         </w:rPr>
-        <w:t xml:space="preserve">Sur Lisa (fausse piste de caractère) : son éclat public et sa jalousie en font une coupable « évidente ». Mais elle est restée au salon, en vue du groupe piano, durant toute la fenêtre critique. Alibi mou (nul ne la fixe à la minute près) mais corroboré par plusieurs : fausse piste émotionnelle, pas un trou d’alibi.</w:t>
+        <w:t xml:space="preserve">Comte Lorenzo Pariset et Comtesse Lola Pariset (alibi solide, en vue du salon du bar toute la fenêtre critique) : leur témoignage croisé corrobore l’instant du toast (Amandinette glisse un mot à Léa), la présence continue de Lisa au salon, et le retour bouleversé du Duc Théodorette du couloir à 17h20. Aucun chantage, aucun soupçon — ils servent de corroborateurs neutres pour stabiliser le faisceau autour d’Amandinette.</w:t>
       </w:r>
       <w:r>
         <w:t xml:space="preserve"/>
@@ -8068,7 +7958,7 @@
         <w:jc w:val="both"/>
       </w:pPr>
       <w:r>
-        <w:t xml:space="preserve">Quand Chloé évoque des déplacements suspects à l’intérieur (Théodorette dans le couloir, Gautier qui rentre pressé, quelqu’un qui aurait pu prendre la clef), vous ouvrez le couloir intérieur, le placard, les chambres et le cabinet de lecture. « Le couloir, les chambres et le cabinet de lecture sont à toi maintenant. »</w:t>
+        <w:t xml:space="preserve">Quand Chloé évoque des déplacements suspects à l’intérieur (Théodorette dans le couloir, Gautier qui rentre pressé, quelqu’un qui aurait pu prendre la clef), vous ouvrez le couloir intérieur, le placard et les chambres. « Le couloir, les chambres et le placard sont à toi maintenant. »</w:t>
       </w:r>
       <w:r>
         <w:rPr>
@@ -8104,20 +7994,20 @@
           <w:bCs/>
           <w:color w:val="795548"/>
         </w:rPr>
-        <w:t xml:space="preserve">Acte III — Le couloir, les chambres, le placard, le cabinet de lecture · Foyers : Lord Gautier, Maître Emilien, puis Lady Alicia</w:t>
-      </w:r>
-    </w:p>
-    <w:p>
-      <w:pPr>
-        <w:spacing w:before="60" w:after="60" w:line="300" w:lineRule="auto"/>
-        <w:jc w:val="both"/>
-      </w:pPr>
-      <w:r>
-        <w:rPr>
-          <w:b/>
-          <w:bCs/>
-        </w:rPr>
-        <w:t xml:space="preserve">Lieux ouverts : tout ce qui précède + couloir intérieur, placard du couloir, chambres, cabinet de lecture.</w:t>
+        <w:t xml:space="preserve">Acte III — Le couloir, les chambres, le placard · Foyers : Lord Gautier, puis Lady Alicia</w:t>
+      </w:r>
+    </w:p>
+    <w:p>
+      <w:pPr>
+        <w:spacing w:before="60" w:after="60" w:line="300" w:lineRule="auto"/>
+        <w:jc w:val="both"/>
+      </w:pPr>
+      <w:r>
+        <w:rPr>
+          <w:b/>
+          <w:bCs/>
+        </w:rPr>
+        <w:t xml:space="preserve">Lieux ouverts : tout ce qui précède + couloir intérieur, placard du couloir, chambres.</w:t>
       </w:r>
       <w:r>
         <w:t xml:space="preserve"/>
@@ -8517,120 +8407,6 @@
     </w:p>
     <w:p>
       <w:pPr>
-        <w:spacing w:before="60" w:after="60" w:line="300" w:lineRule="auto"/>
-        <w:jc w:val="both"/>
-      </w:pPr>
-      <w:r>
-        <w:t xml:space="preserve">Faisceau d’indices Acte III — Emilien (le suspect rationnel n°1)</w:t>
-      </w:r>
-      <w:r>
-        <w:rPr>
-          <w:b/>
-          <w:bCs/>
-        </w:rPr>
-        <w:t/>
-      </w:r>
-      <w:r>
-        <w:t xml:space="preserve"/>
-      </w:r>
-    </w:p>
-    <w:p>
-      <w:pPr>
-        <w:spacing w:before="60" w:after="60" w:line="300" w:lineRule="auto"/>
-        <w:jc w:val="both"/>
-      </w:pPr>
-      <w:r>
-        <w:t xml:space="preserve">Le cabinet de lecture s’ouvre à présent : Maître Emilien Collin-Stanislas y a passé tout l’après-midi, SEUL, sans témoin (17h00-17h45). Mobile colossal, alibi creux — c’est, sur le papier, le suspect le plus « logique » de la soirée. (Le cabinet de lecture est une petite pièce attenante au salon, non figurée sur le plan : décrivez-la de vive voix ; le rappel glissé dans le portefeuille d’Emilien se révèle surtout par recoupement — Lady Boulet — plutôt que par une fouille.)</w:t>
-      </w:r>
-      <w:r>
-        <w:rPr>
-          <w:b/>
-          <w:bCs/>
-        </w:rPr>
-        <w:t/>
-      </w:r>
-      <w:r>
-        <w:t xml:space="preserve"/>
-      </w:r>
-    </w:p>
-    <w:p>
-      <w:pPr>
-        <w:spacing w:before="60" w:after="60" w:line="300" w:lineRule="auto"/>
-        <w:jc w:val="both"/>
-      </w:pPr>
-      <w:r>
-        <w:t xml:space="preserve">Indice physique : sur la table du cabinet, un dossier des terres de la région ; dans son portefeuille (s’il est pressé), un rappel de Léa : « E.C.S. — 5 000 £. Le passé Beauchamp ne s’efface pas. — L. »</w:t>
-      </w:r>
-      <w:r>
-        <w:rPr>
-          <w:b/>
-          <w:bCs/>
-        </w:rPr>
-        <w:t/>
-      </w:r>
-      <w:r>
-        <w:t xml:space="preserve"/>
-      </w:r>
-    </w:p>
-    <w:p>
-      <w:pPr>
-        <w:spacing w:before="60" w:after="60" w:line="300" w:lineRule="auto"/>
-        <w:jc w:val="both"/>
-      </w:pPr>
-      <w:r>
-        <w:t xml:space="preserve">Lady Boulet de Myrtilles : « Maître Collin-Stanislas ? Il a racheté pour une bouchée de pain les terres des Beauchamp, en 1910, juste après la mort de leur jeune héritière. Étrange aubaine. »</w:t>
-      </w:r>
-      <w:r>
-        <w:rPr>
-          <w:b/>
-          <w:bCs/>
-        </w:rPr>
-        <w:t/>
-      </w:r>
-      <w:r>
-        <w:t xml:space="preserve"/>
-      </w:r>
-    </w:p>
-    <w:p>
-      <w:pPr>
-        <w:spacing w:before="60" w:after="60" w:line="300" w:lineRule="auto"/>
-        <w:jc w:val="both"/>
-      </w:pPr>
-      <w:r>
-        <w:t xml:space="preserve">Levier de craquage Emilien — palier 1 : il nie tout chantage (« Quelle imagination »). Palier 2 (si Chloé a le rappel de Léa ou le carnet des comptes, mention E.C.S., 5 000 £) : il avoue le chantage — une « vieille affaire de succession » — et plaide qu’il avait justement trop à perdre dans un scandale pour tuer. Palier 3 (Acte IV, sommé d’authentifier l’acte de naissance) : il se confond et avoue la complicité de 1910.</w:t>
-      </w:r>
-      <w:r>
-        <w:rPr>
-          <w:b/>
-          <w:bCs/>
-        </w:rPr>
-        <w:t/>
-      </w:r>
-      <w:r>
-        <w:t xml:space="preserve"/>
-      </w:r>
-    </w:p>
-    <w:p>
-      <w:pPr>
-        <w:spacing w:before="60" w:after="60" w:line="300" w:lineRule="auto"/>
-        <w:jc w:val="both"/>
-      </w:pPr>
-      <w:r>
-        <w:t xml:space="preserve">→ Emilien tient le doute rationnel jusqu’au coffret. Il n’est PAS le meurtrier : sa confrontation finale révèle sa fraude, pas le crime.</w:t>
-      </w:r>
-      <w:r>
-        <w:rPr>
-          <w:b/>
-          <w:bCs/>
-        </w:rPr>
-        <w:t/>
-      </w:r>
-      <w:r>
-        <w:t xml:space="preserve"/>
-      </w:r>
-    </w:p>
-    <w:p>
-      <w:pPr>
         <w:pStyle w:val="Titre3"/>
         <w:spacing w:before="200" w:after="100"/>
       </w:pPr>
@@ -8708,7 +8484,7 @@
           <w:bCs/>
           <w:color w:val="795548"/>
         </w:rPr>
-        <w:t xml:space="preserve">Acte IV — La dépendance (et retour au jardin) · Foyer : Lady Amandinette — et les révélations finales (Emilien, Maëlys)</w:t>
+        <w:t xml:space="preserve">Acte IV — La dépendance (et retour au jardin) · Foyer : Lady Amandinette — et la révélation finale (Maëlys)</w:t>
       </w:r>
     </w:p>
     <w:p>
@@ -9030,57 +8806,6 @@
           <w:bCs/>
         </w:rPr>
         <w:t xml:space="preserve">La note scellée pour Mademoiselle Maëlys Bouchard : « Mademoiselle — vous ne vous appelez pas Bouchard. Vous êtes Camille Beauchamp, nièce de la véritable Amandinette de Beauchamp, l’héritière morte en 1910. On vous a pris votre nom et votre bien en même temps qu’on volait son identité. Je n’ai pas su réparer mes fautes ; je peux au moins réparer celle-ci. Sachez qui vous êtes. — L. »</w:t>
-      </w:r>
-      <w:r>
-        <w:t xml:space="preserve"/>
-      </w:r>
-    </w:p>
-    <w:p>
-      <w:pPr>
-        <w:spacing w:before="60" w:after="60" w:line="300" w:lineRule="auto"/>
-        <w:ind w:left="360"/>
-        <w:jc w:val="both"/>
-      </w:pPr>
-      <w:r>
-        <w:rPr>
-          <w:b/>
-          <w:bCs/>
-        </w:rPr>
-        <w:t xml:space="preserve">Étape 4 bis — Le piège du notaire (Emilien authentifie)</w:t>
-      </w:r>
-      <w:r>
-        <w:t xml:space="preserve"/>
-      </w:r>
-    </w:p>
-    <w:p>
-      <w:pPr>
-        <w:spacing w:before="60" w:after="60" w:line="300" w:lineRule="auto"/>
-        <w:ind w:left="360"/>
-        <w:jc w:val="both"/>
-      </w:pPr>
-      <w:r>
-        <w:rPr>
-          <w:b/>
-          <w:bCs/>
-        </w:rPr>
-        <w:t xml:space="preserve">Si Amandinette tente de nier (« ce papier est un faux »), Chloé se tourne vers Maître Emilien Collin-Stanislas et le somme, en homme de loi, d’authentifier publiquement l’acte de naissance. C’est un piège : reconnaître l’acte, c’est avouer qu’il l’a lui-même monté en 1910.</w:t>
-      </w:r>
-      <w:r>
-        <w:t xml:space="preserve"/>
-      </w:r>
-    </w:p>
-    <w:p>
-      <w:pPr>
-        <w:spacing w:before="60" w:after="60" w:line="300" w:lineRule="auto"/>
-        <w:ind w:left="360"/>
-        <w:jc w:val="both"/>
-      </w:pPr>
-      <w:r>
-        <w:rPr>
-          <w:b/>
-          <w:bCs/>
-        </w:rPr>
-        <w:t xml:space="preserve">Emilien, acculé : « …(un long silence)… Cet acte est authentique. Le sceau de la Grande Leuleu, la main du maire — je les reconnais. Oui : j’ai monté ce dossier en 1910. J’ai fait d’une servante une duchesse. Et j’en ai vécu quinze ans. » La salle tient sa preuve contre Amandinette — et découvre un second coupable, de fraude cette fois, non du meurtre.</w:t>
       </w:r>
       <w:r>
         <w:t xml:space="preserve"/>
@@ -9803,7 +9528,7 @@
         <w:rPr>
           <w:sz w:val="22"/>
         </w:rPr>
-        <w:t xml:space="preserve">Quatre jours. Je relis pour la dernière fois mes dossiers, et je prépare mes adieux. Neuf enveloppes posées sur le secrétaire — neuf noms, neuf ardoises à solder. Mes derniers rappels d’échéance, pour samedi matin chez les Beuhaies. Quand je serai en mer, ils dormiront mieux. Moi aussi. Ce soir, je dîne seule. Sir Amaury m’a fait porter un panier de framboises de son jardin — comme une dernière offrande dont il ignore le poids. Le Domaine des Beuhaies fut, ces dernières années, ma scène préférée. C’est là que tout finira.</w:t>
+        <w:t xml:space="preserve">Quatre jours. Je relis pour la dernière fois mes dossiers, et je prépare mes adieux. Huit enveloppes posées sur le secrétaire — huit noms, huit ardoises à solder. Mes derniers rappels d’échéance, pour samedi matin chez les Beuhaies. Quand je serai en mer, ils dormiront mieux. Moi aussi. Ce soir, je dîne seule. Sir Amaury m’a fait porter un panier de framboises de son jardin — comme une dernière offrande dont il ignore le poids. Le Domaine des Beuhaies fut, ces dernières années, ma scène préférée. C’est là que tout finira.</w:t>
       </w:r>
     </w:p>
     <w:p>
@@ -9883,7 +9608,7 @@
         <w:rPr>
           <w:sz w:val="22"/>
         </w:rPr>
-        <w:t xml:space="preserve">Aujourd’hui. Neuf rappels distribués ce matin dans le hall — pliés, scellés, glissés en mains propres avec un sourire de cire. Chacun les rangera comme on range une braise. Chloé fête ses trente ans. J’ai mis mes plus beaux gants, ma plus belle robe, comme une révérence d’adieu. Aux Beuhaies, on prendra le thé, on se complimentera, et l’on s’ignorera savamment — la chorégraphie qu’ils connaissent tous par cœur. Je danserai la dernière. Demain matin, six heures, le train du Havre. Je quitterai ce pays sans regret. J’emporte mes Servantes, mes plumes, et une cabine au nom d’une autre. Au grand large.</w:t>
+        <w:t xml:space="preserve">Aujourd’hui. Huit rappels distribués ce matin dans le hall — pliés, scellés, glissés en mains propres avec un sourire de cire. Chacun les rangera comme on range une braise. Chloé fête ses trente ans. J’ai mis mes plus beaux gants, ma plus belle robe, comme une révérence d’adieu. Aux Beuhaies, on prendra le thé, on se complimentera, et l’on s’ignorera savamment — la chorégraphie qu’ils connaissent tous par cœur. Je danserai la dernière. Demain matin, six heures, le train du Havre. Je quitterai ce pays sans regret. J’emporte mes Servantes, mes plumes, et une cabine au nom d’une autre. Au grand large.</w:t>
       </w:r>
     </w:p>
     <w:p>
@@ -10322,15 +10047,6 @@
         <w:jc w:val="both"/>
       </w:pPr>
       <w:r>
-        <w:t xml:space="preserve">Emilien, démasqué pour la fraude de 1910, relève d’une justice à part (escroquerie, non meurtre). Il n’est pas à table — ou s’y tient dans la honte, sous le regard de tous.</w:t>
-      </w:r>
-    </w:p>
-    <w:p>
-      <w:pPr>
-        <w:spacing w:before="60" w:after="60" w:line="300" w:lineRule="auto"/>
-        <w:jc w:val="both"/>
-      </w:pPr>
-      <w:r>
         <w:rPr>
           <w:b/>
           <w:bCs/>
@@ -10572,7 +10288,7 @@
         <w:rPr>
           <w:sz w:val="22"/>
         </w:rPr>
-        <w:t xml:space="preserve">Mécaniquement, le coffret (acte de naissance + lettre) suffit à confondre Amandinette ; la note à Maëlys et l’aveu d’Emilien sont des révélations annexes — émotion et justice secondaire —, non des preuves du meurtre. Mais pour que la révélation FRAPPE, Chloé doit d’abord avoir bâti le doute : alibi creux d’Amandinette (salle de bain vide, confirmée par Boulet et Clochette), faux pas au toast (Théodorette), traversées du jardin (Tatoine 17h15, Clochette 17h32). Soufflez ces fils AVANT l’ouverture du coffret pour que le code 1-7-3 vienne couronner une intuition, et non la remplacer.</w:t>
+        <w:t xml:space="preserve">Mécaniquement, le coffret (acte de naissance + lettre) suffit à confondre Amandinette ; la note à Maëlys est la révélation annexe — climax émotionnel —, non des preuves du meurtre. Mais pour que la révélation FRAPPE, Chloé doit d’abord avoir bâti le doute : alibi creux d’Amandinette (salle de bain vide, confirmée par Boulet et Clochette), faux pas au toast (Théodorette), traversées du jardin (Tatoine 17h15, Clochette 17h32). Soufflez ces fils AVANT l’ouverture du coffret pour que le code 1-7-3 vienne couronner une intuition, et non la remplacer.</w:t>
       </w:r>
     </w:p>
     <w:p>
@@ -12000,77 +11716,6 @@
                 <w:sz w:val="22"/>
                 <w:szCs w:val="22"/>
               </w:rPr>
-              <w:t xml:space="preserve">III</w:t>
-            </w:r>
-          </w:p>
-        </w:tc>
-        <w:tc>
-          <w:tcPr>
-            <w:tcW w:w="2800" w:type="dxa"/>
-            <w:tcMar>
-              <w:top w:w="80" w:type="dxa"/>
-              <w:bottom w:w="80" w:type="dxa"/>
-              <w:left w:w="120" w:type="dxa"/>
-              <w:right w:w="120" w:type="dxa"/>
-            </w:tcMar>
-          </w:tcPr>
-          <w:p>
-            <w:pPr>
-              <w:spacing w:before="20" w:after="20" w:line="260" w:lineRule="auto"/>
-            </w:pPr>
-            <w:r>
-              <w:rPr>
-                <w:sz w:val="22"/>
-                <w:szCs w:val="22"/>
-              </w:rPr>
-              <w:t xml:space="preserve">Cabinet / Boulet</w:t>
-            </w:r>
-          </w:p>
-        </w:tc>
-        <w:tc>
-          <w:tcPr>
-            <w:tcW w:w="5760" w:type="dxa"/>
-            <w:tcMar>
-              <w:top w:w="80" w:type="dxa"/>
-              <w:bottom w:w="80" w:type="dxa"/>
-              <w:left w:w="120" w:type="dxa"/>
-              <w:right w:w="120" w:type="dxa"/>
-            </w:tcMar>
-          </w:tcPr>
-          <w:p>
-            <w:pPr>
-              <w:spacing w:before="20" w:after="20" w:line="260" w:lineRule="auto"/>
-            </w:pPr>
-            <w:r>
-              <w:rPr>
-                <w:sz w:val="22"/>
-                <w:szCs w:val="22"/>
-              </w:rPr>
-              <w:t xml:space="preserve">Emilien seul au cabinet de lecture (alibi creux) ; il a racheté les terres Beauchamp en 1910 (aubaine louche).</w:t>
-            </w:r>
-          </w:p>
-        </w:tc>
-      </w:tr>
-      <w:tr>
-        <w:tc>
-          <w:tcPr>
-            <w:tcW w:w="800" w:type="dxa"/>
-            <w:tcMar>
-              <w:top w:w="80" w:type="dxa"/>
-              <w:bottom w:w="80" w:type="dxa"/>
-              <w:left w:w="120" w:type="dxa"/>
-              <w:right w:w="120" w:type="dxa"/>
-            </w:tcMar>
-          </w:tcPr>
-          <w:p>
-            <w:pPr>
-              <w:spacing w:before="20" w:after="20" w:line="260" w:lineRule="auto"/>
-            </w:pPr>
-            <w:r>
-              <w:rPr>
-                <w:sz w:val="22"/>
-                <w:szCs w:val="22"/>
-              </w:rPr>
               <w:t>III</w:t>
             </w:r>
           </w:p>
@@ -12375,16 +12020,6 @@
     <w:p>
       <w:pPr>
         <w:spacing w:before="60" w:after="60" w:line="300" w:lineRule="auto"/>
-        <w:ind w:left="360"/>
-        <w:jc w:val="both"/>
-      </w:pPr>
-      <w:r>
-        <w:t xml:space="preserve">« Maître Collin-Stanislas s’est isolé seul tout l’après-midi au cabinet de lecture. Un notaire qui fuit la compagnie un jour de meurtre… et il a fait fortune sur les terres Beauchamp en 1910. »</w:t>
-      </w:r>
-    </w:p>
-    <w:p>
-      <w:pPr>
-        <w:spacing w:before="60" w:after="60" w:line="300" w:lineRule="auto"/>
         <w:jc w:val="both"/>
       </w:pPr>
       <w:r>
@@ -12450,6 +12085,20 @@
           <w:color w:val="795548"/>
         </w:rPr>
         <w:t>Énigme finale du coffret — aide graduée</w:t>
+      </w:r>
+    </w:p>
+    <w:p>
+      <w:pPr>
+        <w:pStyle w:val="Titre3"/>
+        <w:spacing w:before="200" w:after="100"/>
+      </w:pPr>
+      <w:r>
+        <w:rPr>
+          <w:b/>
+          <w:bCs/>
+          <w:color w:val="795548"/>
+        </w:rPr>
+        <w:t xml:space="preserve">Comte Lorenzo Pariset &amp; Comtesse Lola Pariset : aucun secret. Témoignages corroboratifs (Théodorette 17h13/17h20, Lisa au salon, toast Amandinette). Tenues marquantes (canne d’ébène, perles bleu marine) — pour Boulet/Maëlys, faciles à situer.</w:t>
       </w:r>
     </w:p>
     <w:p>
@@ -13372,7 +13021,7 @@
                 <w:sz w:val="22"/>
                 <w:szCs w:val="22"/>
               </w:rPr>
-              <w:t xml:space="preserve">Cabinet de lecture — table</w:t>
+              <w:t>Dépendance — atelier de Léa</w:t>
             </w:r>
           </w:p>
         </w:tc>
@@ -13395,7 +13044,7 @@
                 <w:sz w:val="22"/>
                 <w:szCs w:val="22"/>
               </w:rPr>
-              <w:t xml:space="preserve">Dossier des terres + rappel de Léa (portefeuille d’Emilien)</w:t>
+              <w:t xml:space="preserve">Paquet de lettres « Alicia → B. »</w:t>
             </w:r>
           </w:p>
         </w:tc>
@@ -13418,7 +13067,7 @@
                 <w:sz w:val="22"/>
                 <w:szCs w:val="22"/>
               </w:rPr>
-              <w:t xml:space="preserve">Dossier de la famille des Beuhaies ; dans le portefeuille, rappel « E.C.S. — 5 000 £. Le passé Beauchamp ne s’efface pas. — L. ».</w:t>
+              <w:t>22 lettres tendres, ruban de soie.</w:t>
             </w:r>
           </w:p>
         </w:tc>
@@ -13443,7 +13092,7 @@
                 <w:sz w:val="22"/>
                 <w:szCs w:val="22"/>
               </w:rPr>
-              <w:t>Dépendance — atelier de Léa</w:t>
+              <w:t>Dépendance — atelier</w:t>
             </w:r>
           </w:p>
         </w:tc>
@@ -13466,7 +13115,7 @@
                 <w:sz w:val="22"/>
                 <w:szCs w:val="22"/>
               </w:rPr>
-              <w:t xml:space="preserve">Paquet de lettres « Alicia → B. »</w:t>
+              <w:t>Paquet de lettres « Marie » (par Léa)</w:t>
             </w:r>
           </w:p>
         </w:tc>
@@ -13489,7 +13138,7 @@
                 <w:sz w:val="22"/>
                 <w:szCs w:val="22"/>
               </w:rPr>
-              <w:t>22 lettres tendres, ruban de soie.</w:t>
+              <w:t>3-4 lettres dans une boîte de papier japonais.</w:t>
             </w:r>
           </w:p>
         </w:tc>
@@ -13537,7 +13186,7 @@
                 <w:sz w:val="22"/>
                 <w:szCs w:val="22"/>
               </w:rPr>
-              <w:t>Paquet de lettres « Marie » (par Léa)</w:t>
+              <w:t>Carnet codé de Léa</w:t>
             </w:r>
           </w:p>
         </w:tc>
@@ -13560,7 +13209,7 @@
                 <w:sz w:val="22"/>
                 <w:szCs w:val="22"/>
               </w:rPr>
-              <w:t>3-4 lettres dans une boîte de papier japonais.</w:t>
+              <w:t>Reproduction : page 1 — grille A=1…Z=9 + règle « initiales de ma phrase du jour ». Pages suivantes — journal de bord (5 entrées récentes), entrée du samedi 6 juin : « Au grand large » (encadrée comme "aujourd’hui"). Les comptes de chantage sont sur un cahier séparé dans le tiroir (optionnel).</w:t>
             </w:r>
           </w:p>
         </w:tc>
@@ -13608,7 +13257,7 @@
                 <w:sz w:val="22"/>
                 <w:szCs w:val="22"/>
               </w:rPr>
-              <w:t>Carnet codé de Léa</w:t>
+              <w:t>Notes de recherche de Léa</w:t>
             </w:r>
           </w:p>
         </w:tc>
@@ -13631,7 +13280,7 @@
                 <w:sz w:val="22"/>
                 <w:szCs w:val="22"/>
               </w:rPr>
-              <w:t>Reproduction : page 1 — grille A=1…Z=9 + règle « initiales de ma phrase du jour ». Pages suivantes — journal de bord (5 entrées récentes), entrée du samedi 6 juin : « Au grand large » (encadrée comme "aujourd’hui"). Les comptes de chantage sont sur un cahier séparé dans le tiroir (optionnel).</w:t>
+              <w:t>Notes manuscrites « Les Servantes » + identification A.G.L.</w:t>
             </w:r>
           </w:p>
         </w:tc>
@@ -13656,77 +13305,6 @@
                 <w:sz w:val="22"/>
                 <w:szCs w:val="22"/>
               </w:rPr>
-              <w:t>Dépendance — atelier</w:t>
-            </w:r>
-          </w:p>
-        </w:tc>
-        <w:tc>
-          <w:tcPr>
-            <w:tcW w:w="2800" w:type="dxa"/>
-            <w:tcMar>
-              <w:top w:w="80" w:type="dxa"/>
-              <w:bottom w:w="80" w:type="dxa"/>
-              <w:left w:w="120" w:type="dxa"/>
-              <w:right w:w="120" w:type="dxa"/>
-            </w:tcMar>
-          </w:tcPr>
-          <w:p>
-            <w:pPr>
-              <w:spacing w:before="20" w:after="20" w:line="260" w:lineRule="auto"/>
-            </w:pPr>
-            <w:r>
-              <w:rPr>
-                <w:sz w:val="22"/>
-                <w:szCs w:val="22"/>
-              </w:rPr>
-              <w:t>Notes de recherche de Léa</w:t>
-            </w:r>
-          </w:p>
-        </w:tc>
-        <w:tc>
-          <w:tcPr>
-            <w:tcW w:w="4360" w:type="dxa"/>
-            <w:tcMar>
-              <w:top w:w="80" w:type="dxa"/>
-              <w:bottom w:w="80" w:type="dxa"/>
-              <w:left w:w="120" w:type="dxa"/>
-              <w:right w:w="120" w:type="dxa"/>
-            </w:tcMar>
-          </w:tcPr>
-          <w:p>
-            <w:pPr>
-              <w:spacing w:before="20" w:after="20" w:line="260" w:lineRule="auto"/>
-            </w:pPr>
-            <w:r>
-              <w:rPr>
-                <w:sz w:val="22"/>
-                <w:szCs w:val="22"/>
-              </w:rPr>
-              <w:t>Notes manuscrites « Les Servantes » + identification A.G.L.</w:t>
-            </w:r>
-          </w:p>
-        </w:tc>
-      </w:tr>
-      <w:tr>
-        <w:tc>
-          <w:tcPr>
-            <w:tcW w:w="2200" w:type="dxa"/>
-            <w:tcMar>
-              <w:top w:w="80" w:type="dxa"/>
-              <w:bottom w:w="80" w:type="dxa"/>
-              <w:left w:w="120" w:type="dxa"/>
-              <w:right w:w="120" w:type="dxa"/>
-            </w:tcMar>
-          </w:tcPr>
-          <w:p>
-            <w:pPr>
-              <w:spacing w:before="20" w:after="20" w:line="260" w:lineRule="auto"/>
-            </w:pPr>
-            <w:r>
-              <w:rPr>
-                <w:sz w:val="22"/>
-                <w:szCs w:val="22"/>
-              </w:rPr>
               <w:t>Dépendance — sol</w:t>
             </w:r>
           </w:p>
@@ -14002,7 +13580,7 @@
         <w:rPr>
           <w:sz w:val="22"/>
         </w:rPr>
-        <w:t xml:space="preserve">Léa avait l’intention de quitter le continent après cette soirée. Le matin du 6 juin, elle a remis à chaque chantagé un dernier « rappel d’échéance ». Préparez les neuf notes ci-dessous (papier crème, encre noire, écriture cursive) et confiez-les la veille aux comédiens concernés, avec consigne de ne les sortir que sur levier précis.</w:t>
+        <w:t xml:space="preserve">Léa avait l’intention de quitter le continent après cette soirée. Le matin du 6 juin, elle a remis à chaque chantagé un dernier « rappel d’échéance ». Préparez les huit notes ci-dessous (papier crème, encre noire, écriture cursive) et confiez-les la veille aux comédiens concernés, avec consigne de ne les sortir que sur levier précis.</w:t>
       </w:r>
     </w:p>
     <w:p>
@@ -14067,14 +13645,6 @@
           <w:sz w:val="22"/>
         </w:rPr>
         <w:t xml:space="preserve">• Lisa (origines — 800 £) : mot brûlé dans un cendrier du salon. Pas de prop physique à laisser. Lisa l’avoue si on évoque ses origines modestes ou le chantage de Léa.</w:t>
-      </w:r>
-    </w:p>
-    <w:p>
-      <w:r>
-        <w:rPr>
-          <w:sz w:val="22"/>
-        </w:rPr>
-        <w:t xml:space="preserve">• Emilien (faux de 1910 — 5 000 £) : rappel glissé dans son portefeuille — « E.C.S. — 5 000 £. Le passé Beauchamp ne s’efface pas. — L. ». Trouvable s’il est pressé ou fouillé au cabinet de lecture.</w:t>
       </w:r>
     </w:p>
     <w:p>
